--- a/documents/3as_ge/modhakirat/modhakira_wahda4_3as_ge.docx
+++ b/documents/3as_ge/modhakirat/modhakira_wahda4_3as_ge.docx
@@ -1276,6 +1276,7 @@
           <w:tcPr/>
           <w:p>
             <w:pPr>
+              <w:pStyle w:val="Compact"/>
               <w:bidi/>
               <w:jc w:val="left"/>
             </w:pPr>
@@ -1481,6 +1482,57 @@
               <w:t xml:space="preserve">.</w:t>
             </w:r>
           </w:p>
+        </w:tc>
+        <w:tc>
+          <w:tcPr>
+            <w:shd w:val="clear" w:color="auto" w:fill="E4E7ED"/>
+          </w:tcPr>
+          <w:p>
+            <w:pPr>
+              <w:pStyle w:val="Compact"/>
+              <w:bidi/>
+              <w:jc w:val="left"/>
+            </w:pPr>
+            <w:r>
+              <w:rPr>
+                <w:rtl/>
+              </w:rPr>
+              <w:t xml:space="preserve"/>
+            </w:r>
+            <w:r>
+              <w:rPr>
+                <w:b/>
+                <w:bCs/>
+                <w:rtl/>
+              </w:rPr>
+              <w:t xml:space="preserve">بناء المعارف</w:t>
+            </w:r>
+          </w:p>
+        </w:tc>
+      </w:tr>
+      <w:tr>
+        <w:tc>
+          <w:tcPr/>
+          <w:p>
+            <w:pPr>
+              <w:pStyle w:val="Compact"/>
+              <w:bidi/>
+              <w:jc w:val="center"/>
+            </w:pPr>
+          </w:p>
+        </w:tc>
+        <w:tc>
+          <w:tcPr/>
+          <w:p>
+            <w:pPr>
+              <w:pStyle w:val="Compact"/>
+              <w:bidi/>
+              <w:jc w:val="center"/>
+            </w:pPr>
+          </w:p>
+        </w:tc>
+        <w:tc>
+          <w:tcPr/>
           <w:p>
             <w:pPr>
               <w:bidi/>
@@ -1775,14 +1827,6 @@
                 <w:rtl/>
               </w:rPr>
               <w:t xml:space="preserve"/>
-            </w:r>
-            <w:r>
-              <w:rPr>
-                <w:b/>
-                <w:bCs/>
-                <w:rtl/>
-              </w:rPr>
-              <w:t xml:space="preserve">بناء المعارف</w:t>
             </w:r>
           </w:p>
         </w:tc>
@@ -1844,7 +1888,7 @@
                     <a:graphicData uri="http://schemas.openxmlformats.org/drawingml/2006/picture">
                       <pic:pic>
                         <pic:nvPicPr>
-                          <pic:cNvPr id="0" name="03f699a8469feb83.png"/>
+                          <pic:cNvPr id="0" name="171dd82899c1f33f.png"/>
                           <pic:cNvPicPr/>
                         </pic:nvPicPr>
                         <pic:blipFill>
@@ -1867,6 +1911,49 @@
               </w:drawing>
             </w:r>
           </w:p>
+        </w:tc>
+        <w:tc>
+          <w:tcPr>
+            <w:shd w:val="clear" w:color="auto" w:fill="E4E7ED"/>
+          </w:tcPr>
+          <w:p>
+            <w:pPr>
+              <w:pStyle w:val="Compact"/>
+              <w:bidi/>
+              <w:jc w:val="left"/>
+            </w:pPr>
+            <w:r>
+              <w:rPr>
+                <w:rtl/>
+              </w:rPr>
+              <w:t xml:space="preserve"/>
+            </w:r>
+          </w:p>
+        </w:tc>
+      </w:tr>
+      <w:tr>
+        <w:tc>
+          <w:tcPr/>
+          <w:p>
+            <w:pPr>
+              <w:pStyle w:val="Compact"/>
+              <w:bidi/>
+              <w:jc w:val="center"/>
+            </w:pPr>
+          </w:p>
+        </w:tc>
+        <w:tc>
+          <w:tcPr/>
+          <w:p>
+            <w:pPr>
+              <w:pStyle w:val="Compact"/>
+              <w:bidi/>
+              <w:jc w:val="center"/>
+            </w:pPr>
+          </w:p>
+        </w:tc>
+        <w:tc>
+          <w:tcPr/>
           <w:p>
             <w:pPr>
               <w:bidi/>
@@ -2873,283 +2960,35 @@
               </w:rPr>
               <w:t xml:space="preserve"> </w:t>
             </w:r>
-            <m:oMath>
-              <m:r>
-                <m:t>F</m:t>
-              </m:r>
-              <m:d>
-                <m:dPr>
-                  <m:begChr m:val="("/>
-                  <m:endChr m:val=")"/>
-                  <m:sepChr m:val=""/>
-                  <m:grow/>
-                </m:dPr>
-                <m:e>
-                  <m:r>
-                    <m:t>x</m:t>
-                  </m:r>
-                </m:e>
-              </m:d>
-              <m:r>
-                <m:rPr>
-                  <m:sty m:val="p"/>
-                </m:rPr>
-                <m:t>=</m:t>
-              </m:r>
-              <m:f>
-                <m:fPr>
-                  <m:type m:val="bar"/>
-                </m:fPr>
-                <m:num>
-                  <m:sSup>
-                    <m:e>
-                      <m:r>
-                        <m:t>x</m:t>
-                      </m:r>
-                    </m:e>
-                    <m:sup>
-                      <m:r>
-                        <m:t>3</m:t>
-                      </m:r>
-                    </m:sup>
-                  </m:sSup>
-                </m:num>
-                <m:den>
-                  <m:r>
-                    <m:t>3</m:t>
-                  </m:r>
-                </m:den>
-              </m:f>
-              <m:r>
-                <m:rPr>
-                  <m:sty m:val="p"/>
-                </m:rPr>
-                <m:t>−</m:t>
-              </m:r>
-              <m:sSup>
-                <m:e>
-                  <m:r>
-                    <m:t>x</m:t>
-                  </m:r>
-                </m:e>
-                <m:sup>
-                  <m:r>
-                    <m:t>2</m:t>
-                  </m:r>
-                </m:sup>
-              </m:sSup>
-              <m:r>
-                <m:rPr>
-                  <m:sty m:val="p"/>
-                </m:rPr>
-                <m:t>+</m:t>
-              </m:r>
-              <m:r>
-                <m:t>3</m:t>
-              </m:r>
-              <m:r>
-                <m:t>x</m:t>
-              </m:r>
-            </m:oMath>
-            <w:r>
-              <w:rPr>
-                <w:rtl/>
-              </w:rPr>
-              <w:t xml:space="preserve"> </w:t>
-            </w:r>
-            <w:r>
-              <w:rPr>
-                <w:rtl/>
-              </w:rPr>
-              <w:t xml:space="preserve">؛</w:t>
-            </w:r>
-            <w:r>
-              <w:rPr>
-                <w:rtl/>
-              </w:rPr>
-              <w:t xml:space="preserve"> </w:t>
-            </w:r>
-            <m:oMath>
-              <m:r>
-                <m:t>G</m:t>
-              </m:r>
-              <m:d>
-                <m:dPr>
-                  <m:begChr m:val="("/>
-                  <m:endChr m:val=")"/>
-                  <m:sepChr m:val=""/>
-                  <m:grow/>
-                </m:dPr>
-                <m:e>
-                  <m:r>
-                    <m:t>x</m:t>
-                  </m:r>
-                </m:e>
-              </m:d>
-              <m:r>
-                <m:rPr>
-                  <m:sty m:val="p"/>
-                </m:rPr>
-                <m:t>=</m:t>
-              </m:r>
-              <m:r>
-                <m:rPr>
-                  <m:sty m:val="p"/>
-                </m:rPr>
-                <m:t>−</m:t>
-              </m:r>
-              <m:f>
-                <m:fPr>
-                  <m:type m:val="bar"/>
-                </m:fPr>
-                <m:num>
-                  <m:r>
-                    <m:t>2</m:t>
-                  </m:r>
-                </m:num>
-                <m:den>
-                  <m:r>
-                    <m:t>x</m:t>
-                  </m:r>
-                </m:den>
-              </m:f>
-            </m:oMath>
-            <w:r>
-              <w:rPr>
-                <w:rtl/>
-              </w:rPr>
-              <w:t xml:space="preserve"> </w:t>
-            </w:r>
-            <w:r>
-              <w:rPr>
-                <w:rtl/>
-              </w:rPr>
-              <w:t xml:space="preserve">؛</w:t>
-            </w:r>
-            <w:r>
-              <w:rPr>
-                <w:rtl/>
-              </w:rPr>
-              <w:t xml:space="preserve"> </w:t>
-            </w:r>
-            <m:oMath>
-              <m:r>
-                <m:t>H</m:t>
-              </m:r>
-              <m:d>
-                <m:dPr>
-                  <m:begChr m:val="("/>
-                  <m:endChr m:val=")"/>
-                  <m:sepChr m:val=""/>
-                  <m:grow/>
-                </m:dPr>
-                <m:e>
-                  <m:r>
-                    <m:t>x</m:t>
-                  </m:r>
-                </m:e>
-              </m:d>
-              <m:r>
-                <m:rPr>
-                  <m:sty m:val="p"/>
-                </m:rPr>
-                <m:t>=</m:t>
-              </m:r>
-              <m:r>
-                <m:rPr>
-                  <m:sty m:val="p"/>
-                </m:rPr>
-                <m:t>−</m:t>
-              </m:r>
-              <m:f>
-                <m:fPr>
-                  <m:type m:val="bar"/>
-                </m:fPr>
-                <m:num>
-                  <m:r>
-                    <m:t>1</m:t>
-                  </m:r>
-                </m:num>
-                <m:den>
-                  <m:r>
-                    <m:t>3</m:t>
-                  </m:r>
-                  <m:r>
-                    <m:t>x</m:t>
-                  </m:r>
-                  <m:r>
-                    <m:rPr>
-                      <m:sty m:val="p"/>
-                    </m:rPr>
-                    <m:t>−</m:t>
-                  </m:r>
-                  <m:r>
-                    <m:t>1</m:t>
-                  </m:r>
-                </m:den>
-              </m:f>
-            </m:oMath>
-            <w:r>
-              <w:rPr>
-                <w:rtl/>
-              </w:rPr>
-              <w:t xml:space="preserve"> </w:t>
-            </w:r>
-            <w:r>
-              <w:rPr>
-                <w:rtl/>
-              </w:rPr>
-              <w:t xml:space="preserve">(من الشكل</w:t>
-            </w:r>
-            <w:r>
-              <w:rPr>
-                <w:rtl/>
-              </w:rPr>
-              <w:t xml:space="preserve"> </w:t>
-            </w:r>
-            <m:oMath>
-              <m:f>
-                <m:fPr>
-                  <m:type m:val="bar"/>
-                </m:fPr>
-                <m:num>
-                  <m:sSup>
-                    <m:e>
-                      <m:r>
-                        <m:t>u</m:t>
-                      </m:r>
-                    </m:e>
-                    <m:sup>
-                      <m:r>
-                        <m:rPr>
-                          <m:sty m:val="p"/>
-                        </m:rPr>
-                        <m:t>′</m:t>
-                      </m:r>
-                    </m:sup>
-                  </m:sSup>
-                </m:num>
-                <m:den>
-                  <m:sSup>
-                    <m:e>
-                      <m:r>
-                        <m:t>u</m:t>
-                      </m:r>
-                    </m:e>
-                    <m:sup>
-                      <m:r>
-                        <m:t>2</m:t>
-                      </m:r>
-                    </m:sup>
-                  </m:sSup>
-                </m:den>
-              </m:f>
-            </m:oMath>
-            <w:r>
-              <w:rPr>
-                <w:rtl/>
-              </w:rPr>
-              <w:t xml:space="preserve">).</w:t>
+            <w:r>
+              <w:rPr>
+                <w:rtl/>
+              </w:rPr>
+              <w:t xml:space="preserve">‎$\RR{F(x)=\dfrac{x^3}3-x^2+3x}$</w:t>
+            </w:r>
+            <w:r>
+              <w:rPr>
+                <w:rtl/>
+              </w:rPr>
+              <w:t xml:space="preserve"> </w:t>
+            </w:r>
+            <w:r>
+              <w:rPr>
+                <w:rtl/>
+              </w:rPr>
+              <w:t xml:space="preserve">‎$\RR{G(x)=-\dfrac2x}$</w:t>
+            </w:r>
+            <w:r>
+              <w:rPr>
+                <w:rtl/>
+              </w:rPr>
+              <w:t xml:space="preserve"> </w:t>
+            </w:r>
+            <w:r>
+              <w:rPr>
+                <w:rtl/>
+              </w:rPr>
+              <w:t xml:space="preserve">‎$\RR{H(x)=-\dfrac1{3x-1}}$</w:t>
             </w:r>
           </w:p>
           <w:p>
@@ -4344,6 +4183,7 @@
           <w:tcPr/>
           <w:p>
             <w:pPr>
+              <w:pStyle w:val="Compact"/>
               <w:bidi/>
               <w:jc w:val="left"/>
             </w:pPr>
@@ -4589,8 +4429,60 @@
               <w:t xml:space="preserve">.</w:t>
             </w:r>
           </w:p>
-          <w:p>
-            <w:pPr>
+        </w:tc>
+        <w:tc>
+          <w:tcPr>
+            <w:shd w:val="clear" w:color="auto" w:fill="E4E7ED"/>
+          </w:tcPr>
+          <w:p>
+            <w:pPr>
+              <w:pStyle w:val="Compact"/>
+              <w:bidi/>
+              <w:jc w:val="left"/>
+            </w:pPr>
+            <w:r>
+              <w:rPr>
+                <w:rtl/>
+              </w:rPr>
+              <w:t xml:space="preserve"/>
+            </w:r>
+            <w:r>
+              <w:rPr>
+                <w:b/>
+                <w:bCs/>
+                <w:rtl/>
+              </w:rPr>
+              <w:t xml:space="preserve">بناء المعارف</w:t>
+            </w:r>
+          </w:p>
+        </w:tc>
+      </w:tr>
+      <w:tr>
+        <w:tc>
+          <w:tcPr/>
+          <w:p>
+            <w:pPr>
+              <w:pStyle w:val="Compact"/>
+              <w:bidi/>
+              <w:jc w:val="center"/>
+            </w:pPr>
+          </w:p>
+        </w:tc>
+        <w:tc>
+          <w:tcPr/>
+          <w:p>
+            <w:pPr>
+              <w:pStyle w:val="Compact"/>
+              <w:bidi/>
+              <w:jc w:val="center"/>
+            </w:pPr>
+          </w:p>
+        </w:tc>
+        <w:tc>
+          <w:tcPr/>
+          <w:p>
+            <w:pPr>
+              <w:pStyle w:val="Compact"/>
               <w:bidi/>
               <w:jc w:val="left"/>
             </w:pPr>
@@ -4767,14 +4659,6 @@
               </w:rPr>
               <w:t xml:space="preserve"/>
             </w:r>
-            <w:r>
-              <w:rPr>
-                <w:b/>
-                <w:bCs/>
-                <w:rtl/>
-              </w:rPr>
-              <w:t xml:space="preserve">بناء المعارف</w:t>
-            </w:r>
           </w:p>
         </w:tc>
       </w:tr>
@@ -4803,6 +4687,7 @@
           <w:tcPr/>
           <w:p>
             <w:pPr>
+              <w:pStyle w:val="Compact"/>
               <w:bidi/>
               <w:jc w:val="left"/>
             </w:pPr>
@@ -5153,8 +5038,52 @@
               <w:t xml:space="preserve">.</w:t>
             </w:r>
           </w:p>
-          <w:p>
-            <w:pPr>
+        </w:tc>
+        <w:tc>
+          <w:tcPr>
+            <w:shd w:val="clear" w:color="auto" w:fill="E4E7ED"/>
+          </w:tcPr>
+          <w:p>
+            <w:pPr>
+              <w:pStyle w:val="Compact"/>
+              <w:bidi/>
+              <w:jc w:val="left"/>
+            </w:pPr>
+            <w:r>
+              <w:rPr>
+                <w:rtl/>
+              </w:rPr>
+              <w:t xml:space="preserve"/>
+            </w:r>
+          </w:p>
+        </w:tc>
+      </w:tr>
+      <w:tr>
+        <w:tc>
+          <w:tcPr/>
+          <w:p>
+            <w:pPr>
+              <w:pStyle w:val="Compact"/>
+              <w:bidi/>
+              <w:jc w:val="center"/>
+            </w:pPr>
+          </w:p>
+        </w:tc>
+        <w:tc>
+          <w:tcPr/>
+          <w:p>
+            <w:pPr>
+              <w:pStyle w:val="Compact"/>
+              <w:bidi/>
+              <w:jc w:val="center"/>
+            </w:pPr>
+          </w:p>
+        </w:tc>
+        <w:tc>
+          <w:tcPr/>
+          <w:p>
+            <w:pPr>
+              <w:pStyle w:val="Compact"/>
               <w:bidi/>
               <w:jc w:val="left"/>
             </w:pPr>
@@ -5375,7 +5304,33 @@
               <w:rPr>
                 <w:rtl/>
               </w:rPr>
-              <w:t xml:space="preserve">. 1) عيّن الكلفة الإجمالية</w:t>
+              <w:t xml:space="preserve">.</w:t>
+            </w:r>
+          </w:p>
+          <w:p>
+            <w:pPr>
+              <w:bidi/>
+              <w:jc w:val="left"/>
+            </w:pPr>
+            <w:r>
+              <w:rPr>
+                <w:b/>
+                <w:bCs/>
+                <w:rtl/>
+              </w:rPr>
+              <w:t xml:space="preserve">(1)</w:t>
+            </w:r>
+            <w:r>
+              <w:rPr>
+                <w:rtl/>
+              </w:rPr>
+              <w:t xml:space="preserve"> </w:t>
+            </w:r>
+            <w:r>
+              <w:rPr>
+                <w:rtl/>
+              </w:rPr>
+              <w:t xml:space="preserve">عيّن الكلفة الإجمالية</w:t>
             </w:r>
             <w:r>
               <w:rPr>
@@ -5405,7 +5360,33 @@
               <w:rPr>
                 <w:rtl/>
               </w:rPr>
-              <w:t xml:space="preserve">. 2) ثمن بيع الوحدة</w:t>
+              <w:t xml:space="preserve">.</w:t>
+            </w:r>
+          </w:p>
+          <w:p>
+            <w:pPr>
+              <w:bidi/>
+              <w:jc w:val="left"/>
+            </w:pPr>
+            <w:r>
+              <w:rPr>
+                <w:b/>
+                <w:bCs/>
+                <w:rtl/>
+              </w:rPr>
+              <w:t xml:space="preserve">(2)</w:t>
+            </w:r>
+            <w:r>
+              <w:rPr>
+                <w:rtl/>
+              </w:rPr>
+              <w:t xml:space="preserve"> </w:t>
+            </w:r>
+            <w:r>
+              <w:rPr>
+                <w:rtl/>
+              </w:rPr>
+              <w:t xml:space="preserve">ثمن بيع الوحدة</w:t>
             </w:r>
             <w:r>
               <w:rPr>
@@ -5468,256 +5449,36 @@
               </w:rPr>
               <w:t xml:space="preserve">الحل:</w:t>
             </w:r>
-            <w:r>
-              <w:rPr>
-                <w:rtl/>
-              </w:rPr>
-              <w:t xml:space="preserve"> </w:t>
-            </w:r>
-            <w:r>
-              <w:rPr>
-                <w:rtl/>
-              </w:rPr>
-              <w:t xml:space="preserve">1)</w:t>
-            </w:r>
-            <w:r>
-              <w:rPr>
-                <w:rtl/>
-              </w:rPr>
-              <w:t xml:space="preserve"> </w:t>
-            </w:r>
-            <m:oMath>
-              <m:r>
-                <m:t>C</m:t>
-              </m:r>
-              <m:d>
-                <m:dPr>
-                  <m:begChr m:val="("/>
-                  <m:endChr m:val=")"/>
-                  <m:sepChr m:val=""/>
-                  <m:grow/>
-                </m:dPr>
-                <m:e>
-                  <m:r>
-                    <m:t>q</m:t>
-                  </m:r>
-                </m:e>
-              </m:d>
-              <m:r>
-                <m:rPr>
-                  <m:sty m:val="p"/>
-                </m:rPr>
-                <m:t>=</m:t>
-              </m:r>
-              <m:f>
-                <m:fPr>
-                  <m:type m:val="bar"/>
-                </m:fPr>
-                <m:num>
-                  <m:sSup>
-                    <m:e>
-                      <m:r>
-                        <m:t>q</m:t>
-                      </m:r>
-                    </m:e>
-                    <m:sup>
-                      <m:r>
-                        <m:t>3</m:t>
-                      </m:r>
-                    </m:sup>
-                  </m:sSup>
-                </m:num>
-                <m:den>
-                  <m:r>
-                    <m:t>3</m:t>
-                  </m:r>
-                </m:den>
-              </m:f>
-              <m:r>
-                <m:rPr>
-                  <m:sty m:val="p"/>
-                </m:rPr>
-                <m:t>−</m:t>
-              </m:r>
-              <m:r>
-                <m:t>4</m:t>
-              </m:r>
-              <m:sSup>
-                <m:e>
-                  <m:r>
-                    <m:t>q</m:t>
-                  </m:r>
-                </m:e>
-                <m:sup>
-                  <m:r>
-                    <m:t>2</m:t>
-                  </m:r>
-                </m:sup>
-              </m:sSup>
-              <m:r>
-                <m:rPr>
-                  <m:sty m:val="p"/>
-                </m:rPr>
-                <m:t>+</m:t>
-              </m:r>
-              <m:r>
-                <m:t>20</m:t>
-              </m:r>
-              <m:r>
-                <m:t>q</m:t>
-              </m:r>
-              <m:r>
-                <m:rPr>
-                  <m:sty m:val="p"/>
-                </m:rPr>
-                <m:t>+</m:t>
-              </m:r>
-              <m:r>
-                <m:t>50</m:t>
-              </m:r>
-            </m:oMath>
-            <w:r>
-              <w:rPr>
-                <w:rtl/>
-              </w:rPr>
-              <w:t xml:space="preserve">. 2)</w:t>
-            </w:r>
-            <w:r>
-              <w:rPr>
-                <w:rtl/>
-              </w:rPr>
-              <w:t xml:space="preserve"> </w:t>
-            </w:r>
-            <m:oMath>
-              <m:r>
-                <m:t>B</m:t>
-              </m:r>
-              <m:d>
-                <m:dPr>
-                  <m:begChr m:val="("/>
-                  <m:endChr m:val=")"/>
-                  <m:sepChr m:val=""/>
-                  <m:grow/>
-                </m:dPr>
-                <m:e>
-                  <m:r>
-                    <m:t>q</m:t>
-                  </m:r>
-                </m:e>
-              </m:d>
-              <m:r>
-                <m:rPr>
-                  <m:sty m:val="p"/>
-                </m:rPr>
-                <m:t>=</m:t>
-              </m:r>
-              <m:r>
-                <m:t>68</m:t>
-              </m:r>
-              <m:r>
-                <m:t>q</m:t>
-              </m:r>
-              <m:r>
-                <m:rPr>
-                  <m:sty m:val="p"/>
-                </m:rPr>
-                <m:t>−</m:t>
-              </m:r>
-              <m:r>
-                <m:t>C</m:t>
-              </m:r>
-              <m:d>
-                <m:dPr>
-                  <m:begChr m:val="("/>
-                  <m:endChr m:val=")"/>
-                  <m:sepChr m:val=""/>
-                  <m:grow/>
-                </m:dPr>
-                <m:e>
-                  <m:r>
-                    <m:t>q</m:t>
-                  </m:r>
-                </m:e>
-              </m:d>
-              <m:r>
-                <m:rPr>
-                  <m:sty m:val="p"/>
-                </m:rPr>
-                <m:t>=</m:t>
-              </m:r>
-              <m:r>
-                <m:rPr>
-                  <m:sty m:val="p"/>
-                </m:rPr>
-                <m:t>−</m:t>
-              </m:r>
-              <m:f>
-                <m:fPr>
-                  <m:type m:val="bar"/>
-                </m:fPr>
-                <m:num>
-                  <m:sSup>
-                    <m:e>
-                      <m:r>
-                        <m:t>q</m:t>
-                      </m:r>
-                    </m:e>
-                    <m:sup>
-                      <m:r>
-                        <m:t>3</m:t>
-                      </m:r>
-                    </m:sup>
-                  </m:sSup>
-                </m:num>
-                <m:den>
-                  <m:r>
-                    <m:t>3</m:t>
-                  </m:r>
-                </m:den>
-              </m:f>
-              <m:r>
-                <m:rPr>
-                  <m:sty m:val="p"/>
-                </m:rPr>
-                <m:t>+</m:t>
-              </m:r>
-              <m:r>
-                <m:t>4</m:t>
-              </m:r>
-              <m:sSup>
-                <m:e>
-                  <m:r>
-                    <m:t>q</m:t>
-                  </m:r>
-                </m:e>
-                <m:sup>
-                  <m:r>
-                    <m:t>2</m:t>
-                  </m:r>
-                </m:sup>
-              </m:sSup>
-              <m:r>
-                <m:rPr>
-                  <m:sty m:val="p"/>
-                </m:rPr>
-                <m:t>+</m:t>
-              </m:r>
-              <m:r>
-                <m:t>48</m:t>
-              </m:r>
-              <m:r>
-                <m:t>q</m:t>
-              </m:r>
-              <m:r>
-                <m:rPr>
-                  <m:sty m:val="p"/>
-                </m:rPr>
-                <m:t>−</m:t>
-              </m:r>
-              <m:r>
-                <m:t>50</m:t>
-              </m:r>
-            </m:oMath>
+          </w:p>
+          <w:p>
+            <w:pPr>
+              <w:bidi/>
+              <w:jc w:val="left"/>
+            </w:pPr>
+            <w:r>
+              <w:rPr>
+                <w:rtl/>
+              </w:rPr>
+              <w:t xml:space="preserve">‎$\RR{C(q)=\dfrac{q^3}3-4q^2+20q+50}$</w:t>
+            </w:r>
+            <w:r>
+              <w:rPr>
+                <w:rtl/>
+              </w:rPr>
+              <w:t xml:space="preserve">.</w:t>
+            </w:r>
+          </w:p>
+          <w:p>
+            <w:pPr>
+              <w:bidi/>
+              <w:jc w:val="left"/>
+            </w:pPr>
+            <w:r>
+              <w:rPr>
+                <w:rtl/>
+              </w:rPr>
+              <w:t xml:space="preserve">‎$\RR{B(q)=68q-C(q)=-\dfrac{q^3}3+4q^2+48q-50}$</w:t>
+            </w:r>
             <w:r>
               <w:rPr>
                 <w:rtl/>
@@ -6765,7 +6526,7 @@
                     <a:graphicData uri="http://schemas.openxmlformats.org/drawingml/2006/picture">
                       <pic:pic>
                         <pic:nvPicPr>
-                          <pic:cNvPr id="0" name="cf68b4ee8dfbd740.png"/>
+                          <pic:cNvPr id="0" name="4389d88b352dfe0d.png"/>
                           <pic:cNvPicPr/>
                         </pic:nvPicPr>
                         <pic:blipFill>
@@ -7115,6 +6876,7 @@
           <w:tcPr/>
           <w:p>
             <w:pPr>
+              <w:pStyle w:val="Compact"/>
               <w:bidi/>
               <w:jc w:val="left"/>
             </w:pPr>
@@ -7410,8 +7172,60 @@
               <w:t xml:space="preserve">.</w:t>
             </w:r>
           </w:p>
-          <w:p>
-            <w:pPr>
+        </w:tc>
+        <w:tc>
+          <w:tcPr>
+            <w:shd w:val="clear" w:color="auto" w:fill="E4E7ED"/>
+          </w:tcPr>
+          <w:p>
+            <w:pPr>
+              <w:pStyle w:val="Compact"/>
+              <w:bidi/>
+              <w:jc w:val="left"/>
+            </w:pPr>
+            <w:r>
+              <w:rPr>
+                <w:rtl/>
+              </w:rPr>
+              <w:t xml:space="preserve"/>
+            </w:r>
+            <w:r>
+              <w:rPr>
+                <w:b/>
+                <w:bCs/>
+                <w:rtl/>
+              </w:rPr>
+              <w:t xml:space="preserve">بناء المعارف</w:t>
+            </w:r>
+          </w:p>
+        </w:tc>
+      </w:tr>
+      <w:tr>
+        <w:tc>
+          <w:tcPr/>
+          <w:p>
+            <w:pPr>
+              <w:pStyle w:val="Compact"/>
+              <w:bidi/>
+              <w:jc w:val="center"/>
+            </w:pPr>
+          </w:p>
+        </w:tc>
+        <w:tc>
+          <w:tcPr/>
+          <w:p>
+            <w:pPr>
+              <w:pStyle w:val="Compact"/>
+              <w:bidi/>
+              <w:jc w:val="center"/>
+            </w:pPr>
+          </w:p>
+        </w:tc>
+        <w:tc>
+          <w:tcPr/>
+          <w:p>
+            <w:pPr>
+              <w:pStyle w:val="Compact"/>
               <w:bidi/>
               <w:jc w:val="left"/>
             </w:pPr>
@@ -7692,14 +7506,6 @@
                 <w:rtl/>
               </w:rPr>
               <w:t xml:space="preserve"/>
-            </w:r>
-            <w:r>
-              <w:rPr>
-                <w:b/>
-                <w:bCs/>
-                <w:rtl/>
-              </w:rPr>
-              <w:t xml:space="preserve">بناء المعارف</w:t>
             </w:r>
           </w:p>
         </w:tc>
@@ -7891,7 +7697,7 @@
                     <a:graphicData uri="http://schemas.openxmlformats.org/drawingml/2006/picture">
                       <pic:pic>
                         <pic:nvPicPr>
-                          <pic:cNvPr id="0" name="e6507f482bb81d8f.png"/>
+                          <pic:cNvPr id="0" name="4426df02d174596d.png"/>
                           <pic:cNvPicPr/>
                         </pic:nvPicPr>
                         <pic:blipFill>
@@ -7914,8 +7720,52 @@
               </w:drawing>
             </w:r>
           </w:p>
-          <w:p>
-            <w:pPr>
+        </w:tc>
+        <w:tc>
+          <w:tcPr>
+            <w:shd w:val="clear" w:color="auto" w:fill="E4E7ED"/>
+          </w:tcPr>
+          <w:p>
+            <w:pPr>
+              <w:pStyle w:val="Compact"/>
+              <w:bidi/>
+              <w:jc w:val="left"/>
+            </w:pPr>
+            <w:r>
+              <w:rPr>
+                <w:rtl/>
+              </w:rPr>
+              <w:t xml:space="preserve"/>
+            </w:r>
+          </w:p>
+        </w:tc>
+      </w:tr>
+      <w:tr>
+        <w:tc>
+          <w:tcPr/>
+          <w:p>
+            <w:pPr>
+              <w:pStyle w:val="Compact"/>
+              <w:bidi/>
+              <w:jc w:val="center"/>
+            </w:pPr>
+          </w:p>
+        </w:tc>
+        <w:tc>
+          <w:tcPr/>
+          <w:p>
+            <w:pPr>
+              <w:pStyle w:val="Compact"/>
+              <w:bidi/>
+              <w:jc w:val="center"/>
+            </w:pPr>
+          </w:p>
+        </w:tc>
+        <w:tc>
+          <w:tcPr/>
+          <w:p>
+            <w:pPr>
+              <w:pStyle w:val="Compact"/>
               <w:bidi/>
               <w:jc w:val="left"/>
             </w:pPr>
@@ -8531,199 +8381,65 @@
               </w:rPr>
               <w:t xml:space="preserve"> </w:t>
             </w:r>
-            <m:oMath>
-              <m:r>
-                <m:t>6</m:t>
-              </m:r>
-            </m:oMath>
-            <w:r>
-              <w:rPr>
-                <w:rtl/>
-              </w:rPr>
-              <w:t xml:space="preserve"> </w:t>
-            </w:r>
-            <w:r>
-              <w:rPr>
-                <w:rtl/>
-              </w:rPr>
-              <w:t xml:space="preserve">؛</w:t>
-            </w:r>
-            <w:r>
-              <w:rPr>
-                <w:rtl/>
-              </w:rPr>
-              <w:t xml:space="preserve"> </w:t>
-            </w:r>
-            <m:oMath>
-              <m:r>
-                <m:t>0</m:t>
-              </m:r>
-            </m:oMath>
-            <w:r>
-              <w:rPr>
-                <w:rtl/>
-              </w:rPr>
-              <w:t xml:space="preserve"> </w:t>
-            </w:r>
-            <w:r>
-              <w:rPr>
-                <w:rtl/>
-              </w:rPr>
-              <w:t xml:space="preserve">؛</w:t>
-            </w:r>
-            <w:r>
-              <w:rPr>
-                <w:rtl/>
-              </w:rPr>
-              <w:t xml:space="preserve"> </w:t>
-            </w:r>
-            <m:oMath>
-              <m:r>
-                <m:rPr>
-                  <m:sty m:val="p"/>
-                </m:rPr>
-                <m:t>[</m:t>
-              </m:r>
-              <m:sSup>
-                <m:e>
-                  <m:r>
-                    <m:t>q</m:t>
-                  </m:r>
-                </m:e>
-                <m:sup>
-                  <m:r>
-                    <m:t>2</m:t>
-                  </m:r>
-                </m:sup>
-              </m:sSup>
-              <m:r>
-                <m:rPr>
-                  <m:sty m:val="p"/>
-                </m:rPr>
-                <m:t>+</m:t>
-              </m:r>
-              <m:r>
-                <m:t>10</m:t>
-              </m:r>
-              <m:r>
-                <m:t>q</m:t>
-              </m:r>
-              <m:sSubSup>
-                <m:e>
-                  <m:r>
-                    <m:rPr>
-                      <m:sty m:val="p"/>
-                    </m:rPr>
-                    <m:t>]</m:t>
-                  </m:r>
-                </m:e>
-                <m:sub>
-                  <m:r>
-                    <m:t>0</m:t>
-                  </m:r>
-                </m:sub>
-                <m:sup>
-                  <m:r>
-                    <m:t>10</m:t>
-                  </m:r>
-                </m:sup>
-              </m:sSubSup>
-              <m:r>
-                <m:rPr>
-                  <m:sty m:val="p"/>
-                </m:rPr>
-                <m:t>=</m:t>
-              </m:r>
-              <m:r>
-                <m:t>200</m:t>
-              </m:r>
-            </m:oMath>
-            <w:r>
-              <w:rPr>
-                <w:rtl/>
-              </w:rPr>
-              <w:t xml:space="preserve">: هو</w:t>
-            </w:r>
-            <w:r>
-              <w:rPr>
-                <w:rtl/>
-              </w:rPr>
-              <w:t xml:space="preserve"> </w:t>
-            </w:r>
-            <m:oMath>
-              <m:r>
-                <m:t>C</m:t>
-              </m:r>
-              <m:d>
-                <m:dPr>
-                  <m:begChr m:val="("/>
-                  <m:endChr m:val=")"/>
-                  <m:sepChr m:val=""/>
-                  <m:grow/>
-                </m:dPr>
-                <m:e>
-                  <m:r>
-                    <m:t>10</m:t>
-                  </m:r>
-                </m:e>
-              </m:d>
-              <m:r>
-                <m:rPr>
-                  <m:sty m:val="p"/>
-                </m:rPr>
-                <m:t>−</m:t>
-              </m:r>
-              <m:r>
-                <m:t>C</m:t>
-              </m:r>
-              <m:d>
-                <m:dPr>
-                  <m:begChr m:val="("/>
-                  <m:endChr m:val=")"/>
-                  <m:sepChr m:val=""/>
-                  <m:grow/>
-                </m:dPr>
-                <m:e>
-                  <m:r>
-                    <m:t>0</m:t>
-                  </m:r>
-                </m:e>
-              </m:d>
-            </m:oMath>
-            <w:r>
-              <w:rPr>
-                <w:rtl/>
-              </w:rPr>
-              <w:t xml:space="preserve"> </w:t>
-            </w:r>
-            <w:r>
-              <w:rPr>
-                <w:rtl/>
-              </w:rPr>
-              <w:t xml:space="preserve">، أي زيادة الكلفة الإجمالية لما ننتج</w:t>
-            </w:r>
-            <w:r>
-              <w:rPr>
-                <w:rtl/>
-              </w:rPr>
-              <w:t xml:space="preserve"> </w:t>
-            </w:r>
-            <m:oMath>
-              <m:r>
-                <m:t>10</m:t>
-              </m:r>
-            </m:oMath>
-            <w:r>
-              <w:rPr>
-                <w:rtl/>
-              </w:rPr>
-              <w:t xml:space="preserve"> </w:t>
-            </w:r>
-            <w:r>
-              <w:rPr>
-                <w:rtl/>
-              </w:rPr>
-              <w:t xml:space="preserve">وحدات.</w:t>
+            <w:r>
+              <w:rPr>
+                <w:rtl/>
+              </w:rPr>
+              <w:t xml:space="preserve">‎$\RR{6}$</w:t>
+            </w:r>
+            <w:r>
+              <w:rPr>
+                <w:rtl/>
+              </w:rPr>
+              <w:t xml:space="preserve"> </w:t>
+            </w:r>
+            <w:r>
+              <w:rPr>
+                <w:rtl/>
+              </w:rPr>
+              <w:t xml:space="preserve">‎$\RR{0}$</w:t>
+            </w:r>
+            <w:r>
+              <w:rPr>
+                <w:rtl/>
+              </w:rPr>
+              <w:t xml:space="preserve"> </w:t>
+            </w:r>
+            <w:r>
+              <w:rPr>
+                <w:rtl/>
+              </w:rPr>
+              <w:t xml:space="preserve">‎$\RR{\big[q^2+10q\big]_0^{10}=200}$</w:t>
+            </w:r>
+            <w:r>
+              <w:rPr>
+                <w:rtl/>
+              </w:rPr>
+              <w:t xml:space="preserve">:</w:t>
+            </w:r>
+            <w:r>
+              <w:rPr>
+                <w:rtl/>
+              </w:rPr>
+              <w:t xml:space="preserve"> </w:t>
+            </w:r>
+            <w:r>
+              <w:rPr>
+                <w:rtl/>
+              </w:rPr>
+              <w:t xml:space="preserve">‎$\RR{C(10)-C(0)}$</w:t>
+            </w:r>
+            <w:r>
+              <w:rPr>
+                <w:rtl/>
+              </w:rPr>
+              <w:t xml:space="preserve"> </w:t>
+            </w:r>
+            <w:r>
+              <w:rPr>
+                <w:rtl/>
+              </w:rPr>
+              <w:t xml:space="preserve">‎$\RR{10}$</w:t>
             </w:r>
           </w:p>
           <w:p>
@@ -10663,8 +10379,60 @@
               <w:t xml:space="preserve">.</w:t>
             </w:r>
           </w:p>
-          <w:p>
-            <w:pPr>
+        </w:tc>
+        <w:tc>
+          <w:tcPr>
+            <w:shd w:val="clear" w:color="auto" w:fill="E4E7ED"/>
+          </w:tcPr>
+          <w:p>
+            <w:pPr>
+              <w:pStyle w:val="Compact"/>
+              <w:bidi/>
+              <w:jc w:val="left"/>
+            </w:pPr>
+            <w:r>
+              <w:rPr>
+                <w:rtl/>
+              </w:rPr>
+              <w:t xml:space="preserve"/>
+            </w:r>
+            <w:r>
+              <w:rPr>
+                <w:b/>
+                <w:bCs/>
+                <w:rtl/>
+              </w:rPr>
+              <w:t xml:space="preserve">بناء المعارف</w:t>
+            </w:r>
+          </w:p>
+        </w:tc>
+      </w:tr>
+      <w:tr>
+        <w:tc>
+          <w:tcPr/>
+          <w:p>
+            <w:pPr>
+              <w:pStyle w:val="Compact"/>
+              <w:bidi/>
+              <w:jc w:val="center"/>
+            </w:pPr>
+          </w:p>
+        </w:tc>
+        <w:tc>
+          <w:tcPr/>
+          <w:p>
+            <w:pPr>
+              <w:pStyle w:val="Compact"/>
+              <w:bidi/>
+              <w:jc w:val="center"/>
+            </w:pPr>
+          </w:p>
+        </w:tc>
+        <w:tc>
+          <w:tcPr/>
+          <w:p>
+            <w:pPr>
+              <w:pStyle w:val="Compact"/>
               <w:bidi/>
               <w:jc w:val="left"/>
             </w:pPr>
@@ -10980,14 +10748,6 @@
               </w:rPr>
               <w:t xml:space="preserve"/>
             </w:r>
-            <w:r>
-              <w:rPr>
-                <w:b/>
-                <w:bCs/>
-                <w:rtl/>
-              </w:rPr>
-              <w:t xml:space="preserve">بناء المعارف</w:t>
-            </w:r>
           </w:p>
         </w:tc>
       </w:tr>
@@ -11016,6 +10776,7 @@
           <w:tcPr/>
           <w:p>
             <w:pPr>
+              <w:pStyle w:val="Compact"/>
               <w:bidi/>
               <w:jc w:val="left"/>
             </w:pPr>
@@ -11175,8 +10936,52 @@
               <w:t xml:space="preserve">.</w:t>
             </w:r>
           </w:p>
-          <w:p>
-            <w:pPr>
+        </w:tc>
+        <w:tc>
+          <w:tcPr>
+            <w:shd w:val="clear" w:color="auto" w:fill="E4E7ED"/>
+          </w:tcPr>
+          <w:p>
+            <w:pPr>
+              <w:pStyle w:val="Compact"/>
+              <w:bidi/>
+              <w:jc w:val="left"/>
+            </w:pPr>
+            <w:r>
+              <w:rPr>
+                <w:rtl/>
+              </w:rPr>
+              <w:t xml:space="preserve"/>
+            </w:r>
+          </w:p>
+        </w:tc>
+      </w:tr>
+      <w:tr>
+        <w:tc>
+          <w:tcPr/>
+          <w:p>
+            <w:pPr>
+              <w:pStyle w:val="Compact"/>
+              <w:bidi/>
+              <w:jc w:val="center"/>
+            </w:pPr>
+          </w:p>
+        </w:tc>
+        <w:tc>
+          <w:tcPr/>
+          <w:p>
+            <w:pPr>
+              <w:pStyle w:val="Compact"/>
+              <w:bidi/>
+              <w:jc w:val="center"/>
+            </w:pPr>
+          </w:p>
+        </w:tc>
+        <w:tc>
+          <w:tcPr/>
+          <w:p>
+            <w:pPr>
+              <w:pStyle w:val="Compact"/>
               <w:bidi/>
               <w:jc w:val="left"/>
             </w:pPr>
@@ -11792,138 +11597,24 @@
               </w:rPr>
               <w:t xml:space="preserve"> </w:t>
             </w:r>
-            <m:oMath>
-              <m:r>
-                <m:rPr>
-                  <m:sty m:val="p"/>
-                </m:rPr>
-                <m:t>[</m:t>
-              </m:r>
-              <m:sSup>
-                <m:e>
-                  <m:r>
-                    <m:t>x</m:t>
-                  </m:r>
-                </m:e>
-                <m:sup>
-                  <m:r>
-                    <m:t>3</m:t>
-                  </m:r>
-                </m:sup>
-              </m:sSup>
-              <m:r>
-                <m:rPr>
-                  <m:sty m:val="p"/>
-                </m:rPr>
-                <m:t>−</m:t>
-              </m:r>
-              <m:r>
-                <m:t>2</m:t>
-              </m:r>
-              <m:sSup>
-                <m:e>
-                  <m:r>
-                    <m:t>x</m:t>
-                  </m:r>
-                </m:e>
-                <m:sup>
-                  <m:r>
-                    <m:t>2</m:t>
-                  </m:r>
-                </m:sup>
-              </m:sSup>
-              <m:r>
-                <m:rPr>
-                  <m:sty m:val="p"/>
-                </m:rPr>
-                <m:t>+</m:t>
-              </m:r>
-              <m:r>
-                <m:t>x</m:t>
-              </m:r>
-              <m:sSubSup>
-                <m:e>
-                  <m:r>
-                    <m:rPr>
-                      <m:sty m:val="p"/>
-                    </m:rPr>
-                    <m:t>]</m:t>
-                  </m:r>
-                </m:e>
-                <m:sub>
-                  <m:r>
-                    <m:t>0</m:t>
-                  </m:r>
-                </m:sub>
-                <m:sup>
-                  <m:r>
-                    <m:t>2</m:t>
-                  </m:r>
-                </m:sup>
-              </m:sSubSup>
-              <m:r>
-                <m:rPr>
-                  <m:sty m:val="p"/>
-                </m:rPr>
-                <m:t>=</m:t>
-              </m:r>
-              <m:r>
-                <m:t>2</m:t>
-              </m:r>
-            </m:oMath>
-            <w:r>
-              <w:rPr>
-                <w:rtl/>
-              </w:rPr>
-              <w:t xml:space="preserve"> </w:t>
-            </w:r>
-            <w:r>
-              <w:rPr>
-                <w:rtl/>
-              </w:rPr>
-              <w:t xml:space="preserve">؛</w:t>
-            </w:r>
-            <w:r>
-              <w:rPr>
-                <w:rtl/>
-              </w:rPr>
-              <w:t xml:space="preserve"> </w:t>
-            </w:r>
-            <m:oMath>
-              <m:r>
-                <m:t>μ</m:t>
-              </m:r>
-              <m:r>
-                <m:rPr>
-                  <m:sty m:val="p"/>
-                </m:rPr>
-                <m:t>=</m:t>
-              </m:r>
-              <m:f>
-                <m:fPr>
-                  <m:type m:val="bar"/>
-                </m:fPr>
-                <m:num>
-                  <m:r>
-                    <m:t>2</m:t>
-                  </m:r>
-                </m:num>
-                <m:den>
-                  <m:r>
-                    <m:t>2</m:t>
-                  </m:r>
-                </m:den>
-              </m:f>
-              <m:r>
-                <m:rPr>
-                  <m:sty m:val="p"/>
-                </m:rPr>
-                <m:t>=</m:t>
-              </m:r>
-              <m:r>
-                <m:t>1</m:t>
-              </m:r>
-            </m:oMath>
+            <w:r>
+              <w:rPr>
+                <w:rtl/>
+              </w:rPr>
+              <w:t xml:space="preserve">‎$\RR{\big[x^3-2x^2+x\big]_0^2=2}$</w:t>
+            </w:r>
+            <w:r>
+              <w:rPr>
+                <w:rtl/>
+              </w:rPr>
+              <w:t xml:space="preserve"> </w:t>
+            </w:r>
+            <w:r>
+              <w:rPr>
+                <w:rtl/>
+              </w:rPr>
+              <w:t xml:space="preserve">‎$\RR{\mu=\dfrac22=1}$</w:t>
+            </w:r>
             <w:r>
               <w:rPr>
                 <w:rtl/>
@@ -13296,8 +12987,60 @@
               <w:t xml:space="preserve">✓ إذا تغيرت الإشارة نقسم المجال بعلاقة شال.</w:t>
             </w:r>
           </w:p>
-          <w:p>
-            <w:pPr>
+        </w:tc>
+        <w:tc>
+          <w:tcPr>
+            <w:shd w:val="clear" w:color="auto" w:fill="E4E7ED"/>
+          </w:tcPr>
+          <w:p>
+            <w:pPr>
+              <w:pStyle w:val="Compact"/>
+              <w:bidi/>
+              <w:jc w:val="left"/>
+            </w:pPr>
+            <w:r>
+              <w:rPr>
+                <w:rtl/>
+              </w:rPr>
+              <w:t xml:space="preserve"/>
+            </w:r>
+            <w:r>
+              <w:rPr>
+                <w:b/>
+                <w:bCs/>
+                <w:rtl/>
+              </w:rPr>
+              <w:t xml:space="preserve">بناء المعارف</w:t>
+            </w:r>
+          </w:p>
+        </w:tc>
+      </w:tr>
+      <w:tr>
+        <w:tc>
+          <w:tcPr/>
+          <w:p>
+            <w:pPr>
+              <w:pStyle w:val="Compact"/>
+              <w:bidi/>
+              <w:jc w:val="center"/>
+            </w:pPr>
+          </w:p>
+        </w:tc>
+        <w:tc>
+          <w:tcPr/>
+          <w:p>
+            <w:pPr>
+              <w:pStyle w:val="Compact"/>
+              <w:bidi/>
+              <w:jc w:val="center"/>
+            </w:pPr>
+          </w:p>
+        </w:tc>
+        <w:tc>
+          <w:tcPr/>
+          <w:p>
+            <w:pPr>
+              <w:pStyle w:val="Compact"/>
               <w:bidi/>
               <w:jc w:val="left"/>
             </w:pPr>
@@ -13408,14 +13151,6 @@
                 <w:rtl/>
               </w:rPr>
               <w:t xml:space="preserve"/>
-            </w:r>
-            <w:r>
-              <w:rPr>
-                <w:b/>
-                <w:bCs/>
-                <w:rtl/>
-              </w:rPr>
-              <w:t xml:space="preserve">بناء المعارف</w:t>
             </w:r>
           </w:p>
         </w:tc>
@@ -13567,7 +13302,7 @@
               </w:rPr>
               <w:drawing>
                 <wp:inline>
-                  <wp:extent cx="2772554" cy="478495"/>
+                  <wp:extent cx="2772554" cy="340662"/>
                   <wp:docPr id="4" name="Picture 4"/>
                   <wp:cNvGraphicFramePr>
                     <a:graphicFrameLocks noChangeAspect="1"/>
@@ -13576,7 +13311,7 @@
                     <a:graphicData uri="http://schemas.openxmlformats.org/drawingml/2006/picture">
                       <pic:pic>
                         <pic:nvPicPr>
-                          <pic:cNvPr id="0" name="243420f7c8d54724.png"/>
+                          <pic:cNvPr id="0" name="a9c9ff07780cf35a.png"/>
                           <pic:cNvPicPr/>
                         </pic:nvPicPr>
                         <pic:blipFill>
@@ -13588,7 +13323,7 @@
                         <pic:spPr>
                           <a:xfrm>
                             <a:off x="0" y="0"/>
-                            <a:ext cx="2772554" cy="478495"/>
+                            <a:ext cx="2772554" cy="340662"/>
                           </a:xfrm>
                           <a:prstGeom prst="rect"/>
                         </pic:spPr>
@@ -13619,7 +13354,7 @@
                     <a:graphicData uri="http://schemas.openxmlformats.org/drawingml/2006/picture">
                       <pic:pic>
                         <pic:nvPicPr>
-                          <pic:cNvPr id="0" name="01a46608530c7695.png"/>
+                          <pic:cNvPr id="0" name="d6299032139f531a.png"/>
                           <pic:cNvPicPr/>
                         </pic:nvPicPr>
                         <pic:blipFill>
@@ -13934,8 +13669,52 @@
               <w:t xml:space="preserve">.</w:t>
             </w:r>
           </w:p>
-          <w:p>
-            <w:pPr>
+        </w:tc>
+        <w:tc>
+          <w:tcPr>
+            <w:shd w:val="clear" w:color="auto" w:fill="E4E7ED"/>
+          </w:tcPr>
+          <w:p>
+            <w:pPr>
+              <w:pStyle w:val="Compact"/>
+              <w:bidi/>
+              <w:jc w:val="left"/>
+            </w:pPr>
+            <w:r>
+              <w:rPr>
+                <w:rtl/>
+              </w:rPr>
+              <w:t xml:space="preserve"/>
+            </w:r>
+          </w:p>
+        </w:tc>
+      </w:tr>
+      <w:tr>
+        <w:tc>
+          <w:tcPr/>
+          <w:p>
+            <w:pPr>
+              <w:pStyle w:val="Compact"/>
+              <w:bidi/>
+              <w:jc w:val="center"/>
+            </w:pPr>
+          </w:p>
+        </w:tc>
+        <w:tc>
+          <w:tcPr/>
+          <w:p>
+            <w:pPr>
+              <w:pStyle w:val="Compact"/>
+              <w:bidi/>
+              <w:jc w:val="center"/>
+            </w:pPr>
+          </w:p>
+        </w:tc>
+        <w:tc>
+          <w:tcPr/>
+          <w:p>
+            <w:pPr>
+              <w:pStyle w:val="Compact"/>
               <w:bidi/>
               <w:jc w:val="left"/>
             </w:pPr>
@@ -14358,7 +14137,7 @@
               </w:rPr>
               <w:drawing>
                 <wp:inline>
-                  <wp:extent cx="2715768" cy="644652"/>
+                  <wp:extent cx="2772554" cy="291957"/>
                   <wp:docPr id="6" name="Picture 6"/>
                   <wp:cNvGraphicFramePr>
                     <a:graphicFrameLocks noChangeAspect="1"/>
@@ -14367,7 +14146,7 @@
                     <a:graphicData uri="http://schemas.openxmlformats.org/drawingml/2006/picture">
                       <pic:pic>
                         <pic:nvPicPr>
-                          <pic:cNvPr id="0" name="a78b0effecd4ba11.png"/>
+                          <pic:cNvPr id="0" name="93034901724e49e1.png"/>
                           <pic:cNvPicPr/>
                         </pic:nvPicPr>
                         <pic:blipFill>
@@ -14379,7 +14158,7 @@
                         <pic:spPr>
                           <a:xfrm>
                             <a:off x="0" y="0"/>
-                            <a:ext cx="2715768" cy="644652"/>
+                            <a:ext cx="2772554" cy="291957"/>
                           </a:xfrm>
                           <a:prstGeom prst="rect"/>
                         </pic:spPr>
@@ -14410,7 +14189,7 @@
                     <a:graphicData uri="http://schemas.openxmlformats.org/drawingml/2006/picture">
                       <pic:pic>
                         <pic:nvPicPr>
-                          <pic:cNvPr id="0" name="574b18d5a545deeb.png"/>
+                          <pic:cNvPr id="0" name="904e17c21c91c8e3.png"/>
                           <pic:cNvPicPr/>
                         </pic:nvPicPr>
                         <pic:blipFill>
@@ -14438,202 +14217,12 @@
               <w:bidi/>
               <w:jc w:val="left"/>
             </w:pPr>
-            <m:oMath>
-              <m:r>
-                <m:rPr>
-                  <m:sty m:val="p"/>
-                  <m:scr m:val="script"/>
-                </m:rPr>
-                <m:t>A</m:t>
-              </m:r>
-              <m:r>
-                <m:rPr>
-                  <m:sty m:val="p"/>
-                </m:rPr>
-                <m:t>=</m:t>
-              </m:r>
-              <m:nary>
-                <m:naryPr>
-                  <m:chr m:val="∫"/>
-                  <m:limLoc m:val="subSup"/>
-                  <m:subHide m:val="off"/>
-                  <m:supHide m:val="off"/>
-                </m:naryPr>
-                <m:sub>
-                  <m:r>
-                    <m:t>0</m:t>
-                  </m:r>
-                </m:sub>
-                <m:sup>
-                  <m:r>
-                    <m:t>4</m:t>
-                  </m:r>
-                </m:sup>
-                <m:e>
-                  <m:d>
-                    <m:dPr>
-                      <m:begChr m:val="("/>
-                      <m:endChr m:val=")"/>
-                      <m:sepChr m:val=""/>
-                      <m:grow/>
-                    </m:dPr>
-                    <m:e>
-                      <m:r>
-                        <m:rPr>
-                          <m:sty m:val="p"/>
-                        </m:rPr>
-                        <m:t>−</m:t>
-                      </m:r>
-                      <m:sSup>
-                        <m:e>
-                          <m:r>
-                            <m:t>x</m:t>
-                          </m:r>
-                        </m:e>
-                        <m:sup>
-                          <m:r>
-                            <m:t>2</m:t>
-                          </m:r>
-                        </m:sup>
-                      </m:sSup>
-                      <m:r>
-                        <m:rPr>
-                          <m:sty m:val="p"/>
-                        </m:rPr>
-                        <m:t>+</m:t>
-                      </m:r>
-                      <m:r>
-                        <m:t>4</m:t>
-                      </m:r>
-                      <m:r>
-                        <m:t>x</m:t>
-                      </m:r>
-                    </m:e>
-                  </m:d>
-                </m:e>
-              </m:nary>
-              <m:r>
-                <m:t> </m:t>
-              </m:r>
-              <m:r>
-                <m:t>d</m:t>
-              </m:r>
-              <m:r>
-                <m:t>x</m:t>
-              </m:r>
-              <m:r>
-                <m:rPr>
-                  <m:sty m:val="p"/>
-                </m:rPr>
-                <m:t>=</m:t>
-              </m:r>
-              <m:sSubSup>
-                <m:e>
-                  <m:d>
-                    <m:dPr>
-                      <m:begChr m:val="["/>
-                      <m:endChr m:val="]"/>
-                      <m:sepChr m:val=""/>
-                      <m:grow/>
-                    </m:dPr>
-                    <m:e>
-                      <m:r>
-                        <m:rPr>
-                          <m:sty m:val="p"/>
-                        </m:rPr>
-                        <m:t>−</m:t>
-                      </m:r>
-                      <m:f>
-                        <m:fPr>
-                          <m:type m:val="bar"/>
-                        </m:fPr>
-                        <m:num>
-                          <m:sSup>
-                            <m:e>
-                              <m:r>
-                                <m:t>x</m:t>
-                              </m:r>
-                            </m:e>
-                            <m:sup>
-                              <m:r>
-                                <m:t>3</m:t>
-                              </m:r>
-                            </m:sup>
-                          </m:sSup>
-                        </m:num>
-                        <m:den>
-                          <m:r>
-                            <m:t>3</m:t>
-                          </m:r>
-                        </m:den>
-                      </m:f>
-                      <m:r>
-                        <m:rPr>
-                          <m:sty m:val="p"/>
-                        </m:rPr>
-                        <m:t>+</m:t>
-                      </m:r>
-                      <m:r>
-                        <m:t>2</m:t>
-                      </m:r>
-                      <m:sSup>
-                        <m:e>
-                          <m:r>
-                            <m:t>x</m:t>
-                          </m:r>
-                        </m:e>
-                        <m:sup>
-                          <m:r>
-                            <m:t>2</m:t>
-                          </m:r>
-                        </m:sup>
-                      </m:sSup>
-                    </m:e>
-                  </m:d>
-                </m:e>
-                <m:sub>
-                  <m:r>
-                    <m:t>0</m:t>
-                  </m:r>
-                </m:sub>
-                <m:sup>
-                  <m:r>
-                    <m:t>4</m:t>
-                  </m:r>
-                </m:sup>
-              </m:sSubSup>
-              <m:r>
-                <m:rPr>
-                  <m:sty m:val="p"/>
-                </m:rPr>
-                <m:t>=</m:t>
-              </m:r>
-              <m:f>
-                <m:fPr>
-                  <m:type m:val="bar"/>
-                </m:fPr>
-                <m:num>
-                  <m:r>
-                    <m:t>32</m:t>
-                  </m:r>
-                </m:num>
-                <m:den>
-                  <m:r>
-                    <m:t>3</m:t>
-                  </m:r>
-                </m:den>
-              </m:f>
-              <m:r>
-                <m:t> </m:t>
-              </m:r>
-              <m:r>
-                <m:rPr>
-                  <m:nor/>
-                  <m:sty m:val="p"/>
-                </m:rPr>
-                <m:t>u.a</m:t>
-              </m:r>
-            </m:oMath>
+            <w:r>
+              <w:rPr>
+                <w:rtl/>
+              </w:rPr>
+              <w:t xml:space="preserve">‎$\RR{\mathcal A=\displaystyle\int_0^4(-x^2+4x)\,dx=\left[-\dfrac{x^3}3+2x^2\right]_0^4=\dfrac{32}3\ \text{u.a}}$</w:t>
+            </w:r>
             <w:r>
               <w:rPr>
                 <w:rtl/>
@@ -15829,6 +15418,7 @@
           <w:tcPr/>
           <w:p>
             <w:pPr>
+              <w:pStyle w:val="Compact"/>
               <w:bidi/>
               <w:jc w:val="left"/>
             </w:pPr>
@@ -16153,8 +15743,60 @@
               <w:t xml:space="preserve">.</w:t>
             </w:r>
           </w:p>
-          <w:p>
-            <w:pPr>
+        </w:tc>
+        <w:tc>
+          <w:tcPr>
+            <w:shd w:val="clear" w:color="auto" w:fill="E4E7ED"/>
+          </w:tcPr>
+          <w:p>
+            <w:pPr>
+              <w:pStyle w:val="Compact"/>
+              <w:bidi/>
+              <w:jc w:val="left"/>
+            </w:pPr>
+            <w:r>
+              <w:rPr>
+                <w:rtl/>
+              </w:rPr>
+              <w:t xml:space="preserve"/>
+            </w:r>
+            <w:r>
+              <w:rPr>
+                <w:b/>
+                <w:bCs/>
+                <w:rtl/>
+              </w:rPr>
+              <w:t xml:space="preserve">بناء المعارف</w:t>
+            </w:r>
+          </w:p>
+        </w:tc>
+      </w:tr>
+      <w:tr>
+        <w:tc>
+          <w:tcPr/>
+          <w:p>
+            <w:pPr>
+              <w:pStyle w:val="Compact"/>
+              <w:bidi/>
+              <w:jc w:val="center"/>
+            </w:pPr>
+          </w:p>
+        </w:tc>
+        <w:tc>
+          <w:tcPr/>
+          <w:p>
+            <w:pPr>
+              <w:pStyle w:val="Compact"/>
+              <w:bidi/>
+              <w:jc w:val="center"/>
+            </w:pPr>
+          </w:p>
+        </w:tc>
+        <w:tc>
+          <w:tcPr/>
+          <w:p>
+            <w:pPr>
+              <w:pStyle w:val="Compact"/>
               <w:bidi/>
               <w:jc w:val="left"/>
             </w:pPr>
@@ -16222,51 +15864,43 @@
               </w:rPr>
               <w:t xml:space="preserve"/>
             </w:r>
+          </w:p>
+        </w:tc>
+      </w:tr>
+      <w:tr>
+        <w:tc>
+          <w:tcPr/>
+          <w:p>
+            <w:pPr>
+              <w:pStyle w:val="Compact"/>
+              <w:bidi/>
+              <w:jc w:val="center"/>
+            </w:pPr>
+          </w:p>
+        </w:tc>
+        <w:tc>
+          <w:tcPr/>
+          <w:p>
+            <w:pPr>
+              <w:pStyle w:val="Compact"/>
+              <w:bidi/>
+              <w:jc w:val="center"/>
+            </w:pPr>
+          </w:p>
+        </w:tc>
+        <w:tc>
+          <w:tcPr/>
+          <w:p>
+            <w:pPr>
+              <w:bidi/>
+              <w:jc w:val="left"/>
+            </w:pPr>
             <w:r>
               <w:rPr>
                 <w:b/>
                 <w:bCs/>
                 <w:rtl/>
               </w:rPr>
-              <w:t xml:space="preserve">بناء المعارف</w:t>
-            </w:r>
-          </w:p>
-        </w:tc>
-      </w:tr>
-      <w:tr>
-        <w:tc>
-          <w:tcPr/>
-          <w:p>
-            <w:pPr>
-              <w:pStyle w:val="Compact"/>
-              <w:bidi/>
-              <w:jc w:val="center"/>
-            </w:pPr>
-          </w:p>
-        </w:tc>
-        <w:tc>
-          <w:tcPr/>
-          <w:p>
-            <w:pPr>
-              <w:pStyle w:val="Compact"/>
-              <w:bidi/>
-              <w:jc w:val="center"/>
-            </w:pPr>
-          </w:p>
-        </w:tc>
-        <w:tc>
-          <w:tcPr/>
-          <w:p>
-            <w:pPr>
-              <w:bidi/>
-              <w:jc w:val="left"/>
-            </w:pPr>
-            <w:r>
-              <w:rPr>
-                <w:b/>
-                <w:bCs/>
-                <w:rtl/>
-              </w:rPr>
               <w:t xml:space="preserve">[مثال]</w:t>
             </w:r>
           </w:p>
@@ -16281,7 +15915,7 @@
               </w:rPr>
               <w:drawing>
                 <wp:inline>
-                  <wp:extent cx="2772554" cy="590529"/>
+                  <wp:extent cx="2772554" cy="291957"/>
                   <wp:docPr id="8" name="Picture 8"/>
                   <wp:cNvGraphicFramePr>
                     <a:graphicFrameLocks noChangeAspect="1"/>
@@ -16290,7 +15924,7 @@
                     <a:graphicData uri="http://schemas.openxmlformats.org/drawingml/2006/picture">
                       <pic:pic>
                         <pic:nvPicPr>
-                          <pic:cNvPr id="0" name="a4df91a52c01557d.png"/>
+                          <pic:cNvPr id="0" name="8c7a644f2563b0d5.png"/>
                           <pic:cNvPicPr/>
                         </pic:nvPicPr>
                         <pic:blipFill>
@@ -16302,7 +15936,7 @@
                         <pic:spPr>
                           <a:xfrm>
                             <a:off x="0" y="0"/>
-                            <a:ext cx="2772554" cy="590529"/>
+                            <a:ext cx="2772554" cy="291957"/>
                           </a:xfrm>
                           <a:prstGeom prst="rect"/>
                         </pic:spPr>
@@ -16333,7 +15967,7 @@
                     <a:graphicData uri="http://schemas.openxmlformats.org/drawingml/2006/picture">
                       <pic:pic>
                         <pic:nvPicPr>
-                          <pic:cNvPr id="0" name="639dda1ecc367619.png"/>
+                          <pic:cNvPr id="0" name="e9f240113bbdb12a.png"/>
                           <pic:cNvPicPr/>
                         </pic:nvPicPr>
                         <pic:blipFill>
@@ -16576,8 +16210,52 @@
               <w:t xml:space="preserve">.</w:t>
             </w:r>
           </w:p>
-          <w:p>
-            <w:pPr>
+        </w:tc>
+        <w:tc>
+          <w:tcPr>
+            <w:shd w:val="clear" w:color="auto" w:fill="E4E7ED"/>
+          </w:tcPr>
+          <w:p>
+            <w:pPr>
+              <w:pStyle w:val="Compact"/>
+              <w:bidi/>
+              <w:jc w:val="left"/>
+            </w:pPr>
+            <w:r>
+              <w:rPr>
+                <w:rtl/>
+              </w:rPr>
+              <w:t xml:space="preserve"/>
+            </w:r>
+          </w:p>
+        </w:tc>
+      </w:tr>
+      <w:tr>
+        <w:tc>
+          <w:tcPr/>
+          <w:p>
+            <w:pPr>
+              <w:pStyle w:val="Compact"/>
+              <w:bidi/>
+              <w:jc w:val="center"/>
+            </w:pPr>
+          </w:p>
+        </w:tc>
+        <w:tc>
+          <w:tcPr/>
+          <w:p>
+            <w:pPr>
+              <w:pStyle w:val="Compact"/>
+              <w:bidi/>
+              <w:jc w:val="center"/>
+            </w:pPr>
+          </w:p>
+        </w:tc>
+        <w:tc>
+          <w:tcPr/>
+          <w:p>
+            <w:pPr>
+              <w:pStyle w:val="Compact"/>
               <w:bidi/>
               <w:jc w:val="left"/>
             </w:pPr>
@@ -16770,60 +16448,20 @@
               <w:rPr>
                 <w:rtl/>
               </w:rPr>
-              <w:t xml:space="preserve">التقاطع عند</w:t>
-            </w:r>
-            <w:r>
-              <w:rPr>
-                <w:rtl/>
-              </w:rPr>
-              <w:t xml:space="preserve"> </w:t>
-            </w:r>
-            <m:oMath>
-              <m:r>
-                <m:t>x</m:t>
-              </m:r>
-              <m:r>
-                <m:rPr>
-                  <m:sty m:val="p"/>
-                </m:rPr>
-                <m:t>=</m:t>
-              </m:r>
-              <m:r>
-                <m:t>0</m:t>
-              </m:r>
-            </m:oMath>
-            <w:r>
-              <w:rPr>
-                <w:rtl/>
-              </w:rPr>
-              <w:t xml:space="preserve"> </w:t>
-            </w:r>
-            <w:r>
-              <w:rPr>
-                <w:rtl/>
-              </w:rPr>
-              <w:t xml:space="preserve">و</w:t>
-            </w:r>
-            <w:r>
-              <w:rPr>
-                <w:rtl/>
-              </w:rPr>
-              <w:t xml:space="preserve"> </w:t>
-            </w:r>
-            <m:oMath>
-              <m:r>
-                <m:t>x</m:t>
-              </m:r>
-              <m:r>
-                <m:rPr>
-                  <m:sty m:val="p"/>
-                </m:rPr>
-                <m:t>=</m:t>
-              </m:r>
-              <m:r>
-                <m:t>2</m:t>
-              </m:r>
-            </m:oMath>
+              <w:t xml:space="preserve">‎$\RR{x=0}$</w:t>
+            </w:r>
+            <w:r>
+              <w:rPr>
+                <w:rtl/>
+              </w:rPr>
+              <w:t xml:space="preserve"> </w:t>
+            </w:r>
+            <w:r>
+              <w:rPr>
+                <w:rtl/>
+              </w:rPr>
+              <w:t xml:space="preserve">‎$\RR{x=2}$</w:t>
+            </w:r>
             <w:r>
               <w:rPr>
                 <w:rtl/>
@@ -16842,7 +16480,7 @@
               </w:rPr>
               <w:drawing>
                 <wp:inline>
-                  <wp:extent cx="2665476" cy="644652"/>
+                  <wp:extent cx="2772554" cy="291957"/>
                   <wp:docPr id="10" name="Picture 10"/>
                   <wp:cNvGraphicFramePr>
                     <a:graphicFrameLocks noChangeAspect="1"/>
@@ -16851,7 +16489,7 @@
                     <a:graphicData uri="http://schemas.openxmlformats.org/drawingml/2006/picture">
                       <pic:pic>
                         <pic:nvPicPr>
-                          <pic:cNvPr id="0" name="bb44f1179e772bd3.png"/>
+                          <pic:cNvPr id="0" name="3966905b59f241b2.png"/>
                           <pic:cNvPicPr/>
                         </pic:nvPicPr>
                         <pic:blipFill>
@@ -16863,7 +16501,7 @@
                         <pic:spPr>
                           <a:xfrm>
                             <a:off x="0" y="0"/>
-                            <a:ext cx="2665476" cy="644652"/>
+                            <a:ext cx="2772554" cy="291957"/>
                           </a:xfrm>
                           <a:prstGeom prst="rect"/>
                         </pic:spPr>
@@ -16894,7 +16532,7 @@
                     <a:graphicData uri="http://schemas.openxmlformats.org/drawingml/2006/picture">
                       <pic:pic>
                         <pic:nvPicPr>
-                          <pic:cNvPr id="0" name="e0b4975abfd123b5.png"/>
+                          <pic:cNvPr id="0" name="0c9433d3a9560ef9.png"/>
                           <pic:cNvPicPr/>
                         </pic:nvPicPr>
                         <pic:blipFill>
@@ -16922,187 +16560,12 @@
               <w:bidi/>
               <w:jc w:val="left"/>
             </w:pPr>
-            <m:oMath>
-              <m:r>
-                <m:rPr>
-                  <m:sty m:val="p"/>
-                  <m:scr m:val="script"/>
-                </m:rPr>
-                <m:t>A</m:t>
-              </m:r>
-              <m:r>
-                <m:rPr>
-                  <m:sty m:val="p"/>
-                </m:rPr>
-                <m:t>=</m:t>
-              </m:r>
-              <m:nary>
-                <m:naryPr>
-                  <m:chr m:val="∫"/>
-                  <m:limLoc m:val="subSup"/>
-                  <m:subHide m:val="off"/>
-                  <m:supHide m:val="off"/>
-                </m:naryPr>
-                <m:sub>
-                  <m:r>
-                    <m:t>0</m:t>
-                  </m:r>
-                </m:sub>
-                <m:sup>
-                  <m:r>
-                    <m:t>2</m:t>
-                  </m:r>
-                </m:sup>
-                <m:e>
-                  <m:d>
-                    <m:dPr>
-                      <m:begChr m:val="("/>
-                      <m:endChr m:val=")"/>
-                      <m:sepChr m:val=""/>
-                      <m:grow/>
-                    </m:dPr>
-                    <m:e>
-                      <m:r>
-                        <m:t>2</m:t>
-                      </m:r>
-                      <m:r>
-                        <m:t>x</m:t>
-                      </m:r>
-                      <m:r>
-                        <m:rPr>
-                          <m:sty m:val="p"/>
-                        </m:rPr>
-                        <m:t>−</m:t>
-                      </m:r>
-                      <m:sSup>
-                        <m:e>
-                          <m:r>
-                            <m:t>x</m:t>
-                          </m:r>
-                        </m:e>
-                        <m:sup>
-                          <m:r>
-                            <m:t>2</m:t>
-                          </m:r>
-                        </m:sup>
-                      </m:sSup>
-                    </m:e>
-                  </m:d>
-                </m:e>
-              </m:nary>
-              <m:r>
-                <m:t> </m:t>
-              </m:r>
-              <m:r>
-                <m:t>d</m:t>
-              </m:r>
-              <m:r>
-                <m:t>x</m:t>
-              </m:r>
-              <m:r>
-                <m:rPr>
-                  <m:sty m:val="p"/>
-                </m:rPr>
-                <m:t>=</m:t>
-              </m:r>
-              <m:sSubSup>
-                <m:e>
-                  <m:d>
-                    <m:dPr>
-                      <m:begChr m:val="["/>
-                      <m:endChr m:val="]"/>
-                      <m:sepChr m:val=""/>
-                      <m:grow/>
-                    </m:dPr>
-                    <m:e>
-                      <m:sSup>
-                        <m:e>
-                          <m:r>
-                            <m:t>x</m:t>
-                          </m:r>
-                        </m:e>
-                        <m:sup>
-                          <m:r>
-                            <m:t>2</m:t>
-                          </m:r>
-                        </m:sup>
-                      </m:sSup>
-                      <m:r>
-                        <m:rPr>
-                          <m:sty m:val="p"/>
-                        </m:rPr>
-                        <m:t>−</m:t>
-                      </m:r>
-                      <m:f>
-                        <m:fPr>
-                          <m:type m:val="bar"/>
-                        </m:fPr>
-                        <m:num>
-                          <m:sSup>
-                            <m:e>
-                              <m:r>
-                                <m:t>x</m:t>
-                              </m:r>
-                            </m:e>
-                            <m:sup>
-                              <m:r>
-                                <m:t>3</m:t>
-                              </m:r>
-                            </m:sup>
-                          </m:sSup>
-                        </m:num>
-                        <m:den>
-                          <m:r>
-                            <m:t>3</m:t>
-                          </m:r>
-                        </m:den>
-                      </m:f>
-                    </m:e>
-                  </m:d>
-                </m:e>
-                <m:sub>
-                  <m:r>
-                    <m:t>0</m:t>
-                  </m:r>
-                </m:sub>
-                <m:sup>
-                  <m:r>
-                    <m:t>2</m:t>
-                  </m:r>
-                </m:sup>
-              </m:sSubSup>
-              <m:r>
-                <m:rPr>
-                  <m:sty m:val="p"/>
-                </m:rPr>
-                <m:t>=</m:t>
-              </m:r>
-              <m:f>
-                <m:fPr>
-                  <m:type m:val="bar"/>
-                </m:fPr>
-                <m:num>
-                  <m:r>
-                    <m:t>4</m:t>
-                  </m:r>
-                </m:num>
-                <m:den>
-                  <m:r>
-                    <m:t>3</m:t>
-                  </m:r>
-                </m:den>
-              </m:f>
-              <m:r>
-                <m:t> </m:t>
-              </m:r>
-              <m:r>
-                <m:rPr>
-                  <m:nor/>
-                  <m:sty m:val="p"/>
-                </m:rPr>
-                <m:t>u.a</m:t>
-              </m:r>
-            </m:oMath>
+            <w:r>
+              <w:rPr>
+                <w:rtl/>
+              </w:rPr>
+              <w:t xml:space="preserve">‎$\RR{\mathcal A=\displaystyle\int_0^2(2x-x^2)\,dx=\left[x^2-\dfrac{x^3}3\right]_0^2=\dfrac43\ \text{u.a}}$</w:t>
+            </w:r>
             <w:r>
               <w:rPr>
                 <w:rtl/>

--- a/documents/3as_ge/modhakirat/modhakira_wahda4_3as_ge.docx
+++ b/documents/3as_ge/modhakirat/modhakira_wahda4_3as_ge.docx
@@ -235,7 +235,51 @@
               <w:rPr>
                 <w:rtl/>
               </w:rPr>
-              <w:t xml:space="preserve">الحلول مفصّلة: المعطيات بالأسود ، و بلون مختلف ، وكل سؤال في سطر.</w:t>
+              <w:t xml:space="preserve">الحلول مفصّلة: المعطيات بالأسود ،</w:t>
+            </w:r>
+            <w:r>
+              <w:rPr>
+                <w:rtl/>
+              </w:rPr>
+              <w:t xml:space="preserve"> </w:t>
+            </w:r>
+            <w:r>
+              <w:rPr>
+                <w:b/>
+                <w:bCs/>
+                <w:rtl/>
+              </w:rPr>
+              <w:t xml:space="preserve">العناوين</w:t>
+            </w:r>
+            <w:r>
+              <w:rPr>
+                <w:rtl/>
+              </w:rPr>
+              <w:t xml:space="preserve"> </w:t>
+            </w:r>
+            <w:r>
+              <w:rPr>
+                <w:rtl/>
+              </w:rPr>
+              <w:t xml:space="preserve">و</w:t>
+            </w:r>
+            <w:r>
+              <w:rPr>
+                <w:rtl/>
+              </w:rPr>
+              <w:t xml:space="preserve">النتائج</w:t>
+            </w:r>
+            <w:r>
+              <w:rPr>
+                <w:rtl/>
+              </w:rPr>
+              <w:t xml:space="preserve"> </w:t>
+            </w:r>
+            <w:r>
+              <w:rPr>
+                <w:rtl/>
+              </w:rPr>
+              <w:t xml:space="preserve">بلون مختلف ، وكل سؤال في سطر.</w:t>
             </w:r>
           </w:p>
         </w:tc>
@@ -729,7 +773,7 @@
     <w:tbl>
       <w:tblPr>
         <w:tblStyle w:val="Table"/>
-        <w:tblW w:w="7681" w:type="dxa"/>
+        <w:tblW w:w="9864" w:type="dxa"/>
         <w:jc w:val="center"/>
         <w:tblBorders>
           <w:top w:val="single" w:sz="4" w:space="0" w:color="000000"/>
@@ -742,10 +786,10 @@
         <w:tblLook w:firstRow="0" w:lastRow="0" w:firstColumn="0" w:lastColumn="0" w:noHBand="0" w:noVBand="0" w:val="0000"/>
       </w:tblPr>
       <w:tblGrid>
-        <w:gridCol w:w="1188"/>
-        <w:gridCol w:w="712"/>
-        <w:gridCol w:w="4593"/>
-        <w:gridCol w:w="1188"/>
+        <w:gridCol w:w="1084"/>
+        <w:gridCol w:w="591"/>
+        <w:gridCol w:w="7004"/>
+        <w:gridCol w:w="1183"/>
       </w:tblGrid>
       <w:tr>
         <w:tc>
@@ -1244,12 +1288,152 @@
               </w:rPr>
               <w:t xml:space="preserve"> </w:t>
             </w:r>
-            <w:r>
-              <w:rPr>
-                <w:rtl/>
-              </w:rPr>
-              <w:t xml:space="preserve">‎$(x^2)^{\prime}=(x^2+1)^{\prime}=(x^2-7)^{\prime}=\RR{2x}$</w:t>
-            </w:r>
+            <m:oMath>
+              <m:sSup>
+                <m:e>
+                  <m:d>
+                    <m:dPr>
+                      <m:begChr m:val="("/>
+                      <m:endChr m:val=")"/>
+                      <m:sepChr m:val=""/>
+                      <m:grow/>
+                    </m:dPr>
+                    <m:e>
+                      <m:sSup>
+                        <m:e>
+                          <m:r>
+                            <m:t>x</m:t>
+                          </m:r>
+                        </m:e>
+                        <m:sup>
+                          <m:r>
+                            <m:t>2</m:t>
+                          </m:r>
+                        </m:sup>
+                      </m:sSup>
+                    </m:e>
+                  </m:d>
+                </m:e>
+                <m:sup>
+                  <m:r>
+                    <m:rPr>
+                      <m:sty m:val="p"/>
+                    </m:rPr>
+                    <m:t>′</m:t>
+                  </m:r>
+                </m:sup>
+              </m:sSup>
+              <m:r>
+                <m:rPr>
+                  <m:sty m:val="p"/>
+                </m:rPr>
+                <m:t>=</m:t>
+              </m:r>
+              <m:sSup>
+                <m:e>
+                  <m:d>
+                    <m:dPr>
+                      <m:begChr m:val="("/>
+                      <m:endChr m:val=")"/>
+                      <m:sepChr m:val=""/>
+                      <m:grow/>
+                    </m:dPr>
+                    <m:e>
+                      <m:sSup>
+                        <m:e>
+                          <m:r>
+                            <m:t>x</m:t>
+                          </m:r>
+                        </m:e>
+                        <m:sup>
+                          <m:r>
+                            <m:t>2</m:t>
+                          </m:r>
+                        </m:sup>
+                      </m:sSup>
+                      <m:r>
+                        <m:rPr>
+                          <m:sty m:val="p"/>
+                        </m:rPr>
+                        <m:t>+</m:t>
+                      </m:r>
+                      <m:r>
+                        <m:t>1</m:t>
+                      </m:r>
+                    </m:e>
+                  </m:d>
+                </m:e>
+                <m:sup>
+                  <m:r>
+                    <m:rPr>
+                      <m:sty m:val="p"/>
+                    </m:rPr>
+                    <m:t>′</m:t>
+                  </m:r>
+                </m:sup>
+              </m:sSup>
+              <m:r>
+                <m:rPr>
+                  <m:sty m:val="p"/>
+                </m:rPr>
+                <m:t>=</m:t>
+              </m:r>
+              <m:sSup>
+                <m:e>
+                  <m:d>
+                    <m:dPr>
+                      <m:begChr m:val="("/>
+                      <m:endChr m:val=")"/>
+                      <m:sepChr m:val=""/>
+                      <m:grow/>
+                    </m:dPr>
+                    <m:e>
+                      <m:sSup>
+                        <m:e>
+                          <m:r>
+                            <m:t>x</m:t>
+                          </m:r>
+                        </m:e>
+                        <m:sup>
+                          <m:r>
+                            <m:t>2</m:t>
+                          </m:r>
+                        </m:sup>
+                      </m:sSup>
+                      <m:r>
+                        <m:rPr>
+                          <m:sty m:val="p"/>
+                        </m:rPr>
+                        <m:t>−</m:t>
+                      </m:r>
+                      <m:r>
+                        <m:t>7</m:t>
+                      </m:r>
+                    </m:e>
+                  </m:d>
+                </m:e>
+                <m:sup>
+                  <m:r>
+                    <m:rPr>
+                      <m:sty m:val="p"/>
+                    </m:rPr>
+                    <m:t>′</m:t>
+                  </m:r>
+                </m:sup>
+              </m:sSup>
+              <m:r>
+                <m:rPr>
+                  <m:sty m:val="p"/>
+                </m:rPr>
+                <m:t>=</m:t>
+              </m:r>
+              <m:r>
+                <m:t>2</m:t>
+              </m:r>
+              <m:r>
+                <m:t>x</m:t>
+              </m:r>
+            </m:oMath>
             <w:r>
               <w:rPr>
                 <w:rtl/>
@@ -1306,7 +1490,25 @@
               <w:rPr>
                 <w:rtl/>
               </w:rPr>
-              <w:t xml:space="preserve">، والفرق بين اثنتين منها : «نعكس» عملية الاشتقاق.</w:t>
+              <w:t xml:space="preserve">، والفرق بين اثنتين منها</w:t>
+            </w:r>
+            <w:r>
+              <w:rPr>
+                <w:rtl/>
+              </w:rPr>
+              <w:t xml:space="preserve"> </w:t>
+            </w:r>
+            <w:r>
+              <w:rPr>
+                <w:rtl/>
+              </w:rPr>
+              <w:t xml:space="preserve">عدد ثابت</w:t>
+            </w:r>
+            <w:r>
+              <w:rPr>
+                <w:rtl/>
+              </w:rPr>
+              <w:t xml:space="preserve">: «نعكس» عملية الاشتقاق.</w:t>
             </w:r>
           </w:p>
         </w:tc>
@@ -1513,12 +1715,58 @@
               </w:rPr>
               <w:t xml:space="preserve"> </w:t>
             </w:r>
-            <w:r>
-              <w:rPr>
-                <w:rtl/>
-              </w:rPr>
-              <w:t xml:space="preserve">‎$\RR{F^{\prime}(x)=f(x)}$</w:t>
-            </w:r>
+            <m:oMath>
+              <m:sSup>
+                <m:e>
+                  <m:r>
+                    <m:t>F</m:t>
+                  </m:r>
+                </m:e>
+                <m:sup>
+                  <m:r>
+                    <m:rPr>
+                      <m:sty m:val="p"/>
+                    </m:rPr>
+                    <m:t>′</m:t>
+                  </m:r>
+                </m:sup>
+              </m:sSup>
+              <m:d>
+                <m:dPr>
+                  <m:begChr m:val="("/>
+                  <m:endChr m:val=")"/>
+                  <m:sepChr m:val=""/>
+                  <m:grow/>
+                </m:dPr>
+                <m:e>
+                  <m:r>
+                    <m:t>x</m:t>
+                  </m:r>
+                </m:e>
+              </m:d>
+              <m:r>
+                <m:rPr>
+                  <m:sty m:val="p"/>
+                </m:rPr>
+                <m:t>=</m:t>
+              </m:r>
+              <m:r>
+                <m:t>f</m:t>
+              </m:r>
+              <m:d>
+                <m:dPr>
+                  <m:begChr m:val="("/>
+                  <m:endChr m:val=")"/>
+                  <m:sepChr m:val=""/>
+                  <m:grow/>
+                </m:dPr>
+                <m:e>
+                  <m:r>
+                    <m:t>x</m:t>
+                  </m:r>
+                </m:e>
+              </m:d>
+            </m:oMath>
             <w:r>
               <w:rPr>
                 <w:rtl/>
@@ -1717,12 +1965,20 @@
               </w:rPr>
               <w:t xml:space="preserve"> </w:t>
             </w:r>
-            <w:r>
-              <w:rPr>
-                <w:rtl/>
-              </w:rPr>
-              <w:t xml:space="preserve">‎$\RR{F+c}$</w:t>
-            </w:r>
+            <m:oMath>
+              <m:r>
+                <m:t>F</m:t>
+              </m:r>
+              <m:r>
+                <m:rPr>
+                  <m:sty m:val="p"/>
+                </m:rPr>
+                <m:t>+</m:t>
+              </m:r>
+              <m:r>
+                <m:t>c</m:t>
+              </m:r>
+            </m:oMath>
             <w:r>
               <w:rPr>
                 <w:rtl/>
@@ -1966,7 +2222,7 @@
                     <a:graphicData uri="http://schemas.openxmlformats.org/drawingml/2006/picture">
                       <pic:pic>
                         <pic:nvPicPr>
-                          <pic:cNvPr id="0" name="5a98edd5db22b0ea.png"/>
+                          <pic:cNvPr id="0" name="fcff89df658e2411.png"/>
                           <pic:cNvPicPr/>
                         </pic:nvPicPr>
                         <pic:blipFill>
@@ -2124,12 +2380,165 @@
               </w:rPr>
               <w:t xml:space="preserve"> </w:t>
             </w:r>
-            <w:r>
-              <w:rPr>
-                <w:rtl/>
-              </w:rPr>
-              <w:t xml:space="preserve">‎$F(x)=4\times\dfrac{x^4}4-6\times\dfrac{x^2}2+5x=\RR{x^4-3x^2+5x}$</w:t>
-            </w:r>
+            <m:oMath>
+              <m:r>
+                <m:t>F</m:t>
+              </m:r>
+              <m:d>
+                <m:dPr>
+                  <m:begChr m:val="("/>
+                  <m:endChr m:val=")"/>
+                  <m:sepChr m:val=""/>
+                  <m:grow/>
+                </m:dPr>
+                <m:e>
+                  <m:r>
+                    <m:t>x</m:t>
+                  </m:r>
+                </m:e>
+              </m:d>
+              <m:r>
+                <m:rPr>
+                  <m:sty m:val="p"/>
+                </m:rPr>
+                <m:t>=</m:t>
+              </m:r>
+              <m:r>
+                <m:t>4</m:t>
+              </m:r>
+              <m:r>
+                <m:rPr>
+                  <m:sty m:val="p"/>
+                </m:rPr>
+                <m:t>×</m:t>
+              </m:r>
+              <m:f>
+                <m:fPr>
+                  <m:type m:val="bar"/>
+                </m:fPr>
+                <m:num>
+                  <m:sSup>
+                    <m:e>
+                      <m:r>
+                        <m:t>x</m:t>
+                      </m:r>
+                    </m:e>
+                    <m:sup>
+                      <m:r>
+                        <m:t>4</m:t>
+                      </m:r>
+                    </m:sup>
+                  </m:sSup>
+                </m:num>
+                <m:den>
+                  <m:r>
+                    <m:t>4</m:t>
+                  </m:r>
+                </m:den>
+              </m:f>
+              <m:r>
+                <m:rPr>
+                  <m:sty m:val="p"/>
+                </m:rPr>
+                <m:t>−</m:t>
+              </m:r>
+              <m:r>
+                <m:t>6</m:t>
+              </m:r>
+              <m:r>
+                <m:rPr>
+                  <m:sty m:val="p"/>
+                </m:rPr>
+                <m:t>×</m:t>
+              </m:r>
+              <m:f>
+                <m:fPr>
+                  <m:type m:val="bar"/>
+                </m:fPr>
+                <m:num>
+                  <m:sSup>
+                    <m:e>
+                      <m:r>
+                        <m:t>x</m:t>
+                      </m:r>
+                    </m:e>
+                    <m:sup>
+                      <m:r>
+                        <m:t>2</m:t>
+                      </m:r>
+                    </m:sup>
+                  </m:sSup>
+                </m:num>
+                <m:den>
+                  <m:r>
+                    <m:t>2</m:t>
+                  </m:r>
+                </m:den>
+              </m:f>
+              <m:r>
+                <m:rPr>
+                  <m:sty m:val="p"/>
+                </m:rPr>
+                <m:t>+</m:t>
+              </m:r>
+              <m:r>
+                <m:t>5</m:t>
+              </m:r>
+              <m:r>
+                <m:t>x</m:t>
+              </m:r>
+              <m:r>
+                <m:rPr>
+                  <m:sty m:val="p"/>
+                </m:rPr>
+                <m:t>=</m:t>
+              </m:r>
+              <m:sSup>
+                <m:e>
+                  <m:r>
+                    <m:t>x</m:t>
+                  </m:r>
+                </m:e>
+                <m:sup>
+                  <m:r>
+                    <m:t>4</m:t>
+                  </m:r>
+                </m:sup>
+              </m:sSup>
+              <m:r>
+                <m:rPr>
+                  <m:sty m:val="p"/>
+                </m:rPr>
+                <m:t>−</m:t>
+              </m:r>
+              <m:r>
+                <m:t>3</m:t>
+              </m:r>
+              <m:sSup>
+                <m:e>
+                  <m:r>
+                    <m:t>x</m:t>
+                  </m:r>
+                </m:e>
+                <m:sup>
+                  <m:r>
+                    <m:t>2</m:t>
+                  </m:r>
+                </m:sup>
+              </m:sSup>
+              <m:r>
+                <m:rPr>
+                  <m:sty m:val="p"/>
+                </m:rPr>
+                <m:t>+</m:t>
+              </m:r>
+              <m:r>
+                <m:t>5</m:t>
+              </m:r>
+              <m:r>
+                <m:t>x</m:t>
+              </m:r>
+            </m:oMath>
             <w:r>
               <w:rPr>
                 <w:rtl/>
@@ -2483,12 +2892,82 @@
               </w:rPr>
               <w:t xml:space="preserve"> </w:t>
             </w:r>
-            <w:r>
-              <w:rPr>
-                <w:rtl/>
-              </w:rPr>
-              <w:t xml:space="preserve">‎$G(x)=\RR{\dfrac{(x^2+x)^3}3}$</w:t>
-            </w:r>
+            <m:oMath>
+              <m:r>
+                <m:t>G</m:t>
+              </m:r>
+              <m:d>
+                <m:dPr>
+                  <m:begChr m:val="("/>
+                  <m:endChr m:val=")"/>
+                  <m:sepChr m:val=""/>
+                  <m:grow/>
+                </m:dPr>
+                <m:e>
+                  <m:r>
+                    <m:t>x</m:t>
+                  </m:r>
+                </m:e>
+              </m:d>
+              <m:r>
+                <m:rPr>
+                  <m:sty m:val="p"/>
+                </m:rPr>
+                <m:t>=</m:t>
+              </m:r>
+              <m:f>
+                <m:fPr>
+                  <m:type m:val="bar"/>
+                </m:fPr>
+                <m:num>
+                  <m:sSup>
+                    <m:e>
+                      <m:d>
+                        <m:dPr>
+                          <m:begChr m:val="("/>
+                          <m:endChr m:val=")"/>
+                          <m:sepChr m:val=""/>
+                          <m:grow/>
+                        </m:dPr>
+                        <m:e>
+                          <m:sSup>
+                            <m:e>
+                              <m:r>
+                                <m:t>x</m:t>
+                              </m:r>
+                            </m:e>
+                            <m:sup>
+                              <m:r>
+                                <m:t>2</m:t>
+                              </m:r>
+                            </m:sup>
+                          </m:sSup>
+                          <m:r>
+                            <m:rPr>
+                              <m:sty m:val="p"/>
+                            </m:rPr>
+                            <m:t>+</m:t>
+                          </m:r>
+                          <m:r>
+                            <m:t>x</m:t>
+                          </m:r>
+                        </m:e>
+                      </m:d>
+                    </m:e>
+                    <m:sup>
+                      <m:r>
+                        <m:t>3</m:t>
+                      </m:r>
+                    </m:sup>
+                  </m:sSup>
+                </m:num>
+                <m:den>
+                  <m:r>
+                    <m:t>3</m:t>
+                  </m:r>
+                </m:den>
+              </m:f>
+            </m:oMath>
             <w:r>
               <w:rPr>
                 <w:rtl/>
@@ -3156,12 +3635,165 @@
               </w:rPr>
               <w:t xml:space="preserve"> </w:t>
             </w:r>
-            <w:r>
-              <w:rPr>
-                <w:rtl/>
-              </w:rPr>
-              <w:t xml:space="preserve">‎$F(x)=\dfrac{x^3}3-2\times\dfrac{x^2}2+3x=\RR{\dfrac{x^3}3-x^2+3x}$</w:t>
-            </w:r>
+            <m:oMath>
+              <m:r>
+                <m:t>F</m:t>
+              </m:r>
+              <m:d>
+                <m:dPr>
+                  <m:begChr m:val="("/>
+                  <m:endChr m:val=")"/>
+                  <m:sepChr m:val=""/>
+                  <m:grow/>
+                </m:dPr>
+                <m:e>
+                  <m:r>
+                    <m:t>x</m:t>
+                  </m:r>
+                </m:e>
+              </m:d>
+              <m:r>
+                <m:rPr>
+                  <m:sty m:val="p"/>
+                </m:rPr>
+                <m:t>=</m:t>
+              </m:r>
+              <m:f>
+                <m:fPr>
+                  <m:type m:val="bar"/>
+                </m:fPr>
+                <m:num>
+                  <m:sSup>
+                    <m:e>
+                      <m:r>
+                        <m:t>x</m:t>
+                      </m:r>
+                    </m:e>
+                    <m:sup>
+                      <m:r>
+                        <m:t>3</m:t>
+                      </m:r>
+                    </m:sup>
+                  </m:sSup>
+                </m:num>
+                <m:den>
+                  <m:r>
+                    <m:t>3</m:t>
+                  </m:r>
+                </m:den>
+              </m:f>
+              <m:r>
+                <m:rPr>
+                  <m:sty m:val="p"/>
+                </m:rPr>
+                <m:t>−</m:t>
+              </m:r>
+              <m:r>
+                <m:t>2</m:t>
+              </m:r>
+              <m:r>
+                <m:rPr>
+                  <m:sty m:val="p"/>
+                </m:rPr>
+                <m:t>×</m:t>
+              </m:r>
+              <m:f>
+                <m:fPr>
+                  <m:type m:val="bar"/>
+                </m:fPr>
+                <m:num>
+                  <m:sSup>
+                    <m:e>
+                      <m:r>
+                        <m:t>x</m:t>
+                      </m:r>
+                    </m:e>
+                    <m:sup>
+                      <m:r>
+                        <m:t>2</m:t>
+                      </m:r>
+                    </m:sup>
+                  </m:sSup>
+                </m:num>
+                <m:den>
+                  <m:r>
+                    <m:t>2</m:t>
+                  </m:r>
+                </m:den>
+              </m:f>
+              <m:r>
+                <m:rPr>
+                  <m:sty m:val="p"/>
+                </m:rPr>
+                <m:t>+</m:t>
+              </m:r>
+              <m:r>
+                <m:t>3</m:t>
+              </m:r>
+              <m:r>
+                <m:t>x</m:t>
+              </m:r>
+              <m:r>
+                <m:rPr>
+                  <m:sty m:val="p"/>
+                </m:rPr>
+                <m:t>=</m:t>
+              </m:r>
+              <m:f>
+                <m:fPr>
+                  <m:type m:val="bar"/>
+                </m:fPr>
+                <m:num>
+                  <m:sSup>
+                    <m:e>
+                      <m:r>
+                        <m:t>x</m:t>
+                      </m:r>
+                    </m:e>
+                    <m:sup>
+                      <m:r>
+                        <m:t>3</m:t>
+                      </m:r>
+                    </m:sup>
+                  </m:sSup>
+                </m:num>
+                <m:den>
+                  <m:r>
+                    <m:t>3</m:t>
+                  </m:r>
+                </m:den>
+              </m:f>
+              <m:r>
+                <m:rPr>
+                  <m:sty m:val="p"/>
+                </m:rPr>
+                <m:t>−</m:t>
+              </m:r>
+              <m:sSup>
+                <m:e>
+                  <m:r>
+                    <m:t>x</m:t>
+                  </m:r>
+                </m:e>
+                <m:sup>
+                  <m:r>
+                    <m:t>2</m:t>
+                  </m:r>
+                </m:sup>
+              </m:sSup>
+              <m:r>
+                <m:rPr>
+                  <m:sty m:val="p"/>
+                </m:rPr>
+                <m:t>+</m:t>
+              </m:r>
+              <m:r>
+                <m:t>3</m:t>
+              </m:r>
+              <m:r>
+                <m:t>x</m:t>
+              </m:r>
+            </m:oMath>
             <w:r>
               <w:rPr>
                 <w:rtl/>
@@ -3263,12 +3895,97 @@
               </w:rPr>
               <w:t xml:space="preserve"> </w:t>
             </w:r>
-            <w:r>
-              <w:rPr>
-                <w:rtl/>
-              </w:rPr>
-              <w:t xml:space="preserve">‎$G(x)=2\times\left(-\dfrac1x\right)=\RR{-\dfrac2x}$</w:t>
-            </w:r>
+            <m:oMath>
+              <m:r>
+                <m:t>G</m:t>
+              </m:r>
+              <m:d>
+                <m:dPr>
+                  <m:begChr m:val="("/>
+                  <m:endChr m:val=")"/>
+                  <m:sepChr m:val=""/>
+                  <m:grow/>
+                </m:dPr>
+                <m:e>
+                  <m:r>
+                    <m:t>x</m:t>
+                  </m:r>
+                </m:e>
+              </m:d>
+              <m:r>
+                <m:rPr>
+                  <m:sty m:val="p"/>
+                </m:rPr>
+                <m:t>=</m:t>
+              </m:r>
+              <m:r>
+                <m:t>2</m:t>
+              </m:r>
+              <m:r>
+                <m:rPr>
+                  <m:sty m:val="p"/>
+                </m:rPr>
+                <m:t>×</m:t>
+              </m:r>
+              <m:d>
+                <m:dPr>
+                  <m:begChr m:val="("/>
+                  <m:endChr m:val=")"/>
+                  <m:sepChr m:val=""/>
+                  <m:grow/>
+                </m:dPr>
+                <m:e>
+                  <m:r>
+                    <m:rPr>
+                      <m:sty m:val="p"/>
+                    </m:rPr>
+                    <m:t>−</m:t>
+                  </m:r>
+                  <m:f>
+                    <m:fPr>
+                      <m:type m:val="bar"/>
+                    </m:fPr>
+                    <m:num>
+                      <m:r>
+                        <m:t>1</m:t>
+                      </m:r>
+                    </m:num>
+                    <m:den>
+                      <m:r>
+                        <m:t>x</m:t>
+                      </m:r>
+                    </m:den>
+                  </m:f>
+                </m:e>
+              </m:d>
+              <m:r>
+                <m:rPr>
+                  <m:sty m:val="p"/>
+                </m:rPr>
+                <m:t>=</m:t>
+              </m:r>
+              <m:r>
+                <m:rPr>
+                  <m:sty m:val="p"/>
+                </m:rPr>
+                <m:t>−</m:t>
+              </m:r>
+              <m:f>
+                <m:fPr>
+                  <m:type m:val="bar"/>
+                </m:fPr>
+                <m:num>
+                  <m:r>
+                    <m:t>2</m:t>
+                  </m:r>
+                </m:num>
+                <m:den>
+                  <m:r>
+                    <m:t>x</m:t>
+                  </m:r>
+                </m:den>
+              </m:f>
+            </m:oMath>
             <w:r>
               <w:rPr>
                 <w:rtl/>
@@ -3468,12 +4185,63 @@
               </w:rPr>
               <w:t xml:space="preserve"> </w:t>
             </w:r>
-            <w:r>
-              <w:rPr>
-                <w:rtl/>
-              </w:rPr>
-              <w:t xml:space="preserve">‎$H(x)=\RR{-\dfrac1{3x-1}}$</w:t>
-            </w:r>
+            <m:oMath>
+              <m:r>
+                <m:t>H</m:t>
+              </m:r>
+              <m:d>
+                <m:dPr>
+                  <m:begChr m:val="("/>
+                  <m:endChr m:val=")"/>
+                  <m:sepChr m:val=""/>
+                  <m:grow/>
+                </m:dPr>
+                <m:e>
+                  <m:r>
+                    <m:t>x</m:t>
+                  </m:r>
+                </m:e>
+              </m:d>
+              <m:r>
+                <m:rPr>
+                  <m:sty m:val="p"/>
+                </m:rPr>
+                <m:t>=</m:t>
+              </m:r>
+              <m:r>
+                <m:rPr>
+                  <m:sty m:val="p"/>
+                </m:rPr>
+                <m:t>−</m:t>
+              </m:r>
+              <m:f>
+                <m:fPr>
+                  <m:type m:val="bar"/>
+                </m:fPr>
+                <m:num>
+                  <m:r>
+                    <m:t>1</m:t>
+                  </m:r>
+                </m:num>
+                <m:den>
+                  <m:r>
+                    <m:t>3</m:t>
+                  </m:r>
+                  <m:r>
+                    <m:t>x</m:t>
+                  </m:r>
+                  <m:r>
+                    <m:rPr>
+                      <m:sty m:val="p"/>
+                    </m:rPr>
+                    <m:t>−</m:t>
+                  </m:r>
+                  <m:r>
+                    <m:t>1</m:t>
+                  </m:r>
+                </m:den>
+              </m:f>
+            </m:oMath>
             <w:r>
               <w:rPr>
                 <w:rtl/>
@@ -4037,7 +4805,7 @@
     <w:tbl>
       <w:tblPr>
         <w:tblStyle w:val="Table"/>
-        <w:tblW w:w="7681" w:type="dxa"/>
+        <w:tblW w:w="9864" w:type="dxa"/>
         <w:jc w:val="center"/>
         <w:tblBorders>
           <w:top w:val="single" w:sz="4" w:space="0" w:color="000000"/>
@@ -4050,10 +4818,10 @@
         <w:tblLook w:firstRow="0" w:lastRow="0" w:firstColumn="0" w:lastColumn="0" w:noHBand="0" w:noVBand="0" w:val="0000"/>
       </w:tblPr>
       <w:tblGrid>
-        <w:gridCol w:w="1188"/>
-        <w:gridCol w:w="712"/>
-        <w:gridCol w:w="4593"/>
-        <w:gridCol w:w="1188"/>
+        <w:gridCol w:w="1084"/>
+        <w:gridCol w:w="591"/>
+        <w:gridCol w:w="7004"/>
+        <w:gridCol w:w="1183"/>
       </w:tblGrid>
       <w:tr>
         <w:tc>
@@ -4851,23 +5619,107 @@
               </w:rPr>
               <w:t xml:space="preserve"> </w:t>
             </w:r>
-            <w:r>
-              <w:rPr>
-                <w:rtl/>
-              </w:rPr>
-              <w:t xml:space="preserve">‎$\RR{F(x)=x^3-x^2+x+3}$</w:t>
-            </w:r>
-            <w:r>
-              <w:rPr>
-                <w:rtl/>
-              </w:rPr>
-              <w:t xml:space="preserve"> </w:t>
-            </w:r>
-            <w:r>
-              <w:rPr>
-                <w:rtl/>
-              </w:rPr>
-              <w:t xml:space="preserve">، وهي .</w:t>
+            <m:oMath>
+              <m:r>
+                <m:t>F</m:t>
+              </m:r>
+              <m:d>
+                <m:dPr>
+                  <m:begChr m:val="("/>
+                  <m:endChr m:val=")"/>
+                  <m:sepChr m:val=""/>
+                  <m:grow/>
+                </m:dPr>
+                <m:e>
+                  <m:r>
+                    <m:t>x</m:t>
+                  </m:r>
+                </m:e>
+              </m:d>
+              <m:r>
+                <m:rPr>
+                  <m:sty m:val="p"/>
+                </m:rPr>
+                <m:t>=</m:t>
+              </m:r>
+              <m:sSup>
+                <m:e>
+                  <m:r>
+                    <m:t>x</m:t>
+                  </m:r>
+                </m:e>
+                <m:sup>
+                  <m:r>
+                    <m:t>3</m:t>
+                  </m:r>
+                </m:sup>
+              </m:sSup>
+              <m:r>
+                <m:rPr>
+                  <m:sty m:val="p"/>
+                </m:rPr>
+                <m:t>−</m:t>
+              </m:r>
+              <m:sSup>
+                <m:e>
+                  <m:r>
+                    <m:t>x</m:t>
+                  </m:r>
+                </m:e>
+                <m:sup>
+                  <m:r>
+                    <m:t>2</m:t>
+                  </m:r>
+                </m:sup>
+              </m:sSup>
+              <m:r>
+                <m:rPr>
+                  <m:sty m:val="p"/>
+                </m:rPr>
+                <m:t>+</m:t>
+              </m:r>
+              <m:r>
+                <m:t>x</m:t>
+              </m:r>
+              <m:r>
+                <m:rPr>
+                  <m:sty m:val="p"/>
+                </m:rPr>
+                <m:t>+</m:t>
+              </m:r>
+              <m:r>
+                <m:t>3</m:t>
+              </m:r>
+            </m:oMath>
+            <w:r>
+              <w:rPr>
+                <w:rtl/>
+              </w:rPr>
+              <w:t xml:space="preserve"> </w:t>
+            </w:r>
+            <w:r>
+              <w:rPr>
+                <w:rtl/>
+              </w:rPr>
+              <w:t xml:space="preserve">، وهي</w:t>
+            </w:r>
+            <w:r>
+              <w:rPr>
+                <w:rtl/>
+              </w:rPr>
+              <w:t xml:space="preserve"> </w:t>
+            </w:r>
+            <w:r>
+              <w:rPr>
+                <w:rtl/>
+              </w:rPr>
+              <w:t xml:space="preserve">وحيدة</w:t>
+            </w:r>
+            <w:r>
+              <w:rPr>
+                <w:rtl/>
+              </w:rPr>
+              <w:t xml:space="preserve">.</w:t>
             </w:r>
           </w:p>
         </w:tc>
@@ -5121,12 +5973,51 @@
               </w:rPr>
               <w:t xml:space="preserve"> </w:t>
             </w:r>
-            <w:r>
-              <w:rPr>
-                <w:rtl/>
-              </w:rPr>
-              <w:t xml:space="preserve">‎$\RR{F(x_0)=y_0}$</w:t>
-            </w:r>
+            <m:oMath>
+              <m:r>
+                <m:t>F</m:t>
+              </m:r>
+              <m:d>
+                <m:dPr>
+                  <m:begChr m:val="("/>
+                  <m:endChr m:val=")"/>
+                  <m:sepChr m:val=""/>
+                  <m:grow/>
+                </m:dPr>
+                <m:e>
+                  <m:sSub>
+                    <m:e>
+                      <m:r>
+                        <m:t>x</m:t>
+                      </m:r>
+                    </m:e>
+                    <m:sub>
+                      <m:r>
+                        <m:t>0</m:t>
+                      </m:r>
+                    </m:sub>
+                  </m:sSub>
+                </m:e>
+              </m:d>
+              <m:r>
+                <m:rPr>
+                  <m:sty m:val="p"/>
+                </m:rPr>
+                <m:t>=</m:t>
+              </m:r>
+              <m:sSub>
+                <m:e>
+                  <m:r>
+                    <m:t>y</m:t>
+                  </m:r>
+                </m:e>
+                <m:sub>
+                  <m:r>
+                    <m:t>0</m:t>
+                  </m:r>
+                </m:sub>
+              </m:sSub>
+            </m:oMath>
             <w:r>
               <w:rPr>
                 <w:rtl/>
@@ -5276,7 +6167,31 @@
               <w:rPr>
                 <w:rtl/>
               </w:rPr>
-              <w:t xml:space="preserve">، إذن ، والكلفة الثابتة</w:t>
+              <w:t xml:space="preserve">، إذن</w:t>
+            </w:r>
+            <w:r>
+              <w:rPr>
+                <w:rtl/>
+              </w:rPr>
+              <w:t xml:space="preserve"> </w:t>
+            </w:r>
+            <w:r>
+              <w:rPr>
+                <w:rtl/>
+              </w:rPr>
+              <w:t xml:space="preserve">الكلفة الإجمالية دالة أصلية للكلفة الهامشية</w:t>
+            </w:r>
+            <w:r>
+              <w:rPr>
+                <w:rtl/>
+              </w:rPr>
+              <w:t xml:space="preserve"> </w:t>
+            </w:r>
+            <w:r>
+              <w:rPr>
+                <w:rtl/>
+              </w:rPr>
+              <w:t xml:space="preserve">، والكلفة الثابتة</w:t>
             </w:r>
             <w:r>
               <w:rPr>
@@ -5653,12 +6568,84 @@
               </w:rPr>
               <w:t xml:space="preserve"> </w:t>
             </w:r>
-            <w:r>
-              <w:rPr>
-                <w:rtl/>
-              </w:rPr>
-              <w:t xml:space="preserve">‎$\RR{C(q)=q^3-6q^2+20q+100}$</w:t>
-            </w:r>
+            <m:oMath>
+              <m:r>
+                <m:t>C</m:t>
+              </m:r>
+              <m:d>
+                <m:dPr>
+                  <m:begChr m:val="("/>
+                  <m:endChr m:val=")"/>
+                  <m:sepChr m:val=""/>
+                  <m:grow/>
+                </m:dPr>
+                <m:e>
+                  <m:r>
+                    <m:t>q</m:t>
+                  </m:r>
+                </m:e>
+              </m:d>
+              <m:r>
+                <m:rPr>
+                  <m:sty m:val="p"/>
+                </m:rPr>
+                <m:t>=</m:t>
+              </m:r>
+              <m:sSup>
+                <m:e>
+                  <m:r>
+                    <m:t>q</m:t>
+                  </m:r>
+                </m:e>
+                <m:sup>
+                  <m:r>
+                    <m:t>3</m:t>
+                  </m:r>
+                </m:sup>
+              </m:sSup>
+              <m:r>
+                <m:rPr>
+                  <m:sty m:val="p"/>
+                </m:rPr>
+                <m:t>−</m:t>
+              </m:r>
+              <m:r>
+                <m:t>6</m:t>
+              </m:r>
+              <m:sSup>
+                <m:e>
+                  <m:r>
+                    <m:t>q</m:t>
+                  </m:r>
+                </m:e>
+                <m:sup>
+                  <m:r>
+                    <m:t>2</m:t>
+                  </m:r>
+                </m:sup>
+              </m:sSup>
+              <m:r>
+                <m:rPr>
+                  <m:sty m:val="p"/>
+                </m:rPr>
+                <m:t>+</m:t>
+              </m:r>
+              <m:r>
+                <m:t>20</m:t>
+              </m:r>
+              <m:r>
+                <m:t>q</m:t>
+              </m:r>
+              <m:r>
+                <m:rPr>
+                  <m:sty m:val="p"/>
+                </m:rPr>
+                <m:t>+</m:t>
+              </m:r>
+              <m:r>
+                <m:t>100</m:t>
+              </m:r>
+            </m:oMath>
             <w:r>
               <w:rPr>
                 <w:rtl/>
@@ -6304,12 +7291,96 @@
               </w:rPr>
               <w:t xml:space="preserve"> </w:t>
             </w:r>
-            <w:r>
-              <w:rPr>
-                <w:rtl/>
-              </w:rPr>
-              <w:t xml:space="preserve">‎$\RR{C(q)=\dfrac{q^3}3-4q^2+20q+50}$</w:t>
-            </w:r>
+            <m:oMath>
+              <m:r>
+                <m:t>C</m:t>
+              </m:r>
+              <m:d>
+                <m:dPr>
+                  <m:begChr m:val="("/>
+                  <m:endChr m:val=")"/>
+                  <m:sepChr m:val=""/>
+                  <m:grow/>
+                </m:dPr>
+                <m:e>
+                  <m:r>
+                    <m:t>q</m:t>
+                  </m:r>
+                </m:e>
+              </m:d>
+              <m:r>
+                <m:rPr>
+                  <m:sty m:val="p"/>
+                </m:rPr>
+                <m:t>=</m:t>
+              </m:r>
+              <m:f>
+                <m:fPr>
+                  <m:type m:val="bar"/>
+                </m:fPr>
+                <m:num>
+                  <m:sSup>
+                    <m:e>
+                      <m:r>
+                        <m:t>q</m:t>
+                      </m:r>
+                    </m:e>
+                    <m:sup>
+                      <m:r>
+                        <m:t>3</m:t>
+                      </m:r>
+                    </m:sup>
+                  </m:sSup>
+                </m:num>
+                <m:den>
+                  <m:r>
+                    <m:t>3</m:t>
+                  </m:r>
+                </m:den>
+              </m:f>
+              <m:r>
+                <m:rPr>
+                  <m:sty m:val="p"/>
+                </m:rPr>
+                <m:t>−</m:t>
+              </m:r>
+              <m:r>
+                <m:t>4</m:t>
+              </m:r>
+              <m:sSup>
+                <m:e>
+                  <m:r>
+                    <m:t>q</m:t>
+                  </m:r>
+                </m:e>
+                <m:sup>
+                  <m:r>
+                    <m:t>2</m:t>
+                  </m:r>
+                </m:sup>
+              </m:sSup>
+              <m:r>
+                <m:rPr>
+                  <m:sty m:val="p"/>
+                </m:rPr>
+                <m:t>+</m:t>
+              </m:r>
+              <m:r>
+                <m:t>20</m:t>
+              </m:r>
+              <m:r>
+                <m:t>q</m:t>
+              </m:r>
+              <m:r>
+                <m:rPr>
+                  <m:sty m:val="p"/>
+                </m:rPr>
+                <m:t>+</m:t>
+              </m:r>
+              <m:r>
+                <m:t>50</m:t>
+              </m:r>
+            </m:oMath>
             <w:r>
               <w:rPr>
                 <w:rtl/>
@@ -6336,12 +7407,136 @@
               </w:rPr>
               <w:t xml:space="preserve"> </w:t>
             </w:r>
-            <w:r>
-              <w:rPr>
-                <w:rtl/>
-              </w:rPr>
-              <w:t xml:space="preserve">‎$B(q)=68q-C(q)=\RR{-\dfrac{q^3}3+4q^2+48q-50}$</w:t>
-            </w:r>
+            <m:oMath>
+              <m:r>
+                <m:t>B</m:t>
+              </m:r>
+              <m:d>
+                <m:dPr>
+                  <m:begChr m:val="("/>
+                  <m:endChr m:val=")"/>
+                  <m:sepChr m:val=""/>
+                  <m:grow/>
+                </m:dPr>
+                <m:e>
+                  <m:r>
+                    <m:t>q</m:t>
+                  </m:r>
+                </m:e>
+              </m:d>
+              <m:r>
+                <m:rPr>
+                  <m:sty m:val="p"/>
+                </m:rPr>
+                <m:t>=</m:t>
+              </m:r>
+              <m:r>
+                <m:t>68</m:t>
+              </m:r>
+              <m:r>
+                <m:t>q</m:t>
+              </m:r>
+              <m:r>
+                <m:rPr>
+                  <m:sty m:val="p"/>
+                </m:rPr>
+                <m:t>−</m:t>
+              </m:r>
+              <m:r>
+                <m:t>C</m:t>
+              </m:r>
+              <m:d>
+                <m:dPr>
+                  <m:begChr m:val="("/>
+                  <m:endChr m:val=")"/>
+                  <m:sepChr m:val=""/>
+                  <m:grow/>
+                </m:dPr>
+                <m:e>
+                  <m:r>
+                    <m:t>q</m:t>
+                  </m:r>
+                </m:e>
+              </m:d>
+              <m:r>
+                <m:rPr>
+                  <m:sty m:val="p"/>
+                </m:rPr>
+                <m:t>=</m:t>
+              </m:r>
+              <m:r>
+                <m:rPr>
+                  <m:sty m:val="p"/>
+                </m:rPr>
+                <m:t>−</m:t>
+              </m:r>
+              <m:f>
+                <m:fPr>
+                  <m:type m:val="bar"/>
+                </m:fPr>
+                <m:num>
+                  <m:sSup>
+                    <m:e>
+                      <m:r>
+                        <m:t>q</m:t>
+                      </m:r>
+                    </m:e>
+                    <m:sup>
+                      <m:r>
+                        <m:t>3</m:t>
+                      </m:r>
+                    </m:sup>
+                  </m:sSup>
+                </m:num>
+                <m:den>
+                  <m:r>
+                    <m:t>3</m:t>
+                  </m:r>
+                </m:den>
+              </m:f>
+              <m:r>
+                <m:rPr>
+                  <m:sty m:val="p"/>
+                </m:rPr>
+                <m:t>+</m:t>
+              </m:r>
+              <m:r>
+                <m:t>4</m:t>
+              </m:r>
+              <m:sSup>
+                <m:e>
+                  <m:r>
+                    <m:t>q</m:t>
+                  </m:r>
+                </m:e>
+                <m:sup>
+                  <m:r>
+                    <m:t>2</m:t>
+                  </m:r>
+                </m:sup>
+              </m:sSup>
+              <m:r>
+                <m:rPr>
+                  <m:sty m:val="p"/>
+                </m:rPr>
+                <m:t>+</m:t>
+              </m:r>
+              <m:r>
+                <m:t>48</m:t>
+              </m:r>
+              <m:r>
+                <m:t>q</m:t>
+              </m:r>
+              <m:r>
+                <m:rPr>
+                  <m:sty m:val="p"/>
+                </m:rPr>
+                <m:t>−</m:t>
+              </m:r>
+              <m:r>
+                <m:t>50</m:t>
+              </m:r>
+            </m:oMath>
             <w:r>
               <w:rPr>
                 <w:rtl/>
@@ -7023,7 +8218,7 @@
     <w:tbl>
       <w:tblPr>
         <w:tblStyle w:val="Table"/>
-        <w:tblW w:w="7681" w:type="dxa"/>
+        <w:tblW w:w="9864" w:type="dxa"/>
         <w:jc w:val="center"/>
         <w:tblBorders>
           <w:top w:val="single" w:sz="4" w:space="0" w:color="000000"/>
@@ -7036,10 +8231,10 @@
         <w:tblLook w:firstRow="0" w:lastRow="0" w:firstColumn="0" w:lastColumn="0" w:noHBand="0" w:noVBand="0" w:val="0000"/>
       </w:tblPr>
       <w:tblGrid>
-        <w:gridCol w:w="1188"/>
-        <w:gridCol w:w="712"/>
-        <w:gridCol w:w="4593"/>
-        <w:gridCol w:w="1188"/>
+        <w:gridCol w:w="1084"/>
+        <w:gridCol w:w="591"/>
+        <w:gridCol w:w="7004"/>
+        <w:gridCol w:w="1183"/>
       </w:tblGrid>
       <w:tr>
         <w:tc>
@@ -7372,7 +8567,7 @@
               </w:rPr>
               <w:drawing>
                 <wp:inline>
-                  <wp:extent cx="1938528" cy="1508760"/>
+                  <wp:extent cx="1933956" cy="1508760"/>
                   <wp:docPr id="2" name="Picture 2"/>
                   <wp:cNvGraphicFramePr>
                     <a:graphicFrameLocks noChangeAspect="1"/>
@@ -7381,7 +8576,7 @@
                     <a:graphicData uri="http://schemas.openxmlformats.org/drawingml/2006/picture">
                       <pic:pic>
                         <pic:nvPicPr>
-                          <pic:cNvPr id="0" name="688341651de909b3.png"/>
+                          <pic:cNvPr id="0" name="5be5a7d7f3c3f4a8.png"/>
                           <pic:cNvPicPr/>
                         </pic:nvPicPr>
                         <pic:blipFill>
@@ -7393,7 +8588,7 @@
                         <pic:spPr>
                           <a:xfrm>
                             <a:off x="0" y="0"/>
-                            <a:ext cx="1938528" cy="1508760"/>
+                            <a:ext cx="1933956" cy="1508760"/>
                           </a:xfrm>
                           <a:prstGeom prst="rect"/>
                         </pic:spPr>
@@ -7779,12 +8974,73 @@
               </w:rPr>
               <w:t xml:space="preserve"> </w:t>
             </w:r>
-            <w:r>
-              <w:rPr>
-                <w:rtl/>
-              </w:rPr>
-              <w:t xml:space="preserve">‎$\mathcal A=\dfrac{(3+7)\times2}2=\RR{10}$</w:t>
-            </w:r>
+            <m:oMath>
+              <m:r>
+                <m:rPr>
+                  <m:sty m:val="p"/>
+                  <m:scr m:val="script"/>
+                </m:rPr>
+                <m:t>A</m:t>
+              </m:r>
+              <m:r>
+                <m:rPr>
+                  <m:sty m:val="p"/>
+                </m:rPr>
+                <m:t>=</m:t>
+              </m:r>
+              <m:f>
+                <m:fPr>
+                  <m:type m:val="bar"/>
+                </m:fPr>
+                <m:num>
+                  <m:d>
+                    <m:dPr>
+                      <m:begChr m:val="("/>
+                      <m:endChr m:val=")"/>
+                      <m:sepChr m:val=""/>
+                      <m:grow/>
+                    </m:dPr>
+                    <m:e>
+                      <m:r>
+                        <m:t>3</m:t>
+                      </m:r>
+                      <m:r>
+                        <m:rPr>
+                          <m:sty m:val="p"/>
+                        </m:rPr>
+                        <m:t>+</m:t>
+                      </m:r>
+                      <m:r>
+                        <m:t>7</m:t>
+                      </m:r>
+                    </m:e>
+                  </m:d>
+                  <m:r>
+                    <m:rPr>
+                      <m:sty m:val="p"/>
+                    </m:rPr>
+                    <m:t>×</m:t>
+                  </m:r>
+                  <m:r>
+                    <m:t>2</m:t>
+                  </m:r>
+                </m:num>
+                <m:den>
+                  <m:r>
+                    <m:t>2</m:t>
+                  </m:r>
+                </m:den>
+              </m:f>
+              <m:r>
+                <m:rPr>
+                  <m:sty m:val="p"/>
+                </m:rPr>
+                <m:t>=</m:t>
+              </m:r>
+              <m:r>
+                <m:t>10</m:t>
+              </m:r>
+            </m:oMath>
             <w:r>
               <w:rPr>
                 <w:rtl/>
@@ -7902,12 +9158,73 @@
               </w:rPr>
               <w:t xml:space="preserve"> </w:t>
             </w:r>
-            <w:r>
-              <w:rPr>
-                <w:rtl/>
-              </w:rPr>
-              <w:t xml:space="preserve">‎$F(3)-F(1)=12-2=\RR{10}$</w:t>
-            </w:r>
+            <m:oMath>
+              <m:r>
+                <m:t>F</m:t>
+              </m:r>
+              <m:d>
+                <m:dPr>
+                  <m:begChr m:val="("/>
+                  <m:endChr m:val=")"/>
+                  <m:sepChr m:val=""/>
+                  <m:grow/>
+                </m:dPr>
+                <m:e>
+                  <m:r>
+                    <m:t>3</m:t>
+                  </m:r>
+                </m:e>
+              </m:d>
+              <m:r>
+                <m:rPr>
+                  <m:sty m:val="p"/>
+                </m:rPr>
+                <m:t>−</m:t>
+              </m:r>
+              <m:r>
+                <m:t>F</m:t>
+              </m:r>
+              <m:d>
+                <m:dPr>
+                  <m:begChr m:val="("/>
+                  <m:endChr m:val=")"/>
+                  <m:sepChr m:val=""/>
+                  <m:grow/>
+                </m:dPr>
+                <m:e>
+                  <m:r>
+                    <m:t>1</m:t>
+                  </m:r>
+                </m:e>
+              </m:d>
+              <m:r>
+                <m:rPr>
+                  <m:sty m:val="p"/>
+                </m:rPr>
+                <m:t>=</m:t>
+              </m:r>
+              <m:r>
+                <m:t>12</m:t>
+              </m:r>
+              <m:r>
+                <m:rPr>
+                  <m:sty m:val="p"/>
+                </m:rPr>
+                <m:t>−</m:t>
+              </m:r>
+              <m:r>
+                <m:t>2</m:t>
+              </m:r>
+              <m:r>
+                <m:rPr>
+                  <m:sty m:val="p"/>
+                </m:rPr>
+                <m:t>=</m:t>
+              </m:r>
+              <m:r>
+                <m:t>10</m:t>
+              </m:r>
+            </m:oMath>
             <w:r>
               <w:rPr>
                 <w:rtl/>
@@ -8059,12 +9376,145 @@
               </w:rPr>
               <w:t xml:space="preserve"> </w:t>
             </w:r>
-            <w:r>
-              <w:rPr>
-                <w:rtl/>
-              </w:rPr>
-              <w:t xml:space="preserve">‎$\RR{\displaystyle\int_{a}^{b}f(t)\,dt=\big[F(t)\big]_a^b=F(b)-F(a)}$</w:t>
-            </w:r>
+            <m:oMath>
+              <m:nary>
+                <m:naryPr>
+                  <m:chr m:val="∫"/>
+                  <m:limLoc m:val="subSup"/>
+                  <m:subHide m:val="off"/>
+                  <m:supHide m:val="off"/>
+                </m:naryPr>
+                <m:sub>
+                  <m:r>
+                    <m:t>a</m:t>
+                  </m:r>
+                </m:sub>
+                <m:sup>
+                  <m:r>
+                    <m:t>b</m:t>
+                  </m:r>
+                </m:sup>
+                <m:e>
+                  <m:r>
+                    <m:t>f</m:t>
+                  </m:r>
+                </m:e>
+              </m:nary>
+              <m:d>
+                <m:dPr>
+                  <m:begChr m:val="("/>
+                  <m:endChr m:val=")"/>
+                  <m:sepChr m:val=""/>
+                  <m:grow/>
+                </m:dPr>
+                <m:e>
+                  <m:r>
+                    <m:t>t</m:t>
+                  </m:r>
+                </m:e>
+              </m:d>
+              <m:r>
+                <m:t> </m:t>
+              </m:r>
+              <m:r>
+                <m:t>d</m:t>
+              </m:r>
+              <m:r>
+                <m:t>t</m:t>
+              </m:r>
+              <m:r>
+                <m:rPr>
+                  <m:sty m:val="p"/>
+                </m:rPr>
+                <m:t>=</m:t>
+              </m:r>
+              <m:r>
+                <m:rPr>
+                  <m:sty m:val="p"/>
+                </m:rPr>
+                <m:t>[</m:t>
+              </m:r>
+              <m:r>
+                <m:t>F</m:t>
+              </m:r>
+              <m:d>
+                <m:dPr>
+                  <m:begChr m:val="("/>
+                  <m:endChr m:val=")"/>
+                  <m:sepChr m:val=""/>
+                  <m:grow/>
+                </m:dPr>
+                <m:e>
+                  <m:r>
+                    <m:t>t</m:t>
+                  </m:r>
+                </m:e>
+              </m:d>
+              <m:sSubSup>
+                <m:e>
+                  <m:r>
+                    <m:rPr>
+                      <m:sty m:val="p"/>
+                    </m:rPr>
+                    <m:t>]</m:t>
+                  </m:r>
+                </m:e>
+                <m:sub>
+                  <m:r>
+                    <m:t>a</m:t>
+                  </m:r>
+                </m:sub>
+                <m:sup>
+                  <m:r>
+                    <m:t>b</m:t>
+                  </m:r>
+                </m:sup>
+              </m:sSubSup>
+              <m:r>
+                <m:rPr>
+                  <m:sty m:val="p"/>
+                </m:rPr>
+                <m:t>=</m:t>
+              </m:r>
+              <m:r>
+                <m:t>F</m:t>
+              </m:r>
+              <m:d>
+                <m:dPr>
+                  <m:begChr m:val="("/>
+                  <m:endChr m:val=")"/>
+                  <m:sepChr m:val=""/>
+                  <m:grow/>
+                </m:dPr>
+                <m:e>
+                  <m:r>
+                    <m:t>b</m:t>
+                  </m:r>
+                </m:e>
+              </m:d>
+              <m:r>
+                <m:rPr>
+                  <m:sty m:val="p"/>
+                </m:rPr>
+                <m:t>−</m:t>
+              </m:r>
+              <m:r>
+                <m:t>F</m:t>
+              </m:r>
+              <m:d>
+                <m:dPr>
+                  <m:begChr m:val="("/>
+                  <m:endChr m:val=")"/>
+                  <m:sepChr m:val=""/>
+                  <m:grow/>
+                </m:dPr>
+                <m:e>
+                  <m:r>
+                    <m:t>a</m:t>
+                  </m:r>
+                </m:e>
+              </m:d>
+            </m:oMath>
             <w:r>
               <w:rPr>
                 <w:rtl/>
@@ -8436,12 +9886,154 @@
               </w:rPr>
               <w:t xml:space="preserve"> </w:t>
             </w:r>
-            <w:r>
-              <w:rPr>
-                <w:rtl/>
-              </w:rPr>
-              <w:t xml:space="preserve">‎$\displaystyle\int_{0}^{2}t^2\,dt=\left[\dfrac{t^3}3\right]_0^2=\dfrac83-0=\RR{\dfrac83}$</w:t>
-            </w:r>
+            <m:oMath>
+              <m:nary>
+                <m:naryPr>
+                  <m:chr m:val="∫"/>
+                  <m:limLoc m:val="subSup"/>
+                  <m:subHide m:val="off"/>
+                  <m:supHide m:val="off"/>
+                </m:naryPr>
+                <m:sub>
+                  <m:r>
+                    <m:t>0</m:t>
+                  </m:r>
+                </m:sub>
+                <m:sup>
+                  <m:r>
+                    <m:t>2</m:t>
+                  </m:r>
+                </m:sup>
+                <m:e>
+                  <m:sSup>
+                    <m:e>
+                      <m:r>
+                        <m:t>t</m:t>
+                      </m:r>
+                    </m:e>
+                    <m:sup>
+                      <m:r>
+                        <m:t>2</m:t>
+                      </m:r>
+                    </m:sup>
+                  </m:sSup>
+                </m:e>
+              </m:nary>
+              <m:r>
+                <m:t> </m:t>
+              </m:r>
+              <m:r>
+                <m:t>d</m:t>
+              </m:r>
+              <m:r>
+                <m:t>t</m:t>
+              </m:r>
+              <m:r>
+                <m:rPr>
+                  <m:sty m:val="p"/>
+                </m:rPr>
+                <m:t>=</m:t>
+              </m:r>
+              <m:sSubSup>
+                <m:e>
+                  <m:d>
+                    <m:dPr>
+                      <m:begChr m:val="["/>
+                      <m:endChr m:val="]"/>
+                      <m:sepChr m:val=""/>
+                      <m:grow/>
+                    </m:dPr>
+                    <m:e>
+                      <m:f>
+                        <m:fPr>
+                          <m:type m:val="bar"/>
+                        </m:fPr>
+                        <m:num>
+                          <m:sSup>
+                            <m:e>
+                              <m:r>
+                                <m:t>t</m:t>
+                              </m:r>
+                            </m:e>
+                            <m:sup>
+                              <m:r>
+                                <m:t>3</m:t>
+                              </m:r>
+                            </m:sup>
+                          </m:sSup>
+                        </m:num>
+                        <m:den>
+                          <m:r>
+                            <m:t>3</m:t>
+                          </m:r>
+                        </m:den>
+                      </m:f>
+                    </m:e>
+                  </m:d>
+                </m:e>
+                <m:sub>
+                  <m:r>
+                    <m:t>0</m:t>
+                  </m:r>
+                </m:sub>
+                <m:sup>
+                  <m:r>
+                    <m:t>2</m:t>
+                  </m:r>
+                </m:sup>
+              </m:sSubSup>
+              <m:r>
+                <m:rPr>
+                  <m:sty m:val="p"/>
+                </m:rPr>
+                <m:t>=</m:t>
+              </m:r>
+              <m:f>
+                <m:fPr>
+                  <m:type m:val="bar"/>
+                </m:fPr>
+                <m:num>
+                  <m:r>
+                    <m:t>8</m:t>
+                  </m:r>
+                </m:num>
+                <m:den>
+                  <m:r>
+                    <m:t>3</m:t>
+                  </m:r>
+                </m:den>
+              </m:f>
+              <m:r>
+                <m:rPr>
+                  <m:sty m:val="p"/>
+                </m:rPr>
+                <m:t>−</m:t>
+              </m:r>
+              <m:r>
+                <m:t>0</m:t>
+              </m:r>
+              <m:r>
+                <m:rPr>
+                  <m:sty m:val="p"/>
+                </m:rPr>
+                <m:t>=</m:t>
+              </m:r>
+              <m:f>
+                <m:fPr>
+                  <m:type m:val="bar"/>
+                </m:fPr>
+                <m:num>
+                  <m:r>
+                    <m:t>8</m:t>
+                  </m:r>
+                </m:num>
+                <m:den>
+                  <m:r>
+                    <m:t>3</m:t>
+                  </m:r>
+                </m:den>
+              </m:f>
+            </m:oMath>
             <w:r>
               <w:rPr>
                 <w:rtl/>
@@ -8469,7 +10061,7 @@
                     <a:graphicData uri="http://schemas.openxmlformats.org/drawingml/2006/picture">
                       <pic:pic>
                         <pic:nvPicPr>
-                          <pic:cNvPr id="0" name="e7099f62af37c9d7.png"/>
+                          <pic:cNvPr id="0" name="35223374f748a9bf.png"/>
                           <pic:cNvPicPr/>
                         </pic:nvPicPr>
                         <pic:blipFill>
@@ -9214,12 +10806,120 @@
               </w:rPr>
               <w:t xml:space="preserve"> </w:t>
             </w:r>
-            <w:r>
-              <w:rPr>
-                <w:rtl/>
-              </w:rPr>
-              <w:t xml:space="preserve">‎$\big[t^3-t\big]_1^2=(8-2)-(1-1)=\RR{6}$</w:t>
-            </w:r>
+            <m:oMath>
+              <m:r>
+                <m:rPr>
+                  <m:sty m:val="p"/>
+                </m:rPr>
+                <m:t>[</m:t>
+              </m:r>
+              <m:sSup>
+                <m:e>
+                  <m:r>
+                    <m:t>t</m:t>
+                  </m:r>
+                </m:e>
+                <m:sup>
+                  <m:r>
+                    <m:t>3</m:t>
+                  </m:r>
+                </m:sup>
+              </m:sSup>
+              <m:r>
+                <m:rPr>
+                  <m:sty m:val="p"/>
+                </m:rPr>
+                <m:t>−</m:t>
+              </m:r>
+              <m:r>
+                <m:t>t</m:t>
+              </m:r>
+              <m:sSubSup>
+                <m:e>
+                  <m:r>
+                    <m:rPr>
+                      <m:sty m:val="p"/>
+                    </m:rPr>
+                    <m:t>]</m:t>
+                  </m:r>
+                </m:e>
+                <m:sub>
+                  <m:r>
+                    <m:t>1</m:t>
+                  </m:r>
+                </m:sub>
+                <m:sup>
+                  <m:r>
+                    <m:t>2</m:t>
+                  </m:r>
+                </m:sup>
+              </m:sSubSup>
+              <m:r>
+                <m:rPr>
+                  <m:sty m:val="p"/>
+                </m:rPr>
+                <m:t>=</m:t>
+              </m:r>
+              <m:d>
+                <m:dPr>
+                  <m:begChr m:val="("/>
+                  <m:endChr m:val=")"/>
+                  <m:sepChr m:val=""/>
+                  <m:grow/>
+                </m:dPr>
+                <m:e>
+                  <m:r>
+                    <m:t>8</m:t>
+                  </m:r>
+                  <m:r>
+                    <m:rPr>
+                      <m:sty m:val="p"/>
+                    </m:rPr>
+                    <m:t>−</m:t>
+                  </m:r>
+                  <m:r>
+                    <m:t>2</m:t>
+                  </m:r>
+                </m:e>
+              </m:d>
+              <m:r>
+                <m:rPr>
+                  <m:sty m:val="p"/>
+                </m:rPr>
+                <m:t>−</m:t>
+              </m:r>
+              <m:d>
+                <m:dPr>
+                  <m:begChr m:val="("/>
+                  <m:endChr m:val=")"/>
+                  <m:sepChr m:val=""/>
+                  <m:grow/>
+                </m:dPr>
+                <m:e>
+                  <m:r>
+                    <m:t>1</m:t>
+                  </m:r>
+                  <m:r>
+                    <m:rPr>
+                      <m:sty m:val="p"/>
+                    </m:rPr>
+                    <m:t>−</m:t>
+                  </m:r>
+                  <m:r>
+                    <m:t>1</m:t>
+                  </m:r>
+                </m:e>
+              </m:d>
+              <m:r>
+                <m:rPr>
+                  <m:sty m:val="p"/>
+                </m:rPr>
+                <m:t>=</m:t>
+              </m:r>
+              <m:r>
+                <m:t>6</m:t>
+              </m:r>
+            </m:oMath>
             <w:r>
               <w:rPr>
                 <w:rtl/>
@@ -9246,12 +10946,169 @@
               </w:rPr>
               <w:t xml:space="preserve"> </w:t>
             </w:r>
-            <w:r>
-              <w:rPr>
-                <w:rtl/>
-              </w:rPr>
-              <w:t xml:space="preserve">‎$\left[\dfrac{t^4}4+t^2\right]_{-1}^1=\left(\dfrac14+1\right)-\left(\dfrac14+1\right)=\RR{0}$</w:t>
-            </w:r>
+            <m:oMath>
+              <m:sSubSup>
+                <m:e>
+                  <m:d>
+                    <m:dPr>
+                      <m:begChr m:val="["/>
+                      <m:endChr m:val="]"/>
+                      <m:sepChr m:val=""/>
+                      <m:grow/>
+                    </m:dPr>
+                    <m:e>
+                      <m:f>
+                        <m:fPr>
+                          <m:type m:val="bar"/>
+                        </m:fPr>
+                        <m:num>
+                          <m:sSup>
+                            <m:e>
+                              <m:r>
+                                <m:t>t</m:t>
+                              </m:r>
+                            </m:e>
+                            <m:sup>
+                              <m:r>
+                                <m:t>4</m:t>
+                              </m:r>
+                            </m:sup>
+                          </m:sSup>
+                        </m:num>
+                        <m:den>
+                          <m:r>
+                            <m:t>4</m:t>
+                          </m:r>
+                        </m:den>
+                      </m:f>
+                      <m:r>
+                        <m:rPr>
+                          <m:sty m:val="p"/>
+                        </m:rPr>
+                        <m:t>+</m:t>
+                      </m:r>
+                      <m:sSup>
+                        <m:e>
+                          <m:r>
+                            <m:t>t</m:t>
+                          </m:r>
+                        </m:e>
+                        <m:sup>
+                          <m:r>
+                            <m:t>2</m:t>
+                          </m:r>
+                        </m:sup>
+                      </m:sSup>
+                    </m:e>
+                  </m:d>
+                </m:e>
+                <m:sub>
+                  <m:r>
+                    <m:rPr>
+                      <m:sty m:val="p"/>
+                    </m:rPr>
+                    <m:t>−</m:t>
+                  </m:r>
+                  <m:r>
+                    <m:t>1</m:t>
+                  </m:r>
+                </m:sub>
+                <m:sup>
+                  <m:r>
+                    <m:t>1</m:t>
+                  </m:r>
+                </m:sup>
+              </m:sSubSup>
+              <m:r>
+                <m:rPr>
+                  <m:sty m:val="p"/>
+                </m:rPr>
+                <m:t>=</m:t>
+              </m:r>
+              <m:d>
+                <m:dPr>
+                  <m:begChr m:val="("/>
+                  <m:endChr m:val=")"/>
+                  <m:sepChr m:val=""/>
+                  <m:grow/>
+                </m:dPr>
+                <m:e>
+                  <m:f>
+                    <m:fPr>
+                      <m:type m:val="bar"/>
+                    </m:fPr>
+                    <m:num>
+                      <m:r>
+                        <m:t>1</m:t>
+                      </m:r>
+                    </m:num>
+                    <m:den>
+                      <m:r>
+                        <m:t>4</m:t>
+                      </m:r>
+                    </m:den>
+                  </m:f>
+                  <m:r>
+                    <m:rPr>
+                      <m:sty m:val="p"/>
+                    </m:rPr>
+                    <m:t>+</m:t>
+                  </m:r>
+                  <m:r>
+                    <m:t>1</m:t>
+                  </m:r>
+                </m:e>
+              </m:d>
+              <m:r>
+                <m:rPr>
+                  <m:sty m:val="p"/>
+                </m:rPr>
+                <m:t>−</m:t>
+              </m:r>
+              <m:d>
+                <m:dPr>
+                  <m:begChr m:val="("/>
+                  <m:endChr m:val=")"/>
+                  <m:sepChr m:val=""/>
+                  <m:grow/>
+                </m:dPr>
+                <m:e>
+                  <m:f>
+                    <m:fPr>
+                      <m:type m:val="bar"/>
+                    </m:fPr>
+                    <m:num>
+                      <m:r>
+                        <m:t>1</m:t>
+                      </m:r>
+                    </m:num>
+                    <m:den>
+                      <m:r>
+                        <m:t>4</m:t>
+                      </m:r>
+                    </m:den>
+                  </m:f>
+                  <m:r>
+                    <m:rPr>
+                      <m:sty m:val="p"/>
+                    </m:rPr>
+                    <m:t>+</m:t>
+                  </m:r>
+                  <m:r>
+                    <m:t>1</m:t>
+                  </m:r>
+                </m:e>
+              </m:d>
+              <m:r>
+                <m:rPr>
+                  <m:sty m:val="p"/>
+                </m:rPr>
+                <m:t>=</m:t>
+              </m:r>
+              <m:r>
+                <m:t>0</m:t>
+              </m:r>
+            </m:oMath>
             <w:r>
               <w:rPr>
                 <w:rtl/>
@@ -9278,12 +11135,85 @@
               </w:rPr>
               <w:t xml:space="preserve"> </w:t>
             </w:r>
-            <w:r>
-              <w:rPr>
-                <w:rtl/>
-              </w:rPr>
-              <w:t xml:space="preserve">‎$\big[q^2+10q\big]_0^{10}=200-0=\RR{200}$</w:t>
-            </w:r>
+            <m:oMath>
+              <m:r>
+                <m:rPr>
+                  <m:sty m:val="p"/>
+                </m:rPr>
+                <m:t>[</m:t>
+              </m:r>
+              <m:sSup>
+                <m:e>
+                  <m:r>
+                    <m:t>q</m:t>
+                  </m:r>
+                </m:e>
+                <m:sup>
+                  <m:r>
+                    <m:t>2</m:t>
+                  </m:r>
+                </m:sup>
+              </m:sSup>
+              <m:r>
+                <m:rPr>
+                  <m:sty m:val="p"/>
+                </m:rPr>
+                <m:t>+</m:t>
+              </m:r>
+              <m:r>
+                <m:t>10</m:t>
+              </m:r>
+              <m:r>
+                <m:t>q</m:t>
+              </m:r>
+              <m:sSubSup>
+                <m:e>
+                  <m:r>
+                    <m:rPr>
+                      <m:sty m:val="p"/>
+                    </m:rPr>
+                    <m:t>]</m:t>
+                  </m:r>
+                </m:e>
+                <m:sub>
+                  <m:r>
+                    <m:t>0</m:t>
+                  </m:r>
+                </m:sub>
+                <m:sup>
+                  <m:r>
+                    <m:t>10</m:t>
+                  </m:r>
+                </m:sup>
+              </m:sSubSup>
+              <m:r>
+                <m:rPr>
+                  <m:sty m:val="p"/>
+                </m:rPr>
+                <m:t>=</m:t>
+              </m:r>
+              <m:r>
+                <m:t>200</m:t>
+              </m:r>
+              <m:r>
+                <m:rPr>
+                  <m:sty m:val="p"/>
+                </m:rPr>
+                <m:t>−</m:t>
+              </m:r>
+              <m:r>
+                <m:t>0</m:t>
+              </m:r>
+              <m:r>
+                <m:rPr>
+                  <m:sty m:val="p"/>
+                </m:rPr>
+                <m:t>=</m:t>
+              </m:r>
+              <m:r>
+                <m:t>200</m:t>
+              </m:r>
+            </m:oMath>
             <w:r>
               <w:rPr>
                 <w:rtl/>
@@ -9928,7 +11858,7 @@
     <w:tbl>
       <w:tblPr>
         <w:tblStyle w:val="Table"/>
-        <w:tblW w:w="7681" w:type="dxa"/>
+        <w:tblW w:w="9864" w:type="dxa"/>
         <w:jc w:val="center"/>
         <w:tblBorders>
           <w:top w:val="single" w:sz="4" w:space="0" w:color="000000"/>
@@ -9941,10 +11871,10 @@
         <w:tblLook w:firstRow="0" w:lastRow="0" w:firstColumn="0" w:lastColumn="0" w:noHBand="0" w:noVBand="0" w:val="0000"/>
       </w:tblPr>
       <w:tblGrid>
-        <w:gridCol w:w="1188"/>
-        <w:gridCol w:w="712"/>
-        <w:gridCol w:w="4593"/>
-        <w:gridCol w:w="1188"/>
+        <w:gridCol w:w="1084"/>
+        <w:gridCol w:w="591"/>
+        <w:gridCol w:w="7004"/>
+        <w:gridCol w:w="1183"/>
       </w:tblGrid>
       <w:tr>
         <w:tc>
@@ -10651,12 +12581,115 @@
               </w:rPr>
               <w:t xml:space="preserve"> </w:t>
             </w:r>
-            <w:r>
-              <w:rPr>
-                <w:rtl/>
-              </w:rPr>
-              <w:t xml:space="preserve">‎$\displaystyle\int_{0}^{1}x\,dx=\left[\dfrac{x^2}2\right]_0^1=\RR{\dfrac12}$</w:t>
-            </w:r>
+            <m:oMath>
+              <m:nary>
+                <m:naryPr>
+                  <m:chr m:val="∫"/>
+                  <m:limLoc m:val="subSup"/>
+                  <m:subHide m:val="off"/>
+                  <m:supHide m:val="off"/>
+                </m:naryPr>
+                <m:sub>
+                  <m:r>
+                    <m:t>0</m:t>
+                  </m:r>
+                </m:sub>
+                <m:sup>
+                  <m:r>
+                    <m:t>1</m:t>
+                  </m:r>
+                </m:sup>
+                <m:e>
+                  <m:r>
+                    <m:t>x</m:t>
+                  </m:r>
+                </m:e>
+              </m:nary>
+              <m:r>
+                <m:t> </m:t>
+              </m:r>
+              <m:r>
+                <m:t>d</m:t>
+              </m:r>
+              <m:r>
+                <m:t>x</m:t>
+              </m:r>
+              <m:r>
+                <m:rPr>
+                  <m:sty m:val="p"/>
+                </m:rPr>
+                <m:t>=</m:t>
+              </m:r>
+              <m:sSubSup>
+                <m:e>
+                  <m:d>
+                    <m:dPr>
+                      <m:begChr m:val="["/>
+                      <m:endChr m:val="]"/>
+                      <m:sepChr m:val=""/>
+                      <m:grow/>
+                    </m:dPr>
+                    <m:e>
+                      <m:f>
+                        <m:fPr>
+                          <m:type m:val="bar"/>
+                        </m:fPr>
+                        <m:num>
+                          <m:sSup>
+                            <m:e>
+                              <m:r>
+                                <m:t>x</m:t>
+                              </m:r>
+                            </m:e>
+                            <m:sup>
+                              <m:r>
+                                <m:t>2</m:t>
+                              </m:r>
+                            </m:sup>
+                          </m:sSup>
+                        </m:num>
+                        <m:den>
+                          <m:r>
+                            <m:t>2</m:t>
+                          </m:r>
+                        </m:den>
+                      </m:f>
+                    </m:e>
+                  </m:d>
+                </m:e>
+                <m:sub>
+                  <m:r>
+                    <m:t>0</m:t>
+                  </m:r>
+                </m:sub>
+                <m:sup>
+                  <m:r>
+                    <m:t>1</m:t>
+                  </m:r>
+                </m:sup>
+              </m:sSubSup>
+              <m:r>
+                <m:rPr>
+                  <m:sty m:val="p"/>
+                </m:rPr>
+                <m:t>=</m:t>
+              </m:r>
+              <m:f>
+                <m:fPr>
+                  <m:type m:val="bar"/>
+                </m:fPr>
+                <m:num>
+                  <m:r>
+                    <m:t>1</m:t>
+                  </m:r>
+                </m:num>
+                <m:den>
+                  <m:r>
+                    <m:t>2</m:t>
+                  </m:r>
+                </m:den>
+              </m:f>
+            </m:oMath>
             <w:r>
               <w:rPr>
                 <w:rtl/>
@@ -10675,12 +12708,70 @@
               </w:rPr>
               <w:t xml:space="preserve"> </w:t>
             </w:r>
-            <w:r>
-              <w:rPr>
-                <w:rtl/>
-              </w:rPr>
-              <w:t xml:space="preserve">‎$\displaystyle\int_{0}^{1}x^2\,dx=\RR{\dfrac13}$</w:t>
-            </w:r>
+            <m:oMath>
+              <m:nary>
+                <m:naryPr>
+                  <m:chr m:val="∫"/>
+                  <m:limLoc m:val="subSup"/>
+                  <m:subHide m:val="off"/>
+                  <m:supHide m:val="off"/>
+                </m:naryPr>
+                <m:sub>
+                  <m:r>
+                    <m:t>0</m:t>
+                  </m:r>
+                </m:sub>
+                <m:sup>
+                  <m:r>
+                    <m:t>1</m:t>
+                  </m:r>
+                </m:sup>
+                <m:e>
+                  <m:sSup>
+                    <m:e>
+                      <m:r>
+                        <m:t>x</m:t>
+                      </m:r>
+                    </m:e>
+                    <m:sup>
+                      <m:r>
+                        <m:t>2</m:t>
+                      </m:r>
+                    </m:sup>
+                  </m:sSup>
+                </m:e>
+              </m:nary>
+              <m:r>
+                <m:t> </m:t>
+              </m:r>
+              <m:r>
+                <m:t>d</m:t>
+              </m:r>
+              <m:r>
+                <m:t>x</m:t>
+              </m:r>
+              <m:r>
+                <m:rPr>
+                  <m:sty m:val="p"/>
+                </m:rPr>
+                <m:t>=</m:t>
+              </m:r>
+              <m:f>
+                <m:fPr>
+                  <m:type m:val="bar"/>
+                </m:fPr>
+                <m:num>
+                  <m:r>
+                    <m:t>1</m:t>
+                  </m:r>
+                </m:num>
+                <m:den>
+                  <m:r>
+                    <m:t>3</m:t>
+                  </m:r>
+                </m:den>
+              </m:f>
+            </m:oMath>
             <w:r>
               <w:rPr>
                 <w:rtl/>
@@ -10967,107 +13058,6 @@
               <w:bidi/>
               <w:jc w:val="left"/>
             </w:pPr>
-            <w:r>
-              <w:rPr>
-                <w:rtl/>
-              </w:rPr>
-              <w:t xml:space="preserve">‎$\displaystyle\int_{0}^{1}(1-x)\,dx+\displaystyle\int_{1}^{3}(x-1)\,dx=\dfrac12+2=\RR{\dfrac52}$</w:t>
-            </w:r>
-            <w:r>
-              <w:rPr>
-                <w:rtl/>
-              </w:rPr>
-              <w:t xml:space="preserve">.</w:t>
-            </w:r>
-          </w:p>
-        </w:tc>
-        <w:tc>
-          <w:tcPr>
-            <w:shd w:val="clear" w:color="auto" w:fill="E4E7ED"/>
-          </w:tcPr>
-          <w:p>
-            <w:pPr>
-              <w:pStyle w:val="Compact"/>
-              <w:bidi/>
-              <w:jc w:val="left"/>
-            </w:pPr>
-            <w:r>
-              <w:rPr>
-                <w:rtl/>
-              </w:rPr>
-              <w:t xml:space="preserve"/>
-            </w:r>
-          </w:p>
-        </w:tc>
-      </w:tr>
-      <w:tr>
-        <w:tc>
-          <w:tcPr/>
-          <w:p>
-            <w:pPr>
-              <w:pStyle w:val="Compact"/>
-              <w:bidi/>
-              <w:jc w:val="left"/>
-            </w:pPr>
-            <w:r>
-              <w:rPr>
-                <w:rtl/>
-              </w:rPr>
-              <w:t xml:space="preserve">تفسير بياني بالمستطيل.</w:t>
-            </w:r>
-          </w:p>
-        </w:tc>
-        <w:tc>
-          <w:tcPr/>
-          <w:p>
-            <w:pPr>
-              <w:pStyle w:val="Compact"/>
-              <w:bidi/>
-              <w:jc w:val="left"/>
-            </w:pPr>
-            <w:r>
-              <w:rPr>
-                <w:rtl/>
-              </w:rPr>
-              <w:t xml:space="preserve">50 د</w:t>
-            </w:r>
-          </w:p>
-        </w:tc>
-        <w:tc>
-          <w:tcPr/>
-          <w:p>
-            <w:pPr>
-              <w:bidi/>
-              <w:jc w:val="left"/>
-            </w:pPr>
-            <w:r>
-              <w:rPr>
-                <w:b/>
-                <w:bCs/>
-                <w:rtl/>
-              </w:rPr>
-              <w:t xml:space="preserve">[خاصية]</w:t>
-            </w:r>
-          </w:p>
-          <w:p>
-            <w:pPr>
-              <w:bidi/>
-              <w:jc w:val="left"/>
-            </w:pPr>
-            <w:r>
-              <w:rPr>
-                <w:b/>
-                <w:bCs/>
-                <w:rtl/>
-              </w:rPr>
-              <w:t xml:space="preserve">(1)</w:t>
-            </w:r>
-            <w:r>
-              <w:rPr>
-                <w:rtl/>
-              </w:rPr>
-              <w:t xml:space="preserve"> </w:t>
-            </w:r>
             <m:oMath>
               <m:nary>
                 <m:naryPr>
@@ -11078,41 +13068,245 @@
                 </m:naryPr>
                 <m:sub>
                   <m:r>
-                    <m:t>a</m:t>
+                    <m:t>0</m:t>
                   </m:r>
                 </m:sub>
                 <m:sup>
                   <m:r>
-                    <m:t>a</m:t>
+                    <m:t>1</m:t>
                   </m:r>
                 </m:sup>
                 <m:e>
-                  <m:r>
-                    <m:t>f</m:t>
-                  </m:r>
+                  <m:d>
+                    <m:dPr>
+                      <m:begChr m:val="("/>
+                      <m:endChr m:val=")"/>
+                      <m:sepChr m:val=""/>
+                      <m:grow/>
+                    </m:dPr>
+                    <m:e>
+                      <m:r>
+                        <m:t>1</m:t>
+                      </m:r>
+                      <m:r>
+                        <m:rPr>
+                          <m:sty m:val="p"/>
+                        </m:rPr>
+                        <m:t>−</m:t>
+                      </m:r>
+                      <m:r>
+                        <m:t>x</m:t>
+                      </m:r>
+                    </m:e>
+                  </m:d>
                 </m:e>
               </m:nary>
               <m:r>
+                <m:t> </m:t>
+              </m:r>
+              <m:r>
+                <m:t>d</m:t>
+              </m:r>
+              <m:r>
+                <m:t>x</m:t>
+              </m:r>
+              <m:r>
+                <m:rPr>
+                  <m:sty m:val="p"/>
+                </m:rPr>
+                <m:t>+</m:t>
+              </m:r>
+              <m:nary>
+                <m:naryPr>
+                  <m:chr m:val="∫"/>
+                  <m:limLoc m:val="subSup"/>
+                  <m:subHide m:val="off"/>
+                  <m:supHide m:val="off"/>
+                </m:naryPr>
+                <m:sub>
+                  <m:r>
+                    <m:t>1</m:t>
+                  </m:r>
+                </m:sub>
+                <m:sup>
+                  <m:r>
+                    <m:t>3</m:t>
+                  </m:r>
+                </m:sup>
+                <m:e>
+                  <m:d>
+                    <m:dPr>
+                      <m:begChr m:val="("/>
+                      <m:endChr m:val=")"/>
+                      <m:sepChr m:val=""/>
+                      <m:grow/>
+                    </m:dPr>
+                    <m:e>
+                      <m:r>
+                        <m:t>x</m:t>
+                      </m:r>
+                      <m:r>
+                        <m:rPr>
+                          <m:sty m:val="p"/>
+                        </m:rPr>
+                        <m:t>−</m:t>
+                      </m:r>
+                      <m:r>
+                        <m:t>1</m:t>
+                      </m:r>
+                    </m:e>
+                  </m:d>
+                </m:e>
+              </m:nary>
+              <m:r>
+                <m:t> </m:t>
+              </m:r>
+              <m:r>
+                <m:t>d</m:t>
+              </m:r>
+              <m:r>
+                <m:t>x</m:t>
+              </m:r>
+              <m:r>
                 <m:rPr>
                   <m:sty m:val="p"/>
                 </m:rPr>
                 <m:t>=</m:t>
               </m:r>
-              <m:r>
-                <m:t>0</m:t>
-              </m:r>
+              <m:f>
+                <m:fPr>
+                  <m:type m:val="bar"/>
+                </m:fPr>
+                <m:num>
+                  <m:r>
+                    <m:t>1</m:t>
+                  </m:r>
+                </m:num>
+                <m:den>
+                  <m:r>
+                    <m:t>2</m:t>
+                  </m:r>
+                </m:den>
+              </m:f>
+              <m:r>
+                <m:rPr>
+                  <m:sty m:val="p"/>
+                </m:rPr>
+                <m:t>+</m:t>
+              </m:r>
+              <m:r>
+                <m:t>2</m:t>
+              </m:r>
+              <m:r>
+                <m:rPr>
+                  <m:sty m:val="p"/>
+                </m:rPr>
+                <m:t>=</m:t>
+              </m:r>
+              <m:f>
+                <m:fPr>
+                  <m:type m:val="bar"/>
+                </m:fPr>
+                <m:num>
+                  <m:r>
+                    <m:t>5</m:t>
+                  </m:r>
+                </m:num>
+                <m:den>
+                  <m:r>
+                    <m:t>2</m:t>
+                  </m:r>
+                </m:den>
+              </m:f>
             </m:oMath>
             <w:r>
               <w:rPr>
                 <w:rtl/>
               </w:rPr>
-              <w:t xml:space="preserve"> </w:t>
-            </w:r>
-            <w:r>
-              <w:rPr>
-                <w:rtl/>
-              </w:rPr>
-              <w:t xml:space="preserve">؛</w:t>
+              <w:t xml:space="preserve">.</w:t>
+            </w:r>
+          </w:p>
+        </w:tc>
+        <w:tc>
+          <w:tcPr>
+            <w:shd w:val="clear" w:color="auto" w:fill="E4E7ED"/>
+          </w:tcPr>
+          <w:p>
+            <w:pPr>
+              <w:pStyle w:val="Compact"/>
+              <w:bidi/>
+              <w:jc w:val="left"/>
+            </w:pPr>
+            <w:r>
+              <w:rPr>
+                <w:rtl/>
+              </w:rPr>
+              <w:t xml:space="preserve"/>
+            </w:r>
+          </w:p>
+        </w:tc>
+      </w:tr>
+      <w:tr>
+        <w:tc>
+          <w:tcPr/>
+          <w:p>
+            <w:pPr>
+              <w:pStyle w:val="Compact"/>
+              <w:bidi/>
+              <w:jc w:val="left"/>
+            </w:pPr>
+            <w:r>
+              <w:rPr>
+                <w:rtl/>
+              </w:rPr>
+              <w:t xml:space="preserve">تفسير بياني بالمستطيل.</w:t>
+            </w:r>
+          </w:p>
+        </w:tc>
+        <w:tc>
+          <w:tcPr/>
+          <w:p>
+            <w:pPr>
+              <w:pStyle w:val="Compact"/>
+              <w:bidi/>
+              <w:jc w:val="left"/>
+            </w:pPr>
+            <w:r>
+              <w:rPr>
+                <w:rtl/>
+              </w:rPr>
+              <w:t xml:space="preserve">50 د</w:t>
+            </w:r>
+          </w:p>
+        </w:tc>
+        <w:tc>
+          <w:tcPr/>
+          <w:p>
+            <w:pPr>
+              <w:bidi/>
+              <w:jc w:val="left"/>
+            </w:pPr>
+            <w:r>
+              <w:rPr>
+                <w:b/>
+                <w:bCs/>
+                <w:rtl/>
+              </w:rPr>
+              <w:t xml:space="preserve">[خاصية]</w:t>
+            </w:r>
+          </w:p>
+          <w:p>
+            <w:pPr>
+              <w:bidi/>
+              <w:jc w:val="left"/>
+            </w:pPr>
+            <w:r>
+              <w:rPr>
+                <w:b/>
+                <w:bCs/>
+                <w:rtl/>
+              </w:rPr>
+              <w:t xml:space="preserve">(1)</w:t>
             </w:r>
             <w:r>
               <w:rPr>
@@ -11130,7 +13324,7 @@
                 </m:naryPr>
                 <m:sub>
                   <m:r>
-                    <m:t>b</m:t>
+                    <m:t>a</m:t>
                   </m:r>
                 </m:sub>
                 <m:sup>
@@ -11151,11 +13345,28 @@
                 <m:t>=</m:t>
               </m:r>
               <m:r>
-                <m:rPr>
-                  <m:sty m:val="p"/>
-                </m:rPr>
-                <m:t>−</m:t>
-              </m:r>
+                <m:t>0</m:t>
+              </m:r>
+            </m:oMath>
+            <w:r>
+              <w:rPr>
+                <w:rtl/>
+              </w:rPr>
+              <w:t xml:space="preserve"> </w:t>
+            </w:r>
+            <w:r>
+              <w:rPr>
+                <w:rtl/>
+              </w:rPr>
+              <w:t xml:space="preserve">؛</w:t>
+            </w:r>
+            <w:r>
+              <w:rPr>
+                <w:rtl/>
+              </w:rPr>
+              <w:t xml:space="preserve"> </w:t>
+            </w:r>
+            <m:oMath>
               <m:nary>
                 <m:naryPr>
                   <m:chr m:val="∫"/>
@@ -11165,6 +13376,41 @@
                 </m:naryPr>
                 <m:sub>
                   <m:r>
+                    <m:t>b</m:t>
+                  </m:r>
+                </m:sub>
+                <m:sup>
+                  <m:r>
+                    <m:t>a</m:t>
+                  </m:r>
+                </m:sup>
+                <m:e>
+                  <m:r>
+                    <m:t>f</m:t>
+                  </m:r>
+                </m:e>
+              </m:nary>
+              <m:r>
+                <m:rPr>
+                  <m:sty m:val="p"/>
+                </m:rPr>
+                <m:t>=</m:t>
+              </m:r>
+              <m:r>
+                <m:rPr>
+                  <m:sty m:val="p"/>
+                </m:rPr>
+                <m:t>−</m:t>
+              </m:r>
+              <m:nary>
+                <m:naryPr>
+                  <m:chr m:val="∫"/>
+                  <m:limLoc m:val="subSup"/>
+                  <m:subHide m:val="off"/>
+                  <m:supHide m:val="off"/>
+                </m:naryPr>
+                <m:sub>
+                  <m:r>
                     <m:t>a</m:t>
                   </m:r>
                 </m:sub>
@@ -11226,12 +13472,120 @@
               </w:rPr>
               <w:t xml:space="preserve"> </w:t>
             </w:r>
-            <w:r>
-              <w:rPr>
-                <w:rtl/>
-              </w:rPr>
-              <w:t xml:space="preserve">‎$\RR{\displaystyle\int_{a}^{b}(\alpha f+\beta g)=\alpha\displaystyle\int_{a}^{b}f+\beta\displaystyle\int_{a}^{b}g}$</w:t>
-            </w:r>
+            <m:oMath>
+              <m:nary>
+                <m:naryPr>
+                  <m:chr m:val="∫"/>
+                  <m:limLoc m:val="subSup"/>
+                  <m:subHide m:val="off"/>
+                  <m:supHide m:val="off"/>
+                </m:naryPr>
+                <m:sub>
+                  <m:r>
+                    <m:t>a</m:t>
+                  </m:r>
+                </m:sub>
+                <m:sup>
+                  <m:r>
+                    <m:t>b</m:t>
+                  </m:r>
+                </m:sup>
+                <m:e>
+                  <m:d>
+                    <m:dPr>
+                      <m:begChr m:val="("/>
+                      <m:endChr m:val=")"/>
+                      <m:sepChr m:val=""/>
+                      <m:grow/>
+                    </m:dPr>
+                    <m:e>
+                      <m:r>
+                        <m:t>α</m:t>
+                      </m:r>
+                      <m:r>
+                        <m:t>f</m:t>
+                      </m:r>
+                      <m:r>
+                        <m:rPr>
+                          <m:sty m:val="p"/>
+                        </m:rPr>
+                        <m:t>+</m:t>
+                      </m:r>
+                      <m:r>
+                        <m:t>β</m:t>
+                      </m:r>
+                      <m:r>
+                        <m:t>g</m:t>
+                      </m:r>
+                    </m:e>
+                  </m:d>
+                </m:e>
+              </m:nary>
+              <m:r>
+                <m:rPr>
+                  <m:sty m:val="p"/>
+                </m:rPr>
+                <m:t>=</m:t>
+              </m:r>
+              <m:r>
+                <m:t>α</m:t>
+              </m:r>
+              <m:nary>
+                <m:naryPr>
+                  <m:chr m:val="∫"/>
+                  <m:limLoc m:val="subSup"/>
+                  <m:subHide m:val="off"/>
+                  <m:supHide m:val="off"/>
+                </m:naryPr>
+                <m:sub>
+                  <m:r>
+                    <m:t>a</m:t>
+                  </m:r>
+                </m:sub>
+                <m:sup>
+                  <m:r>
+                    <m:t>b</m:t>
+                  </m:r>
+                </m:sup>
+                <m:e>
+                  <m:r>
+                    <m:t>f</m:t>
+                  </m:r>
+                </m:e>
+              </m:nary>
+              <m:r>
+                <m:rPr>
+                  <m:sty m:val="p"/>
+                </m:rPr>
+                <m:t>+</m:t>
+              </m:r>
+              <m:r>
+                <m:t>β</m:t>
+              </m:r>
+              <m:nary>
+                <m:naryPr>
+                  <m:chr m:val="∫"/>
+                  <m:limLoc m:val="subSup"/>
+                  <m:subHide m:val="off"/>
+                  <m:supHide m:val="off"/>
+                </m:naryPr>
+                <m:sub>
+                  <m:r>
+                    <m:t>a</m:t>
+                  </m:r>
+                </m:sub>
+                <m:sup>
+                  <m:r>
+                    <m:t>b</m:t>
+                  </m:r>
+                </m:sup>
+                <m:e>
+                  <m:r>
+                    <m:t>g</m:t>
+                  </m:r>
+                </m:e>
+              </m:nary>
+            </m:oMath>
             <w:r>
               <w:rPr>
                 <w:rtl/>
@@ -11278,12 +13632,89 @@
               </w:rPr>
               <w:t xml:space="preserve"> </w:t>
             </w:r>
-            <w:r>
-              <w:rPr>
-                <w:rtl/>
-              </w:rPr>
-              <w:t xml:space="preserve">‎$\RR{\displaystyle\int_{a}^{c}f=\displaystyle\int_{a}^{b}f+\displaystyle\int_{b}^{c}f}$</w:t>
-            </w:r>
+            <m:oMath>
+              <m:nary>
+                <m:naryPr>
+                  <m:chr m:val="∫"/>
+                  <m:limLoc m:val="subSup"/>
+                  <m:subHide m:val="off"/>
+                  <m:supHide m:val="off"/>
+                </m:naryPr>
+                <m:sub>
+                  <m:r>
+                    <m:t>a</m:t>
+                  </m:r>
+                </m:sub>
+                <m:sup>
+                  <m:r>
+                    <m:t>c</m:t>
+                  </m:r>
+                </m:sup>
+                <m:e>
+                  <m:r>
+                    <m:t>f</m:t>
+                  </m:r>
+                </m:e>
+              </m:nary>
+              <m:r>
+                <m:rPr>
+                  <m:sty m:val="p"/>
+                </m:rPr>
+                <m:t>=</m:t>
+              </m:r>
+              <m:nary>
+                <m:naryPr>
+                  <m:chr m:val="∫"/>
+                  <m:limLoc m:val="subSup"/>
+                  <m:subHide m:val="off"/>
+                  <m:supHide m:val="off"/>
+                </m:naryPr>
+                <m:sub>
+                  <m:r>
+                    <m:t>a</m:t>
+                  </m:r>
+                </m:sub>
+                <m:sup>
+                  <m:r>
+                    <m:t>b</m:t>
+                  </m:r>
+                </m:sup>
+                <m:e>
+                  <m:r>
+                    <m:t>f</m:t>
+                  </m:r>
+                </m:e>
+              </m:nary>
+              <m:r>
+                <m:rPr>
+                  <m:sty m:val="p"/>
+                </m:rPr>
+                <m:t>+</m:t>
+              </m:r>
+              <m:nary>
+                <m:naryPr>
+                  <m:chr m:val="∫"/>
+                  <m:limLoc m:val="subSup"/>
+                  <m:subHide m:val="off"/>
+                  <m:supHide m:val="off"/>
+                </m:naryPr>
+                <m:sub>
+                  <m:r>
+                    <m:t>b</m:t>
+                  </m:r>
+                </m:sub>
+                <m:sup>
+                  <m:r>
+                    <m:t>c</m:t>
+                  </m:r>
+                </m:sup>
+                <m:e>
+                  <m:r>
+                    <m:t>f</m:t>
+                  </m:r>
+                </m:e>
+              </m:nary>
+            </m:oMath>
             <w:r>
               <w:rPr>
                 <w:rtl/>
@@ -11568,12 +13999,86 @@
               </w:rPr>
               <w:t xml:space="preserve"> </w:t>
             </w:r>
-            <w:r>
-              <w:rPr>
-                <w:rtl/>
-              </w:rPr>
-              <w:t xml:space="preserve">‎$\RR{\mu=\dfrac1{b-a}\displaystyle\int_{a}^{b}f(x)\,dx}$</w:t>
-            </w:r>
+            <m:oMath>
+              <m:r>
+                <m:t>μ</m:t>
+              </m:r>
+              <m:r>
+                <m:rPr>
+                  <m:sty m:val="p"/>
+                </m:rPr>
+                <m:t>=</m:t>
+              </m:r>
+              <m:f>
+                <m:fPr>
+                  <m:type m:val="bar"/>
+                </m:fPr>
+                <m:num>
+                  <m:r>
+                    <m:t>1</m:t>
+                  </m:r>
+                </m:num>
+                <m:den>
+                  <m:r>
+                    <m:t>b</m:t>
+                  </m:r>
+                  <m:r>
+                    <m:rPr>
+                      <m:sty m:val="p"/>
+                    </m:rPr>
+                    <m:t>−</m:t>
+                  </m:r>
+                  <m:r>
+                    <m:t>a</m:t>
+                  </m:r>
+                </m:den>
+              </m:f>
+              <m:nary>
+                <m:naryPr>
+                  <m:chr m:val="∫"/>
+                  <m:limLoc m:val="subSup"/>
+                  <m:subHide m:val="off"/>
+                  <m:supHide m:val="off"/>
+                </m:naryPr>
+                <m:sub>
+                  <m:r>
+                    <m:t>a</m:t>
+                  </m:r>
+                </m:sub>
+                <m:sup>
+                  <m:r>
+                    <m:t>b</m:t>
+                  </m:r>
+                </m:sup>
+                <m:e>
+                  <m:r>
+                    <m:t>f</m:t>
+                  </m:r>
+                </m:e>
+              </m:nary>
+              <m:d>
+                <m:dPr>
+                  <m:begChr m:val="("/>
+                  <m:endChr m:val=")"/>
+                  <m:sepChr m:val=""/>
+                  <m:grow/>
+                </m:dPr>
+                <m:e>
+                  <m:r>
+                    <m:t>x</m:t>
+                  </m:r>
+                </m:e>
+              </m:d>
+              <m:r>
+                <m:t> </m:t>
+              </m:r>
+              <m:r>
+                <m:t>d</m:t>
+              </m:r>
+              <m:r>
+                <m:t>x</m:t>
+              </m:r>
+            </m:oMath>
             <w:r>
               <w:rPr>
                 <w:rtl/>
@@ -11746,12 +14251,121 @@
               </w:rPr>
               <w:t xml:space="preserve"> </w:t>
             </w:r>
-            <w:r>
-              <w:rPr>
-                <w:rtl/>
-              </w:rPr>
-              <w:t xml:space="preserve">‎$\mu=\dfrac1{10}\big[q^2+10q\big]_{10}^{20}=\dfrac{600-200}{10}=\RR{40}$</w:t>
-            </w:r>
+            <m:oMath>
+              <m:r>
+                <m:t>μ</m:t>
+              </m:r>
+              <m:r>
+                <m:rPr>
+                  <m:sty m:val="p"/>
+                </m:rPr>
+                <m:t>=</m:t>
+              </m:r>
+              <m:f>
+                <m:fPr>
+                  <m:type m:val="bar"/>
+                </m:fPr>
+                <m:num>
+                  <m:r>
+                    <m:t>1</m:t>
+                  </m:r>
+                </m:num>
+                <m:den>
+                  <m:r>
+                    <m:t>10</m:t>
+                  </m:r>
+                </m:den>
+              </m:f>
+              <m:r>
+                <m:rPr>
+                  <m:sty m:val="p"/>
+                </m:rPr>
+                <m:t>[</m:t>
+              </m:r>
+              <m:sSup>
+                <m:e>
+                  <m:r>
+                    <m:t>q</m:t>
+                  </m:r>
+                </m:e>
+                <m:sup>
+                  <m:r>
+                    <m:t>2</m:t>
+                  </m:r>
+                </m:sup>
+              </m:sSup>
+              <m:r>
+                <m:rPr>
+                  <m:sty m:val="p"/>
+                </m:rPr>
+                <m:t>+</m:t>
+              </m:r>
+              <m:r>
+                <m:t>10</m:t>
+              </m:r>
+              <m:r>
+                <m:t>q</m:t>
+              </m:r>
+              <m:sSubSup>
+                <m:e>
+                  <m:r>
+                    <m:rPr>
+                      <m:sty m:val="p"/>
+                    </m:rPr>
+                    <m:t>]</m:t>
+                  </m:r>
+                </m:e>
+                <m:sub>
+                  <m:r>
+                    <m:t>10</m:t>
+                  </m:r>
+                </m:sub>
+                <m:sup>
+                  <m:r>
+                    <m:t>20</m:t>
+                  </m:r>
+                </m:sup>
+              </m:sSubSup>
+              <m:r>
+                <m:rPr>
+                  <m:sty m:val="p"/>
+                </m:rPr>
+                <m:t>=</m:t>
+              </m:r>
+              <m:f>
+                <m:fPr>
+                  <m:type m:val="bar"/>
+                </m:fPr>
+                <m:num>
+                  <m:r>
+                    <m:t>600</m:t>
+                  </m:r>
+                  <m:r>
+                    <m:rPr>
+                      <m:sty m:val="p"/>
+                    </m:rPr>
+                    <m:t>−</m:t>
+                  </m:r>
+                  <m:r>
+                    <m:t>200</m:t>
+                  </m:r>
+                </m:num>
+                <m:den>
+                  <m:r>
+                    <m:t>10</m:t>
+                  </m:r>
+                </m:den>
+              </m:f>
+              <m:r>
+                <m:rPr>
+                  <m:sty m:val="p"/>
+                </m:rPr>
+                <m:t>=</m:t>
+              </m:r>
+              <m:r>
+                <m:t>40</m:t>
+              </m:r>
+            </m:oMath>
             <w:r>
               <w:rPr>
                 <w:rtl/>
@@ -12244,12 +14858,131 @@
               </w:rPr>
               <w:t xml:space="preserve"> </w:t>
             </w:r>
-            <w:r>
-              <w:rPr>
-                <w:rtl/>
-              </w:rPr>
-              <w:t xml:space="preserve">‎$\big[x^3-2x^2+x\big]_0^2=(8-8+2)-0=\RR{2}$</w:t>
-            </w:r>
+            <m:oMath>
+              <m:r>
+                <m:rPr>
+                  <m:sty m:val="p"/>
+                </m:rPr>
+                <m:t>[</m:t>
+              </m:r>
+              <m:sSup>
+                <m:e>
+                  <m:r>
+                    <m:t>x</m:t>
+                  </m:r>
+                </m:e>
+                <m:sup>
+                  <m:r>
+                    <m:t>3</m:t>
+                  </m:r>
+                </m:sup>
+              </m:sSup>
+              <m:r>
+                <m:rPr>
+                  <m:sty m:val="p"/>
+                </m:rPr>
+                <m:t>−</m:t>
+              </m:r>
+              <m:r>
+                <m:t>2</m:t>
+              </m:r>
+              <m:sSup>
+                <m:e>
+                  <m:r>
+                    <m:t>x</m:t>
+                  </m:r>
+                </m:e>
+                <m:sup>
+                  <m:r>
+                    <m:t>2</m:t>
+                  </m:r>
+                </m:sup>
+              </m:sSup>
+              <m:r>
+                <m:rPr>
+                  <m:sty m:val="p"/>
+                </m:rPr>
+                <m:t>+</m:t>
+              </m:r>
+              <m:r>
+                <m:t>x</m:t>
+              </m:r>
+              <m:sSubSup>
+                <m:e>
+                  <m:r>
+                    <m:rPr>
+                      <m:sty m:val="p"/>
+                    </m:rPr>
+                    <m:t>]</m:t>
+                  </m:r>
+                </m:e>
+                <m:sub>
+                  <m:r>
+                    <m:t>0</m:t>
+                  </m:r>
+                </m:sub>
+                <m:sup>
+                  <m:r>
+                    <m:t>2</m:t>
+                  </m:r>
+                </m:sup>
+              </m:sSubSup>
+              <m:r>
+                <m:rPr>
+                  <m:sty m:val="p"/>
+                </m:rPr>
+                <m:t>=</m:t>
+              </m:r>
+              <m:d>
+                <m:dPr>
+                  <m:begChr m:val="("/>
+                  <m:endChr m:val=")"/>
+                  <m:sepChr m:val=""/>
+                  <m:grow/>
+                </m:dPr>
+                <m:e>
+                  <m:r>
+                    <m:t>8</m:t>
+                  </m:r>
+                  <m:r>
+                    <m:rPr>
+                      <m:sty m:val="p"/>
+                    </m:rPr>
+                    <m:t>−</m:t>
+                  </m:r>
+                  <m:r>
+                    <m:t>8</m:t>
+                  </m:r>
+                  <m:r>
+                    <m:rPr>
+                      <m:sty m:val="p"/>
+                    </m:rPr>
+                    <m:t>+</m:t>
+                  </m:r>
+                  <m:r>
+                    <m:t>2</m:t>
+                  </m:r>
+                </m:e>
+              </m:d>
+              <m:r>
+                <m:rPr>
+                  <m:sty m:val="p"/>
+                </m:rPr>
+                <m:t>−</m:t>
+              </m:r>
+              <m:r>
+                <m:t>0</m:t>
+              </m:r>
+              <m:r>
+                <m:rPr>
+                  <m:sty m:val="p"/>
+                </m:rPr>
+                <m:t>=</m:t>
+              </m:r>
+              <m:r>
+                <m:t>2</m:t>
+              </m:r>
+            </m:oMath>
             <w:r>
               <w:rPr>
                 <w:rtl/>
@@ -12276,12 +15009,59 @@
               </w:rPr>
               <w:t xml:space="preserve"> </w:t>
             </w:r>
-            <w:r>
-              <w:rPr>
-                <w:rtl/>
-              </w:rPr>
-              <w:t xml:space="preserve">‎$\mu=\dfrac1{2-0}\times2=\RR{1}$</w:t>
-            </w:r>
+            <m:oMath>
+              <m:r>
+                <m:t>μ</m:t>
+              </m:r>
+              <m:r>
+                <m:rPr>
+                  <m:sty m:val="p"/>
+                </m:rPr>
+                <m:t>=</m:t>
+              </m:r>
+              <m:f>
+                <m:fPr>
+                  <m:type m:val="bar"/>
+                </m:fPr>
+                <m:num>
+                  <m:r>
+                    <m:t>1</m:t>
+                  </m:r>
+                </m:num>
+                <m:den>
+                  <m:r>
+                    <m:t>2</m:t>
+                  </m:r>
+                  <m:r>
+                    <m:rPr>
+                      <m:sty m:val="p"/>
+                    </m:rPr>
+                    <m:t>−</m:t>
+                  </m:r>
+                  <m:r>
+                    <m:t>0</m:t>
+                  </m:r>
+                </m:den>
+              </m:f>
+              <m:r>
+                <m:rPr>
+                  <m:sty m:val="p"/>
+                </m:rPr>
+                <m:t>×</m:t>
+              </m:r>
+              <m:r>
+                <m:t>2</m:t>
+              </m:r>
+              <m:r>
+                <m:rPr>
+                  <m:sty m:val="p"/>
+                </m:rPr>
+                <m:t>=</m:t>
+              </m:r>
+              <m:r>
+                <m:t>1</m:t>
+              </m:r>
+            </m:oMath>
             <w:r>
               <w:rPr>
                 <w:rtl/>
@@ -12829,7 +15609,7 @@
     <w:tbl>
       <w:tblPr>
         <w:tblStyle w:val="Table"/>
-        <w:tblW w:w="7681" w:type="dxa"/>
+        <w:tblW w:w="9864" w:type="dxa"/>
         <w:jc w:val="center"/>
         <w:tblBorders>
           <w:top w:val="single" w:sz="4" w:space="0" w:color="000000"/>
@@ -12842,10 +15622,10 @@
         <w:tblLook w:firstRow="0" w:lastRow="0" w:firstColumn="0" w:lastColumn="0" w:noHBand="0" w:noVBand="0" w:val="0000"/>
       </w:tblPr>
       <w:tblGrid>
-        <w:gridCol w:w="1188"/>
-        <w:gridCol w:w="712"/>
-        <w:gridCol w:w="4593"/>
-        <w:gridCol w:w="1188"/>
+        <w:gridCol w:w="1084"/>
+        <w:gridCol w:w="591"/>
+        <w:gridCol w:w="7004"/>
+        <w:gridCol w:w="1183"/>
       </w:tblGrid>
       <w:tr>
         <w:tc>
@@ -13520,12 +16300,116 @@
               </w:rPr>
               <w:t xml:space="preserve"> </w:t>
             </w:r>
-            <w:r>
-              <w:rPr>
-                <w:rtl/>
-              </w:rPr>
-              <w:t xml:space="preserve">‎$\left[\dfrac{x^3}3-x\right]_0^2=\dfrac83-2=\RR{\dfrac23}$</w:t>
-            </w:r>
+            <m:oMath>
+              <m:sSubSup>
+                <m:e>
+                  <m:d>
+                    <m:dPr>
+                      <m:begChr m:val="["/>
+                      <m:endChr m:val="]"/>
+                      <m:sepChr m:val=""/>
+                      <m:grow/>
+                    </m:dPr>
+                    <m:e>
+                      <m:f>
+                        <m:fPr>
+                          <m:type m:val="bar"/>
+                        </m:fPr>
+                        <m:num>
+                          <m:sSup>
+                            <m:e>
+                              <m:r>
+                                <m:t>x</m:t>
+                              </m:r>
+                            </m:e>
+                            <m:sup>
+                              <m:r>
+                                <m:t>3</m:t>
+                              </m:r>
+                            </m:sup>
+                          </m:sSup>
+                        </m:num>
+                        <m:den>
+                          <m:r>
+                            <m:t>3</m:t>
+                          </m:r>
+                        </m:den>
+                      </m:f>
+                      <m:r>
+                        <m:rPr>
+                          <m:sty m:val="p"/>
+                        </m:rPr>
+                        <m:t>−</m:t>
+                      </m:r>
+                      <m:r>
+                        <m:t>x</m:t>
+                      </m:r>
+                    </m:e>
+                  </m:d>
+                </m:e>
+                <m:sub>
+                  <m:r>
+                    <m:t>0</m:t>
+                  </m:r>
+                </m:sub>
+                <m:sup>
+                  <m:r>
+                    <m:t>2</m:t>
+                  </m:r>
+                </m:sup>
+              </m:sSubSup>
+              <m:r>
+                <m:rPr>
+                  <m:sty m:val="p"/>
+                </m:rPr>
+                <m:t>=</m:t>
+              </m:r>
+              <m:f>
+                <m:fPr>
+                  <m:type m:val="bar"/>
+                </m:fPr>
+                <m:num>
+                  <m:r>
+                    <m:t>8</m:t>
+                  </m:r>
+                </m:num>
+                <m:den>
+                  <m:r>
+                    <m:t>3</m:t>
+                  </m:r>
+                </m:den>
+              </m:f>
+              <m:r>
+                <m:rPr>
+                  <m:sty m:val="p"/>
+                </m:rPr>
+                <m:t>−</m:t>
+              </m:r>
+              <m:r>
+                <m:t>2</m:t>
+              </m:r>
+              <m:r>
+                <m:rPr>
+                  <m:sty m:val="p"/>
+                </m:rPr>
+                <m:t>=</m:t>
+              </m:r>
+              <m:f>
+                <m:fPr>
+                  <m:type m:val="bar"/>
+                </m:fPr>
+                <m:num>
+                  <m:r>
+                    <m:t>2</m:t>
+                  </m:r>
+                </m:num>
+                <m:den>
+                  <m:r>
+                    <m:t>3</m:t>
+                  </m:r>
+                </m:den>
+              </m:f>
+            </m:oMath>
             <w:r>
               <w:rPr>
                 <w:rtl/>
@@ -13712,7 +16596,31 @@
               <w:rPr>
                 <w:rtl/>
               </w:rPr>
-              <w:t xml:space="preserve">: الجزء تحت محور الفواصل «يُطرح» ، فالتكامل المساحة.</w:t>
+              <w:t xml:space="preserve">: الجزء تحت محور الفواصل «يُطرح» ، فالتكامل</w:t>
+            </w:r>
+            <w:r>
+              <w:rPr>
+                <w:rtl/>
+              </w:rPr>
+              <w:t xml:space="preserve"> </w:t>
+            </w:r>
+            <w:r>
+              <w:rPr>
+                <w:rtl/>
+              </w:rPr>
+              <w:t xml:space="preserve">ليس</w:t>
+            </w:r>
+            <w:r>
+              <w:rPr>
+                <w:rtl/>
+              </w:rPr>
+              <w:t xml:space="preserve"> </w:t>
+            </w:r>
+            <w:r>
+              <w:rPr>
+                <w:rtl/>
+              </w:rPr>
+              <w:t xml:space="preserve">المساحة.</w:t>
             </w:r>
           </w:p>
         </w:tc>
@@ -13883,12 +16791,66 @@
               </w:rPr>
               <w:t xml:space="preserve"> </w:t>
             </w:r>
-            <w:r>
-              <w:rPr>
-                <w:rtl/>
-              </w:rPr>
-              <w:t xml:space="preserve">‎$\RR{\mathcal A=\displaystyle\int_{a}^{b}f(x)\,dx}$</w:t>
-            </w:r>
+            <m:oMath>
+              <m:r>
+                <m:rPr>
+                  <m:sty m:val="p"/>
+                  <m:scr m:val="script"/>
+                </m:rPr>
+                <m:t>A</m:t>
+              </m:r>
+              <m:r>
+                <m:rPr>
+                  <m:sty m:val="p"/>
+                </m:rPr>
+                <m:t>=</m:t>
+              </m:r>
+              <m:nary>
+                <m:naryPr>
+                  <m:chr m:val="∫"/>
+                  <m:limLoc m:val="subSup"/>
+                  <m:subHide m:val="off"/>
+                  <m:supHide m:val="off"/>
+                </m:naryPr>
+                <m:sub>
+                  <m:r>
+                    <m:t>a</m:t>
+                  </m:r>
+                </m:sub>
+                <m:sup>
+                  <m:r>
+                    <m:t>b</m:t>
+                  </m:r>
+                </m:sup>
+                <m:e>
+                  <m:r>
+                    <m:t>f</m:t>
+                  </m:r>
+                </m:e>
+              </m:nary>
+              <m:d>
+                <m:dPr>
+                  <m:begChr m:val="("/>
+                  <m:endChr m:val=")"/>
+                  <m:sepChr m:val=""/>
+                  <m:grow/>
+                </m:dPr>
+                <m:e>
+                  <m:r>
+                    <m:t>x</m:t>
+                  </m:r>
+                </m:e>
+              </m:d>
+              <m:r>
+                <m:t> </m:t>
+              </m:r>
+              <m:r>
+                <m:t>d</m:t>
+              </m:r>
+              <m:r>
+                <m:t>x</m:t>
+              </m:r>
+            </m:oMath>
             <w:r>
               <w:rPr>
                 <w:rtl/>
@@ -13953,12 +16915,72 @@
               </w:rPr>
               <w:t xml:space="preserve"> </w:t>
             </w:r>
-            <w:r>
-              <w:rPr>
-                <w:rtl/>
-              </w:rPr>
-              <w:t xml:space="preserve">‎$\RR{\mathcal A=-\displaystyle\int_{a}^{b}f(x)\,dx}$</w:t>
-            </w:r>
+            <m:oMath>
+              <m:r>
+                <m:rPr>
+                  <m:sty m:val="p"/>
+                  <m:scr m:val="script"/>
+                </m:rPr>
+                <m:t>A</m:t>
+              </m:r>
+              <m:r>
+                <m:rPr>
+                  <m:sty m:val="p"/>
+                </m:rPr>
+                <m:t>=</m:t>
+              </m:r>
+              <m:r>
+                <m:rPr>
+                  <m:sty m:val="p"/>
+                </m:rPr>
+                <m:t>−</m:t>
+              </m:r>
+              <m:nary>
+                <m:naryPr>
+                  <m:chr m:val="∫"/>
+                  <m:limLoc m:val="subSup"/>
+                  <m:subHide m:val="off"/>
+                  <m:supHide m:val="off"/>
+                </m:naryPr>
+                <m:sub>
+                  <m:r>
+                    <m:t>a</m:t>
+                  </m:r>
+                </m:sub>
+                <m:sup>
+                  <m:r>
+                    <m:t>b</m:t>
+                  </m:r>
+                </m:sup>
+                <m:e>
+                  <m:r>
+                    <m:t>f</m:t>
+                  </m:r>
+                </m:e>
+              </m:nary>
+              <m:d>
+                <m:dPr>
+                  <m:begChr m:val="("/>
+                  <m:endChr m:val=")"/>
+                  <m:sepChr m:val=""/>
+                  <m:grow/>
+                </m:dPr>
+                <m:e>
+                  <m:r>
+                    <m:t>x</m:t>
+                  </m:r>
+                </m:e>
+              </m:d>
+              <m:r>
+                <m:t> </m:t>
+              </m:r>
+              <m:r>
+                <m:t>d</m:t>
+              </m:r>
+              <m:r>
+                <m:t>x</m:t>
+              </m:r>
+            </m:oMath>
             <w:r>
               <w:rPr>
                 <w:rtl/>
@@ -14275,7 +17297,7 @@
               </w:rPr>
               <w:drawing>
                 <wp:inline>
-                  <wp:extent cx="2772554" cy="340662"/>
+                  <wp:extent cx="3426604" cy="401900"/>
                   <wp:docPr id="4" name="Picture 4"/>
                   <wp:cNvGraphicFramePr>
                     <a:graphicFrameLocks noChangeAspect="1"/>
@@ -14284,7 +17306,7 @@
                     <a:graphicData uri="http://schemas.openxmlformats.org/drawingml/2006/picture">
                       <pic:pic>
                         <pic:nvPicPr>
-                          <pic:cNvPr id="0" name="d8dfce5376f9b4c4.png"/>
+                          <pic:cNvPr id="0" name="032f148129854928.png"/>
                           <pic:cNvPicPr/>
                         </pic:nvPicPr>
                         <pic:blipFill>
@@ -14296,7 +17318,7 @@
                         <pic:spPr>
                           <a:xfrm>
                             <a:off x="0" y="0"/>
-                            <a:ext cx="2772554" cy="340662"/>
+                            <a:ext cx="3426604" cy="401900"/>
                           </a:xfrm>
                           <a:prstGeom prst="rect"/>
                         </pic:spPr>
@@ -14327,7 +17349,7 @@
                     <a:graphicData uri="http://schemas.openxmlformats.org/drawingml/2006/picture">
                       <pic:pic>
                         <pic:nvPicPr>
-                          <pic:cNvPr id="0" name="a8df6c481fdbb984.png"/>
+                          <pic:cNvPr id="0" name="0c40f3edea9e944b.png"/>
                           <pic:cNvPicPr/>
                         </pic:nvPicPr>
                         <pic:blipFill>
@@ -14369,175 +17391,23 @@
               </w:rPr>
               <w:t xml:space="preserve"> </w:t>
             </w:r>
-            <w:r>
-              <w:rPr>
-                <w:rtl/>
-              </w:rPr>
-              <w:t xml:space="preserve">‎$\mathcal A_1=-\displaystyle\int_{0}^{1}(x^2-1)\,dx=-\left[\dfrac{x^3}3-x\right]_0^1=-\left(\dfrac13-1\right)=\RR{\dfrac23}$</w:t>
-            </w:r>
-            <w:r>
-              <w:rPr>
-                <w:rtl/>
-              </w:rPr>
-              <w:t xml:space="preserve">.</w:t>
-            </w:r>
-          </w:p>
-          <w:p>
-            <w:pPr>
-              <w:bidi/>
-              <w:jc w:val="left"/>
-            </w:pPr>
-            <w:r>
-              <w:rPr>
-                <w:b/>
-                <w:bCs/>
-                <w:rtl/>
-              </w:rPr>
-              <w:t xml:space="preserve">(2)</w:t>
-            </w:r>
-            <w:r>
-              <w:rPr>
-                <w:rtl/>
-              </w:rPr>
-              <w:t xml:space="preserve"> </w:t>
-            </w:r>
-            <w:r>
-              <w:rPr>
-                <w:rtl/>
-              </w:rPr>
-              <w:t xml:space="preserve">‎$\mathcal A_2=\displaystyle\int_{1}^{2}(x^2-1)\,dx=\left(\dfrac83-2\right)-\left(\dfrac13-1\right)=\RR{\dfrac43}$</w:t>
-            </w:r>
-            <w:r>
-              <w:rPr>
-                <w:rtl/>
-              </w:rPr>
-              <w:t xml:space="preserve">.</w:t>
-            </w:r>
-          </w:p>
-          <w:p>
-            <w:pPr>
-              <w:bidi/>
-              <w:jc w:val="left"/>
-            </w:pPr>
-            <w:r>
-              <w:rPr>
-                <w:b/>
-                <w:bCs/>
-                <w:rtl/>
-              </w:rPr>
-              <w:t xml:space="preserve">(3)</w:t>
-            </w:r>
-            <w:r>
-              <w:rPr>
-                <w:rtl/>
-              </w:rPr>
-              <w:t xml:space="preserve"> </w:t>
-            </w:r>
-            <w:r>
-              <w:rPr>
-                <w:rtl/>
-              </w:rPr>
-              <w:t xml:space="preserve">‎$\mathcal A=\mathcal A_1+\mathcal A_2=\RR{2\ \text{u.a}}$</w:t>
-            </w:r>
-            <w:r>
-              <w:rPr>
-                <w:rtl/>
-              </w:rPr>
-              <w:t xml:space="preserve">.</w:t>
-            </w:r>
-          </w:p>
-        </w:tc>
-        <w:tc>
-          <w:tcPr>
-            <w:shd w:val="clear" w:color="auto" w:fill="E4E7ED"/>
-          </w:tcPr>
-          <w:p>
-            <w:pPr>
-              <w:pStyle w:val="Compact"/>
-              <w:bidi/>
-              <w:jc w:val="left"/>
-            </w:pPr>
-            <w:r>
-              <w:rPr>
-                <w:rtl/>
-              </w:rPr>
-              <w:t xml:space="preserve"/>
-            </w:r>
-          </w:p>
-        </w:tc>
-      </w:tr>
-      <w:tr>
-        <w:tc>
-          <w:tcPr/>
-          <w:p>
-            <w:pPr>
-              <w:pStyle w:val="Compact"/>
-              <w:bidi/>
-              <w:jc w:val="center"/>
-            </w:pPr>
-          </w:p>
-        </w:tc>
-        <w:tc>
-          <w:tcPr/>
-          <w:p>
-            <w:pPr>
-              <w:pStyle w:val="Compact"/>
-              <w:bidi/>
-              <w:jc w:val="center"/>
-            </w:pPr>
-          </w:p>
-        </w:tc>
-        <w:tc>
-          <w:tcPr/>
-          <w:p>
-            <w:pPr>
-              <w:pStyle w:val="Compact"/>
-              <w:bidi/>
-              <w:jc w:val="left"/>
-            </w:pPr>
-            <w:r>
-              <w:rPr>
-                <w:b/>
-                <w:bCs/>
-                <w:rtl/>
-              </w:rPr>
-              <w:t xml:space="preserve">[حذار]</w:t>
-            </w:r>
-            <w:r>
-              <w:rPr>
-                <w:rtl/>
-              </w:rPr>
-              <w:t xml:space="preserve"> إذا كانت الوحدة</w:t>
-            </w:r>
-            <w:r>
-              <w:rPr>
-                <w:rtl/>
-              </w:rPr>
-              <w:t xml:space="preserve"> </w:t>
-            </w:r>
             <m:oMath>
-              <m:r>
-                <m:rPr>
-                  <m:sty m:val="p"/>
-                </m:rPr>
-                <m:t>∥</m:t>
-              </m:r>
-              <m:acc>
-                <m:accPr>
-                  <m:chr m:val="⃗"/>
-                </m:accPr>
+              <m:sSub>
                 <m:e>
                   <m:r>
-                    <m:t>i</m:t>
+                    <m:rPr>
+                      <m:sty m:val="p"/>
+                      <m:scr m:val="script"/>
+                    </m:rPr>
+                    <m:t>A</m:t>
                   </m:r>
                 </m:e>
-              </m:acc>
-              <m:r>
-                <m:rPr>
-                  <m:sty m:val="p"/>
-                </m:rPr>
-                <m:t>∥</m:t>
-              </m:r>
+                <m:sub>
+                  <m:r>
+                    <m:t>1</m:t>
+                  </m:r>
+                </m:sub>
+              </m:sSub>
               <m:r>
                 <m:rPr>
                   <m:sty m:val="p"/>
@@ -14545,60 +17415,140 @@
                 <m:t>=</m:t>
               </m:r>
               <m:r>
-                <m:t>2</m:t>
-              </m:r>
+                <m:rPr>
+                  <m:sty m:val="p"/>
+                </m:rPr>
+                <m:t>−</m:t>
+              </m:r>
+              <m:nary>
+                <m:naryPr>
+                  <m:chr m:val="∫"/>
+                  <m:limLoc m:val="subSup"/>
+                  <m:subHide m:val="off"/>
+                  <m:supHide m:val="off"/>
+                </m:naryPr>
+                <m:sub>
+                  <m:r>
+                    <m:t>0</m:t>
+                  </m:r>
+                </m:sub>
+                <m:sup>
+                  <m:r>
+                    <m:t>1</m:t>
+                  </m:r>
+                </m:sup>
+                <m:e>
+                  <m:d>
+                    <m:dPr>
+                      <m:begChr m:val="("/>
+                      <m:endChr m:val=")"/>
+                      <m:sepChr m:val=""/>
+                      <m:grow/>
+                    </m:dPr>
+                    <m:e>
+                      <m:sSup>
+                        <m:e>
+                          <m:r>
+                            <m:t>x</m:t>
+                          </m:r>
+                        </m:e>
+                        <m:sup>
+                          <m:r>
+                            <m:t>2</m:t>
+                          </m:r>
+                        </m:sup>
+                      </m:sSup>
+                      <m:r>
+                        <m:rPr>
+                          <m:sty m:val="p"/>
+                        </m:rPr>
+                        <m:t>−</m:t>
+                      </m:r>
+                      <m:r>
+                        <m:t>1</m:t>
+                      </m:r>
+                    </m:e>
+                  </m:d>
+                </m:e>
+              </m:nary>
               <m:r>
                 <m:t> </m:t>
               </m:r>
               <m:r>
-                <m:rPr>
-                  <m:nor/>
-                  <m:sty m:val="p"/>
-                </m:rPr>
-                <m:t>cm</m:t>
-              </m:r>
-            </m:oMath>
-            <w:r>
-              <w:rPr>
-                <w:rtl/>
-              </w:rPr>
-              <w:t xml:space="preserve"> </w:t>
-            </w:r>
-            <w:r>
-              <w:rPr>
-                <w:rtl/>
-              </w:rPr>
-              <w:t xml:space="preserve">و</w:t>
-            </w:r>
-            <w:r>
-              <w:rPr>
-                <w:rtl/>
-              </w:rPr>
-              <w:t xml:space="preserve"> </w:t>
-            </w:r>
-            <m:oMath>
-              <m:r>
-                <m:rPr>
-                  <m:sty m:val="p"/>
-                </m:rPr>
-                <m:t>∥</m:t>
-              </m:r>
-              <m:acc>
-                <m:accPr>
-                  <m:chr m:val="⃗"/>
-                </m:accPr>
+                <m:t>d</m:t>
+              </m:r>
+              <m:r>
+                <m:t>x</m:t>
+              </m:r>
+              <m:r>
+                <m:rPr>
+                  <m:sty m:val="p"/>
+                </m:rPr>
+                <m:t>=</m:t>
+              </m:r>
+              <m:r>
+                <m:rPr>
+                  <m:sty m:val="p"/>
+                </m:rPr>
+                <m:t>−</m:t>
+              </m:r>
+              <m:sSubSup>
                 <m:e>
-                  <m:r>
-                    <m:t>j</m:t>
-                  </m:r>
+                  <m:d>
+                    <m:dPr>
+                      <m:begChr m:val="["/>
+                      <m:endChr m:val="]"/>
+                      <m:sepChr m:val=""/>
+                      <m:grow/>
+                    </m:dPr>
+                    <m:e>
+                      <m:f>
+                        <m:fPr>
+                          <m:type m:val="bar"/>
+                        </m:fPr>
+                        <m:num>
+                          <m:sSup>
+                            <m:e>
+                              <m:r>
+                                <m:t>x</m:t>
+                              </m:r>
+                            </m:e>
+                            <m:sup>
+                              <m:r>
+                                <m:t>3</m:t>
+                              </m:r>
+                            </m:sup>
+                          </m:sSup>
+                        </m:num>
+                        <m:den>
+                          <m:r>
+                            <m:t>3</m:t>
+                          </m:r>
+                        </m:den>
+                      </m:f>
+                      <m:r>
+                        <m:rPr>
+                          <m:sty m:val="p"/>
+                        </m:rPr>
+                        <m:t>−</m:t>
+                      </m:r>
+                      <m:r>
+                        <m:t>x</m:t>
+                      </m:r>
+                    </m:e>
+                  </m:d>
                 </m:e>
-              </m:acc>
-              <m:r>
-                <m:rPr>
-                  <m:sty m:val="p"/>
-                </m:rPr>
-                <m:t>∥</m:t>
-              </m:r>
+                <m:sub>
+                  <m:r>
+                    <m:t>0</m:t>
+                  </m:r>
+                </m:sub>
+                <m:sup>
+                  <m:r>
+                    <m:t>1</m:t>
+                  </m:r>
+                </m:sup>
+              </m:sSubSup>
               <m:r>
                 <m:rPr>
                   <m:sty m:val="p"/>
@@ -14606,176 +17556,10 @@
                 <m:t>=</m:t>
               </m:r>
               <m:r>
-                <m:t>1</m:t>
-              </m:r>
-              <m:r>
-                <m:t> </m:t>
-              </m:r>
-              <m:r>
-                <m:rPr>
-                  <m:nor/>
-                  <m:sty m:val="p"/>
-                </m:rPr>
-                <m:t>cm</m:t>
-              </m:r>
-            </m:oMath>
-            <w:r>
-              <w:rPr>
-                <w:rtl/>
-              </w:rPr>
-              <w:t xml:space="preserve"> </w:t>
-            </w:r>
-            <w:r>
-              <w:rPr>
-                <w:rtl/>
-              </w:rPr>
-              <w:t xml:space="preserve">فإن</w:t>
-            </w:r>
-            <w:r>
-              <w:rPr>
-                <w:rtl/>
-              </w:rPr>
-              <w:t xml:space="preserve"> </w:t>
-            </w:r>
-            <m:oMath>
-              <m:r>
-                <m:t>1</m:t>
-              </m:r>
-              <m:r>
-                <m:t> </m:t>
-              </m:r>
-              <m:r>
-                <m:rPr>
-                  <m:nor/>
-                  <m:sty m:val="p"/>
-                </m:rPr>
-                <m:t>u.a</m:t>
-              </m:r>
-              <m:r>
-                <m:rPr>
-                  <m:sty m:val="p"/>
-                </m:rPr>
-                <m:t>=</m:t>
-              </m:r>
-              <m:r>
-                <m:t>2</m:t>
-              </m:r>
-              <m:r>
-                <m:t> </m:t>
-              </m:r>
-              <m:sSup>
-                <m:e>
-                  <m:r>
-                    <m:rPr>
-                      <m:nor/>
-                      <m:sty m:val="p"/>
-                    </m:rPr>
-                    <m:t>cm</m:t>
-                  </m:r>
-                </m:e>
-                <m:sup>
-                  <m:r>
-                    <m:t>2</m:t>
-                  </m:r>
-                </m:sup>
-              </m:sSup>
-            </m:oMath>
-            <w:r>
-              <w:rPr>
-                <w:rtl/>
-              </w:rPr>
-              <w:t xml:space="preserve">.</w:t>
-            </w:r>
-          </w:p>
-        </w:tc>
-        <w:tc>
-          <w:tcPr>
-            <w:shd w:val="clear" w:color="auto" w:fill="E4E7ED"/>
-          </w:tcPr>
-          <w:p>
-            <w:pPr>
-              <w:pStyle w:val="Compact"/>
-              <w:bidi/>
-              <w:jc w:val="left"/>
-            </w:pPr>
-            <w:r>
-              <w:rPr>
-                <w:rtl/>
-              </w:rPr>
-              <w:t xml:space="preserve"/>
-            </w:r>
-          </w:p>
-        </w:tc>
-      </w:tr>
-      <w:tr>
-        <w:tc>
-          <w:tcPr/>
-          <w:p>
-            <w:pPr>
-              <w:pStyle w:val="Compact"/>
-              <w:bidi/>
-              <w:jc w:val="left"/>
-            </w:pPr>
-            <w:r>
-              <w:rPr>
-                <w:rtl/>
-              </w:rPr>
-              <w:t xml:space="preserve">تقويم فردي.</w:t>
-            </w:r>
-          </w:p>
-        </w:tc>
-        <w:tc>
-          <w:tcPr/>
-          <w:p>
-            <w:pPr>
-              <w:pStyle w:val="Compact"/>
-              <w:bidi/>
-              <w:jc w:val="left"/>
-            </w:pPr>
-            <w:r>
-              <w:rPr>
-                <w:rtl/>
-              </w:rPr>
-              <w:t xml:space="preserve">25 د</w:t>
-            </w:r>
-          </w:p>
-        </w:tc>
-        <w:tc>
-          <w:tcPr/>
-          <w:p>
-            <w:pPr>
-              <w:bidi/>
-              <w:jc w:val="left"/>
-            </w:pPr>
-            <w:r>
-              <w:rPr>
-                <w:b/>
-                <w:bCs/>
-                <w:rtl/>
-              </w:rPr>
-              <w:t xml:space="preserve">[تمرين تطبيقي]</w:t>
-            </w:r>
-          </w:p>
-          <w:p>
-            <w:pPr>
-              <w:bidi/>
-              <w:jc w:val="left"/>
-            </w:pPr>
-            <w:r>
-              <w:rPr>
-                <w:rtl/>
-              </w:rPr>
-              <w:t xml:space="preserve">احسب مساحة الحيز المحدد بمنحنى</w:t>
-            </w:r>
-            <w:r>
-              <w:rPr>
-                <w:rtl/>
-              </w:rPr>
-              <w:t xml:space="preserve"> </w:t>
-            </w:r>
-            <m:oMath>
-              <m:r>
-                <m:t>f</m:t>
+                <m:rPr>
+                  <m:sty m:val="p"/>
+                </m:rPr>
+                <m:t>−</m:t>
               </m:r>
               <m:d>
                 <m:dPr>
@@ -14785,8 +17569,29 @@
                   <m:grow/>
                 </m:dPr>
                 <m:e>
-                  <m:r>
-                    <m:t>x</m:t>
+                  <m:f>
+                    <m:fPr>
+                      <m:type m:val="bar"/>
+                    </m:fPr>
+                    <m:num>
+                      <m:r>
+                        <m:t>1</m:t>
+                      </m:r>
+                    </m:num>
+                    <m:den>
+                      <m:r>
+                        <m:t>3</m:t>
+                      </m:r>
+                    </m:den>
+                  </m:f>
+                  <m:r>
+                    <m:rPr>
+                      <m:sty m:val="p"/>
+                    </m:rPr>
+                    <m:t>−</m:t>
+                  </m:r>
+                  <m:r>
+                    <m:t>1</m:t>
                   </m:r>
                 </m:e>
               </m:d>
@@ -14796,197 +17601,41 @@
                 </m:rPr>
                 <m:t>=</m:t>
               </m:r>
-              <m:r>
-                <m:rPr>
-                  <m:sty m:val="p"/>
-                </m:rPr>
-                <m:t>−</m:t>
-              </m:r>
-              <m:sSup>
-                <m:e>
-                  <m:r>
-                    <m:t>x</m:t>
-                  </m:r>
-                </m:e>
-                <m:sup>
+              <m:f>
+                <m:fPr>
+                  <m:type m:val="bar"/>
+                </m:fPr>
+                <m:num>
                   <m:r>
                     <m:t>2</m:t>
                   </m:r>
-                </m:sup>
-              </m:sSup>
-              <m:r>
-                <m:rPr>
-                  <m:sty m:val="p"/>
-                </m:rPr>
-                <m:t>+</m:t>
-              </m:r>
-              <m:r>
-                <m:t>4</m:t>
-              </m:r>
-              <m:r>
-                <m:t>x</m:t>
-              </m:r>
+                </m:num>
+                <m:den>
+                  <m:r>
+                    <m:t>3</m:t>
+                  </m:r>
+                </m:den>
+              </m:f>
             </m:oMath>
             <w:r>
               <w:rPr>
                 <w:rtl/>
               </w:rPr>
-              <w:t xml:space="preserve"> </w:t>
-            </w:r>
-            <w:r>
-              <w:rPr>
-                <w:rtl/>
-              </w:rPr>
-              <w:t xml:space="preserve">ومحور الفواصل والمستقيمين</w:t>
-            </w:r>
-            <w:r>
-              <w:rPr>
-                <w:rtl/>
-              </w:rPr>
-              <w:t xml:space="preserve"> </w:t>
-            </w:r>
-            <m:oMath>
-              <m:r>
-                <m:t>x</m:t>
-              </m:r>
-              <m:r>
-                <m:rPr>
-                  <m:sty m:val="p"/>
-                </m:rPr>
-                <m:t>=</m:t>
-              </m:r>
-              <m:r>
-                <m:t>0</m:t>
-              </m:r>
-            </m:oMath>
-            <w:r>
-              <w:rPr>
-                <w:rtl/>
-              </w:rPr>
-              <w:t xml:space="preserve"> </w:t>
-            </w:r>
-            <w:r>
-              <w:rPr>
-                <w:rtl/>
-              </w:rPr>
-              <w:t xml:space="preserve">و</w:t>
-            </w:r>
-            <w:r>
-              <w:rPr>
-                <w:rtl/>
-              </w:rPr>
-              <w:t xml:space="preserve"> </w:t>
-            </w:r>
-            <m:oMath>
-              <m:r>
-                <m:t>x</m:t>
-              </m:r>
-              <m:r>
-                <m:rPr>
-                  <m:sty m:val="p"/>
-                </m:rPr>
-                <m:t>=</m:t>
-              </m:r>
-              <m:r>
-                <m:t>4</m:t>
-              </m:r>
-            </m:oMath>
-            <w:r>
-              <w:rPr>
-                <w:rtl/>
-              </w:rPr>
               <w:t xml:space="preserve">.</w:t>
             </w:r>
           </w:p>
-        </w:tc>
-        <w:tc>
-          <w:tcPr>
-            <w:shd w:val="clear" w:color="auto" w:fill="E4E7ED"/>
-          </w:tcPr>
-          <w:p>
-            <w:pPr>
-              <w:pStyle w:val="Compact"/>
-              <w:bidi/>
-              <w:jc w:val="left"/>
-            </w:pPr>
-            <w:r>
-              <w:rPr>
-                <w:rtl/>
-              </w:rPr>
-              <w:t xml:space="preserve"/>
-            </w:r>
+          <w:p>
+            <w:pPr>
+              <w:bidi/>
+              <w:jc w:val="left"/>
+            </w:pPr>
             <w:r>
               <w:rPr>
                 <w:b/>
                 <w:bCs/>
                 <w:rtl/>
               </w:rPr>
-              <w:t xml:space="preserve">التقويم</w:t>
-            </w:r>
-          </w:p>
-        </w:tc>
-      </w:tr>
-      <w:tr>
-        <w:tc>
-          <w:tcPr/>
-          <w:p>
-            <w:pPr>
-              <w:pStyle w:val="Compact"/>
-              <w:bidi/>
-              <w:jc w:val="center"/>
-            </w:pPr>
-          </w:p>
-        </w:tc>
-        <w:tc>
-          <w:tcPr/>
-          <w:p>
-            <w:pPr>
-              <w:pStyle w:val="Compact"/>
-              <w:bidi/>
-              <w:jc w:val="center"/>
-            </w:pPr>
-          </w:p>
-        </w:tc>
-        <w:tc>
-          <w:tcPr/>
-          <w:p>
-            <w:pPr>
-              <w:bidi/>
-              <w:jc w:val="left"/>
-            </w:pPr>
-            <w:r>
-              <w:rPr>
-                <w:b/>
-                <w:bCs/>
-                <w:rtl/>
-              </w:rPr>
-              <w:t xml:space="preserve">[حل التمرين التطبيقي]</w:t>
-            </w:r>
-          </w:p>
-          <w:p>
-            <w:pPr>
-              <w:bidi/>
-              <w:jc w:val="left"/>
-            </w:pPr>
-            <w:r>
-              <w:rPr>
-                <w:b/>
-                <w:bCs/>
-                <w:rtl/>
-              </w:rPr>
-              <w:t xml:space="preserve">(1)</w:t>
-            </w:r>
-            <w:r>
-              <w:rPr>
-                <w:rtl/>
-              </w:rPr>
-              <w:t xml:space="preserve"> </w:t>
-            </w:r>
-            <w:r>
-              <w:rPr>
-                <w:rtl/>
-              </w:rPr>
-              <w:t xml:space="preserve">إشارة</w:t>
+              <w:t xml:space="preserve">(2)</w:t>
             </w:r>
             <w:r>
               <w:rPr>
@@ -14995,8 +17644,93 @@
               <w:t xml:space="preserve"> </w:t>
             </w:r>
             <m:oMath>
-              <m:r>
-                <m:t>f</m:t>
+              <m:sSub>
+                <m:e>
+                  <m:r>
+                    <m:rPr>
+                      <m:sty m:val="p"/>
+                      <m:scr m:val="script"/>
+                    </m:rPr>
+                    <m:t>A</m:t>
+                  </m:r>
+                </m:e>
+                <m:sub>
+                  <m:r>
+                    <m:t>2</m:t>
+                  </m:r>
+                </m:sub>
+              </m:sSub>
+              <m:r>
+                <m:rPr>
+                  <m:sty m:val="p"/>
+                </m:rPr>
+                <m:t>=</m:t>
+              </m:r>
+              <m:nary>
+                <m:naryPr>
+                  <m:chr m:val="∫"/>
+                  <m:limLoc m:val="subSup"/>
+                  <m:subHide m:val="off"/>
+                  <m:supHide m:val="off"/>
+                </m:naryPr>
+                <m:sub>
+                  <m:r>
+                    <m:t>1</m:t>
+                  </m:r>
+                </m:sub>
+                <m:sup>
+                  <m:r>
+                    <m:t>2</m:t>
+                  </m:r>
+                </m:sup>
+                <m:e>
+                  <m:d>
+                    <m:dPr>
+                      <m:begChr m:val="("/>
+                      <m:endChr m:val=")"/>
+                      <m:sepChr m:val=""/>
+                      <m:grow/>
+                    </m:dPr>
+                    <m:e>
+                      <m:sSup>
+                        <m:e>
+                          <m:r>
+                            <m:t>x</m:t>
+                          </m:r>
+                        </m:e>
+                        <m:sup>
+                          <m:r>
+                            <m:t>2</m:t>
+                          </m:r>
+                        </m:sup>
+                      </m:sSup>
+                      <m:r>
+                        <m:rPr>
+                          <m:sty m:val="p"/>
+                        </m:rPr>
+                        <m:t>−</m:t>
+                      </m:r>
+                      <m:r>
+                        <m:t>1</m:t>
+                      </m:r>
+                    </m:e>
+                  </m:d>
+                </m:e>
+              </m:nary>
+              <m:r>
+                <m:t> </m:t>
+              </m:r>
+              <m:r>
+                <m:t>d</m:t>
+              </m:r>
+              <m:r>
+                <m:t>x</m:t>
+              </m:r>
+              <m:r>
+                <m:rPr>
+                  <m:sty m:val="p"/>
+                </m:rPr>
+                <m:t>=</m:t>
               </m:r>
               <m:d>
                 <m:dPr>
@@ -15006,8 +17740,29 @@
                   <m:grow/>
                 </m:dPr>
                 <m:e>
-                  <m:r>
-                    <m:t>x</m:t>
+                  <m:f>
+                    <m:fPr>
+                      <m:type m:val="bar"/>
+                    </m:fPr>
+                    <m:num>
+                      <m:r>
+                        <m:t>8</m:t>
+                      </m:r>
+                    </m:num>
+                    <m:den>
+                      <m:r>
+                        <m:t>3</m:t>
+                      </m:r>
+                    </m:den>
+                  </m:f>
+                  <m:r>
+                    <m:rPr>
+                      <m:sty m:val="p"/>
+                    </m:rPr>
+                    <m:t>−</m:t>
+                  </m:r>
+                  <m:r>
+                    <m:t>2</m:t>
                   </m:r>
                 </m:e>
               </m:d>
@@ -15015,10 +17770,7 @@
                 <m:rPr>
                   <m:sty m:val="p"/>
                 </m:rPr>
-                <m:t>=</m:t>
-              </m:r>
-              <m:r>
-                <m:t>x</m:t>
+                <m:t>−</m:t>
               </m:r>
               <m:d>
                 <m:dPr>
@@ -15028,9 +17780,21 @@
                   <m:grow/>
                 </m:dPr>
                 <m:e>
-                  <m:r>
-                    <m:t>4</m:t>
-                  </m:r>
+                  <m:f>
+                    <m:fPr>
+                      <m:type m:val="bar"/>
+                    </m:fPr>
+                    <m:num>
+                      <m:r>
+                        <m:t>1</m:t>
+                      </m:r>
+                    </m:num>
+                    <m:den>
+                      <m:r>
+                        <m:t>3</m:t>
+                      </m:r>
+                    </m:den>
+                  </m:f>
                   <m:r>
                     <m:rPr>
                       <m:sty m:val="p"/>
@@ -15038,6 +17802,729 @@
                     <m:t>−</m:t>
                   </m:r>
                   <m:r>
+                    <m:t>1</m:t>
+                  </m:r>
+                </m:e>
+              </m:d>
+              <m:r>
+                <m:rPr>
+                  <m:sty m:val="p"/>
+                </m:rPr>
+                <m:t>=</m:t>
+              </m:r>
+              <m:f>
+                <m:fPr>
+                  <m:type m:val="bar"/>
+                </m:fPr>
+                <m:num>
+                  <m:r>
+                    <m:t>4</m:t>
+                  </m:r>
+                </m:num>
+                <m:den>
+                  <m:r>
+                    <m:t>3</m:t>
+                  </m:r>
+                </m:den>
+              </m:f>
+            </m:oMath>
+            <w:r>
+              <w:rPr>
+                <w:rtl/>
+              </w:rPr>
+              <w:t xml:space="preserve">.</w:t>
+            </w:r>
+          </w:p>
+          <w:p>
+            <w:pPr>
+              <w:bidi/>
+              <w:jc w:val="left"/>
+            </w:pPr>
+            <w:r>
+              <w:rPr>
+                <w:b/>
+                <w:bCs/>
+                <w:rtl/>
+              </w:rPr>
+              <w:t xml:space="preserve">(3)</w:t>
+            </w:r>
+            <w:r>
+              <w:rPr>
+                <w:rtl/>
+              </w:rPr>
+              <w:t xml:space="preserve"> </w:t>
+            </w:r>
+            <m:oMath>
+              <m:r>
+                <m:rPr>
+                  <m:sty m:val="p"/>
+                  <m:scr m:val="script"/>
+                </m:rPr>
+                <m:t>A</m:t>
+              </m:r>
+              <m:r>
+                <m:rPr>
+                  <m:sty m:val="p"/>
+                </m:rPr>
+                <m:t>=</m:t>
+              </m:r>
+              <m:sSub>
+                <m:e>
+                  <m:r>
+                    <m:rPr>
+                      <m:sty m:val="p"/>
+                      <m:scr m:val="script"/>
+                    </m:rPr>
+                    <m:t>A</m:t>
+                  </m:r>
+                </m:e>
+                <m:sub>
+                  <m:r>
+                    <m:t>1</m:t>
+                  </m:r>
+                </m:sub>
+              </m:sSub>
+              <m:r>
+                <m:rPr>
+                  <m:sty m:val="p"/>
+                </m:rPr>
+                <m:t>+</m:t>
+              </m:r>
+              <m:sSub>
+                <m:e>
+                  <m:r>
+                    <m:rPr>
+                      <m:sty m:val="p"/>
+                      <m:scr m:val="script"/>
+                    </m:rPr>
+                    <m:t>A</m:t>
+                  </m:r>
+                </m:e>
+                <m:sub>
+                  <m:r>
+                    <m:t>2</m:t>
+                  </m:r>
+                </m:sub>
+              </m:sSub>
+              <m:r>
+                <m:rPr>
+                  <m:sty m:val="p"/>
+                </m:rPr>
+                <m:t>=</m:t>
+              </m:r>
+              <m:r>
+                <m:t>2</m:t>
+              </m:r>
+              <m:r>
+                <m:t> </m:t>
+              </m:r>
+              <m:r>
+                <m:rPr>
+                  <m:nor/>
+                  <m:sty m:val="p"/>
+                </m:rPr>
+                <m:t>u.a</m:t>
+              </m:r>
+            </m:oMath>
+            <w:r>
+              <w:rPr>
+                <w:rtl/>
+              </w:rPr>
+              <w:t xml:space="preserve">.</w:t>
+            </w:r>
+          </w:p>
+        </w:tc>
+        <w:tc>
+          <w:tcPr>
+            <w:shd w:val="clear" w:color="auto" w:fill="E4E7ED"/>
+          </w:tcPr>
+          <w:p>
+            <w:pPr>
+              <w:pStyle w:val="Compact"/>
+              <w:bidi/>
+              <w:jc w:val="left"/>
+            </w:pPr>
+            <w:r>
+              <w:rPr>
+                <w:rtl/>
+              </w:rPr>
+              <w:t xml:space="preserve"/>
+            </w:r>
+          </w:p>
+        </w:tc>
+      </w:tr>
+      <w:tr>
+        <w:tc>
+          <w:tcPr/>
+          <w:p>
+            <w:pPr>
+              <w:pStyle w:val="Compact"/>
+              <w:bidi/>
+              <w:jc w:val="center"/>
+            </w:pPr>
+          </w:p>
+        </w:tc>
+        <w:tc>
+          <w:tcPr/>
+          <w:p>
+            <w:pPr>
+              <w:pStyle w:val="Compact"/>
+              <w:bidi/>
+              <w:jc w:val="center"/>
+            </w:pPr>
+          </w:p>
+        </w:tc>
+        <w:tc>
+          <w:tcPr/>
+          <w:p>
+            <w:pPr>
+              <w:pStyle w:val="Compact"/>
+              <w:bidi/>
+              <w:jc w:val="left"/>
+            </w:pPr>
+            <w:r>
+              <w:rPr>
+                <w:b/>
+                <w:bCs/>
+                <w:rtl/>
+              </w:rPr>
+              <w:t xml:space="preserve">[حذار]</w:t>
+            </w:r>
+            <w:r>
+              <w:rPr>
+                <w:rtl/>
+              </w:rPr>
+              <w:t xml:space="preserve"> إذا كانت الوحدة</w:t>
+            </w:r>
+            <w:r>
+              <w:rPr>
+                <w:rtl/>
+              </w:rPr>
+              <w:t xml:space="preserve"> </w:t>
+            </w:r>
+            <m:oMath>
+              <m:r>
+                <m:rPr>
+                  <m:sty m:val="p"/>
+                </m:rPr>
+                <m:t>∥</m:t>
+              </m:r>
+              <m:acc>
+                <m:accPr>
+                  <m:chr m:val="⃗"/>
+                </m:accPr>
+                <m:e>
+                  <m:r>
+                    <m:t>i</m:t>
+                  </m:r>
+                </m:e>
+              </m:acc>
+              <m:r>
+                <m:rPr>
+                  <m:sty m:val="p"/>
+                </m:rPr>
+                <m:t>∥</m:t>
+              </m:r>
+              <m:r>
+                <m:rPr>
+                  <m:sty m:val="p"/>
+                </m:rPr>
+                <m:t>=</m:t>
+              </m:r>
+              <m:r>
+                <m:t>2</m:t>
+              </m:r>
+              <m:r>
+                <m:t> </m:t>
+              </m:r>
+              <m:r>
+                <m:rPr>
+                  <m:nor/>
+                  <m:sty m:val="p"/>
+                </m:rPr>
+                <m:t>cm</m:t>
+              </m:r>
+            </m:oMath>
+            <w:r>
+              <w:rPr>
+                <w:rtl/>
+              </w:rPr>
+              <w:t xml:space="preserve"> </w:t>
+            </w:r>
+            <w:r>
+              <w:rPr>
+                <w:rtl/>
+              </w:rPr>
+              <w:t xml:space="preserve">و</w:t>
+            </w:r>
+            <w:r>
+              <w:rPr>
+                <w:rtl/>
+              </w:rPr>
+              <w:t xml:space="preserve"> </w:t>
+            </w:r>
+            <m:oMath>
+              <m:r>
+                <m:rPr>
+                  <m:sty m:val="p"/>
+                </m:rPr>
+                <m:t>∥</m:t>
+              </m:r>
+              <m:acc>
+                <m:accPr>
+                  <m:chr m:val="⃗"/>
+                </m:accPr>
+                <m:e>
+                  <m:r>
+                    <m:t>j</m:t>
+                  </m:r>
+                </m:e>
+              </m:acc>
+              <m:r>
+                <m:rPr>
+                  <m:sty m:val="p"/>
+                </m:rPr>
+                <m:t>∥</m:t>
+              </m:r>
+              <m:r>
+                <m:rPr>
+                  <m:sty m:val="p"/>
+                </m:rPr>
+                <m:t>=</m:t>
+              </m:r>
+              <m:r>
+                <m:t>1</m:t>
+              </m:r>
+              <m:r>
+                <m:t> </m:t>
+              </m:r>
+              <m:r>
+                <m:rPr>
+                  <m:nor/>
+                  <m:sty m:val="p"/>
+                </m:rPr>
+                <m:t>cm</m:t>
+              </m:r>
+            </m:oMath>
+            <w:r>
+              <w:rPr>
+                <w:rtl/>
+              </w:rPr>
+              <w:t xml:space="preserve"> </w:t>
+            </w:r>
+            <w:r>
+              <w:rPr>
+                <w:rtl/>
+              </w:rPr>
+              <w:t xml:space="preserve">فإن</w:t>
+            </w:r>
+            <w:r>
+              <w:rPr>
+                <w:rtl/>
+              </w:rPr>
+              <w:t xml:space="preserve"> </w:t>
+            </w:r>
+            <m:oMath>
+              <m:r>
+                <m:t>1</m:t>
+              </m:r>
+              <m:r>
+                <m:t> </m:t>
+              </m:r>
+              <m:r>
+                <m:rPr>
+                  <m:nor/>
+                  <m:sty m:val="p"/>
+                </m:rPr>
+                <m:t>u.a</m:t>
+              </m:r>
+              <m:r>
+                <m:rPr>
+                  <m:sty m:val="p"/>
+                </m:rPr>
+                <m:t>=</m:t>
+              </m:r>
+              <m:r>
+                <m:t>2</m:t>
+              </m:r>
+              <m:r>
+                <m:t> </m:t>
+              </m:r>
+              <m:sSup>
+                <m:e>
+                  <m:r>
+                    <m:rPr>
+                      <m:nor/>
+                      <m:sty m:val="p"/>
+                    </m:rPr>
+                    <m:t>cm</m:t>
+                  </m:r>
+                </m:e>
+                <m:sup>
+                  <m:r>
+                    <m:t>2</m:t>
+                  </m:r>
+                </m:sup>
+              </m:sSup>
+            </m:oMath>
+            <w:r>
+              <w:rPr>
+                <w:rtl/>
+              </w:rPr>
+              <w:t xml:space="preserve">.</w:t>
+            </w:r>
+          </w:p>
+        </w:tc>
+        <w:tc>
+          <w:tcPr>
+            <w:shd w:val="clear" w:color="auto" w:fill="E4E7ED"/>
+          </w:tcPr>
+          <w:p>
+            <w:pPr>
+              <w:pStyle w:val="Compact"/>
+              <w:bidi/>
+              <w:jc w:val="left"/>
+            </w:pPr>
+            <w:r>
+              <w:rPr>
+                <w:rtl/>
+              </w:rPr>
+              <w:t xml:space="preserve"/>
+            </w:r>
+          </w:p>
+        </w:tc>
+      </w:tr>
+      <w:tr>
+        <w:tc>
+          <w:tcPr/>
+          <w:p>
+            <w:pPr>
+              <w:pStyle w:val="Compact"/>
+              <w:bidi/>
+              <w:jc w:val="left"/>
+            </w:pPr>
+            <w:r>
+              <w:rPr>
+                <w:rtl/>
+              </w:rPr>
+              <w:t xml:space="preserve">تقويم فردي.</w:t>
+            </w:r>
+          </w:p>
+        </w:tc>
+        <w:tc>
+          <w:tcPr/>
+          <w:p>
+            <w:pPr>
+              <w:pStyle w:val="Compact"/>
+              <w:bidi/>
+              <w:jc w:val="left"/>
+            </w:pPr>
+            <w:r>
+              <w:rPr>
+                <w:rtl/>
+              </w:rPr>
+              <w:t xml:space="preserve">25 د</w:t>
+            </w:r>
+          </w:p>
+        </w:tc>
+        <w:tc>
+          <w:tcPr/>
+          <w:p>
+            <w:pPr>
+              <w:bidi/>
+              <w:jc w:val="left"/>
+            </w:pPr>
+            <w:r>
+              <w:rPr>
+                <w:b/>
+                <w:bCs/>
+                <w:rtl/>
+              </w:rPr>
+              <w:t xml:space="preserve">[تمرين تطبيقي]</w:t>
+            </w:r>
+          </w:p>
+          <w:p>
+            <w:pPr>
+              <w:bidi/>
+              <w:jc w:val="left"/>
+            </w:pPr>
+            <w:r>
+              <w:rPr>
+                <w:rtl/>
+              </w:rPr>
+              <w:t xml:space="preserve">احسب مساحة الحيز المحدد بمنحنى</w:t>
+            </w:r>
+            <w:r>
+              <w:rPr>
+                <w:rtl/>
+              </w:rPr>
+              <w:t xml:space="preserve"> </w:t>
+            </w:r>
+            <m:oMath>
+              <m:r>
+                <m:t>f</m:t>
+              </m:r>
+              <m:d>
+                <m:dPr>
+                  <m:begChr m:val="("/>
+                  <m:endChr m:val=")"/>
+                  <m:sepChr m:val=""/>
+                  <m:grow/>
+                </m:dPr>
+                <m:e>
+                  <m:r>
+                    <m:t>x</m:t>
+                  </m:r>
+                </m:e>
+              </m:d>
+              <m:r>
+                <m:rPr>
+                  <m:sty m:val="p"/>
+                </m:rPr>
+                <m:t>=</m:t>
+              </m:r>
+              <m:r>
+                <m:rPr>
+                  <m:sty m:val="p"/>
+                </m:rPr>
+                <m:t>−</m:t>
+              </m:r>
+              <m:sSup>
+                <m:e>
+                  <m:r>
+                    <m:t>x</m:t>
+                  </m:r>
+                </m:e>
+                <m:sup>
+                  <m:r>
+                    <m:t>2</m:t>
+                  </m:r>
+                </m:sup>
+              </m:sSup>
+              <m:r>
+                <m:rPr>
+                  <m:sty m:val="p"/>
+                </m:rPr>
+                <m:t>+</m:t>
+              </m:r>
+              <m:r>
+                <m:t>4</m:t>
+              </m:r>
+              <m:r>
+                <m:t>x</m:t>
+              </m:r>
+            </m:oMath>
+            <w:r>
+              <w:rPr>
+                <w:rtl/>
+              </w:rPr>
+              <w:t xml:space="preserve"> </w:t>
+            </w:r>
+            <w:r>
+              <w:rPr>
+                <w:rtl/>
+              </w:rPr>
+              <w:t xml:space="preserve">ومحور الفواصل والمستقيمين</w:t>
+            </w:r>
+            <w:r>
+              <w:rPr>
+                <w:rtl/>
+              </w:rPr>
+              <w:t xml:space="preserve"> </w:t>
+            </w:r>
+            <m:oMath>
+              <m:r>
+                <m:t>x</m:t>
+              </m:r>
+              <m:r>
+                <m:rPr>
+                  <m:sty m:val="p"/>
+                </m:rPr>
+                <m:t>=</m:t>
+              </m:r>
+              <m:r>
+                <m:t>0</m:t>
+              </m:r>
+            </m:oMath>
+            <w:r>
+              <w:rPr>
+                <w:rtl/>
+              </w:rPr>
+              <w:t xml:space="preserve"> </w:t>
+            </w:r>
+            <w:r>
+              <w:rPr>
+                <w:rtl/>
+              </w:rPr>
+              <w:t xml:space="preserve">و</w:t>
+            </w:r>
+            <w:r>
+              <w:rPr>
+                <w:rtl/>
+              </w:rPr>
+              <w:t xml:space="preserve"> </w:t>
+            </w:r>
+            <m:oMath>
+              <m:r>
+                <m:t>x</m:t>
+              </m:r>
+              <m:r>
+                <m:rPr>
+                  <m:sty m:val="p"/>
+                </m:rPr>
+                <m:t>=</m:t>
+              </m:r>
+              <m:r>
+                <m:t>4</m:t>
+              </m:r>
+            </m:oMath>
+            <w:r>
+              <w:rPr>
+                <w:rtl/>
+              </w:rPr>
+              <w:t xml:space="preserve">.</w:t>
+            </w:r>
+          </w:p>
+        </w:tc>
+        <w:tc>
+          <w:tcPr>
+            <w:shd w:val="clear" w:color="auto" w:fill="E4E7ED"/>
+          </w:tcPr>
+          <w:p>
+            <w:pPr>
+              <w:pStyle w:val="Compact"/>
+              <w:bidi/>
+              <w:jc w:val="left"/>
+            </w:pPr>
+            <w:r>
+              <w:rPr>
+                <w:rtl/>
+              </w:rPr>
+              <w:t xml:space="preserve"/>
+            </w:r>
+            <w:r>
+              <w:rPr>
+                <w:b/>
+                <w:bCs/>
+                <w:rtl/>
+              </w:rPr>
+              <w:t xml:space="preserve">التقويم</w:t>
+            </w:r>
+          </w:p>
+        </w:tc>
+      </w:tr>
+      <w:tr>
+        <w:tc>
+          <w:tcPr/>
+          <w:p>
+            <w:pPr>
+              <w:pStyle w:val="Compact"/>
+              <w:bidi/>
+              <w:jc w:val="center"/>
+            </w:pPr>
+          </w:p>
+        </w:tc>
+        <w:tc>
+          <w:tcPr/>
+          <w:p>
+            <w:pPr>
+              <w:pStyle w:val="Compact"/>
+              <w:bidi/>
+              <w:jc w:val="center"/>
+            </w:pPr>
+          </w:p>
+        </w:tc>
+        <w:tc>
+          <w:tcPr/>
+          <w:p>
+            <w:pPr>
+              <w:bidi/>
+              <w:jc w:val="left"/>
+            </w:pPr>
+            <w:r>
+              <w:rPr>
+                <w:b/>
+                <w:bCs/>
+                <w:rtl/>
+              </w:rPr>
+              <w:t xml:space="preserve">[حل التمرين التطبيقي]</w:t>
+            </w:r>
+          </w:p>
+          <w:p>
+            <w:pPr>
+              <w:bidi/>
+              <w:jc w:val="left"/>
+            </w:pPr>
+            <w:r>
+              <w:rPr>
+                <w:b/>
+                <w:bCs/>
+                <w:rtl/>
+              </w:rPr>
+              <w:t xml:space="preserve">(1)</w:t>
+            </w:r>
+            <w:r>
+              <w:rPr>
+                <w:rtl/>
+              </w:rPr>
+              <w:t xml:space="preserve"> </w:t>
+            </w:r>
+            <w:r>
+              <w:rPr>
+                <w:rtl/>
+              </w:rPr>
+              <w:t xml:space="preserve">إشارة</w:t>
+            </w:r>
+            <w:r>
+              <w:rPr>
+                <w:rtl/>
+              </w:rPr>
+              <w:t xml:space="preserve"> </w:t>
+            </w:r>
+            <m:oMath>
+              <m:r>
+                <m:t>f</m:t>
+              </m:r>
+              <m:d>
+                <m:dPr>
+                  <m:begChr m:val="("/>
+                  <m:endChr m:val=")"/>
+                  <m:sepChr m:val=""/>
+                  <m:grow/>
+                </m:dPr>
+                <m:e>
+                  <m:r>
+                    <m:t>x</m:t>
+                  </m:r>
+                </m:e>
+              </m:d>
+              <m:r>
+                <m:rPr>
+                  <m:sty m:val="p"/>
+                </m:rPr>
+                <m:t>=</m:t>
+              </m:r>
+              <m:r>
+                <m:t>x</m:t>
+              </m:r>
+              <m:d>
+                <m:dPr>
+                  <m:begChr m:val="("/>
+                  <m:endChr m:val=")"/>
+                  <m:sepChr m:val=""/>
+                  <m:grow/>
+                </m:dPr>
+                <m:e>
+                  <m:r>
+                    <m:t>4</m:t>
+                  </m:r>
+                  <m:r>
+                    <m:rPr>
+                      <m:sty m:val="p"/>
+                    </m:rPr>
+                    <m:t>−</m:t>
+                  </m:r>
+                  <m:r>
                     <m:t>x</m:t>
                   </m:r>
                 </m:e>
@@ -15061,7 +18548,7 @@
               </w:rPr>
               <w:drawing>
                 <wp:inline>
-                  <wp:extent cx="2772554" cy="291957"/>
+                  <wp:extent cx="3426604" cy="343635"/>
                   <wp:docPr id="6" name="Picture 6"/>
                   <wp:cNvGraphicFramePr>
                     <a:graphicFrameLocks noChangeAspect="1"/>
@@ -15070,7 +18557,7 @@
                     <a:graphicData uri="http://schemas.openxmlformats.org/drawingml/2006/picture">
                       <pic:pic>
                         <pic:nvPicPr>
-                          <pic:cNvPr id="0" name="4738b87f8d058baa.png"/>
+                          <pic:cNvPr id="0" name="ed1ef9c48498a50c.png"/>
                           <pic:cNvPicPr/>
                         </pic:nvPicPr>
                         <pic:blipFill>
@@ -15082,7 +18569,7 @@
                         <pic:spPr>
                           <a:xfrm>
                             <a:off x="0" y="0"/>
-                            <a:ext cx="2772554" cy="291957"/>
+                            <a:ext cx="3426604" cy="343635"/>
                           </a:xfrm>
                           <a:prstGeom prst="rect"/>
                         </pic:spPr>
@@ -15104,7 +18591,7 @@
               </w:rPr>
               <w:drawing>
                 <wp:inline>
-                  <wp:extent cx="1709928" cy="1261872"/>
+                  <wp:extent cx="1705356" cy="1261872"/>
                   <wp:docPr id="7" name="Picture 7"/>
                   <wp:cNvGraphicFramePr>
                     <a:graphicFrameLocks noChangeAspect="1"/>
@@ -15113,7 +18600,7 @@
                     <a:graphicData uri="http://schemas.openxmlformats.org/drawingml/2006/picture">
                       <pic:pic>
                         <pic:nvPicPr>
-                          <pic:cNvPr id="0" name="6e44db53c6365c74.png"/>
+                          <pic:cNvPr id="0" name="f97d3ff234a6d740.png"/>
                           <pic:cNvPicPr/>
                         </pic:nvPicPr>
                         <pic:blipFill>
@@ -15125,7 +18612,7 @@
                         <pic:spPr>
                           <a:xfrm>
                             <a:off x="0" y="0"/>
-                            <a:ext cx="1709928" cy="1261872"/>
+                            <a:ext cx="1705356" cy="1261872"/>
                           </a:xfrm>
                           <a:prstGeom prst="rect"/>
                         </pic:spPr>
@@ -15155,12 +18642,238 @@
               </w:rPr>
               <w:t xml:space="preserve"> </w:t>
             </w:r>
-            <w:r>
-              <w:rPr>
-                <w:rtl/>
-              </w:rPr>
-              <w:t xml:space="preserve">‎$\mathcal A=\displaystyle\int_{0}^{4}(-x^2+4x)\,dx=\left[-\dfrac{x^3}3+2x^2\right]_0^4=-\dfrac{64}3+32=\RR{\dfrac{32}3\ \text{u.a}}$</w:t>
-            </w:r>
+            <m:oMath>
+              <m:r>
+                <m:rPr>
+                  <m:sty m:val="p"/>
+                  <m:scr m:val="script"/>
+                </m:rPr>
+                <m:t>A</m:t>
+              </m:r>
+              <m:r>
+                <m:rPr>
+                  <m:sty m:val="p"/>
+                </m:rPr>
+                <m:t>=</m:t>
+              </m:r>
+              <m:nary>
+                <m:naryPr>
+                  <m:chr m:val="∫"/>
+                  <m:limLoc m:val="subSup"/>
+                  <m:subHide m:val="off"/>
+                  <m:supHide m:val="off"/>
+                </m:naryPr>
+                <m:sub>
+                  <m:r>
+                    <m:t>0</m:t>
+                  </m:r>
+                </m:sub>
+                <m:sup>
+                  <m:r>
+                    <m:t>4</m:t>
+                  </m:r>
+                </m:sup>
+                <m:e>
+                  <m:d>
+                    <m:dPr>
+                      <m:begChr m:val="("/>
+                      <m:endChr m:val=")"/>
+                      <m:sepChr m:val=""/>
+                      <m:grow/>
+                    </m:dPr>
+                    <m:e>
+                      <m:r>
+                        <m:rPr>
+                          <m:sty m:val="p"/>
+                        </m:rPr>
+                        <m:t>−</m:t>
+                      </m:r>
+                      <m:sSup>
+                        <m:e>
+                          <m:r>
+                            <m:t>x</m:t>
+                          </m:r>
+                        </m:e>
+                        <m:sup>
+                          <m:r>
+                            <m:t>2</m:t>
+                          </m:r>
+                        </m:sup>
+                      </m:sSup>
+                      <m:r>
+                        <m:rPr>
+                          <m:sty m:val="p"/>
+                        </m:rPr>
+                        <m:t>+</m:t>
+                      </m:r>
+                      <m:r>
+                        <m:t>4</m:t>
+                      </m:r>
+                      <m:r>
+                        <m:t>x</m:t>
+                      </m:r>
+                    </m:e>
+                  </m:d>
+                </m:e>
+              </m:nary>
+              <m:r>
+                <m:t> </m:t>
+              </m:r>
+              <m:r>
+                <m:t>d</m:t>
+              </m:r>
+              <m:r>
+                <m:t>x</m:t>
+              </m:r>
+              <m:r>
+                <m:rPr>
+                  <m:sty m:val="p"/>
+                </m:rPr>
+                <m:t>=</m:t>
+              </m:r>
+              <m:sSubSup>
+                <m:e>
+                  <m:d>
+                    <m:dPr>
+                      <m:begChr m:val="["/>
+                      <m:endChr m:val="]"/>
+                      <m:sepChr m:val=""/>
+                      <m:grow/>
+                    </m:dPr>
+                    <m:e>
+                      <m:r>
+                        <m:rPr>
+                          <m:sty m:val="p"/>
+                        </m:rPr>
+                        <m:t>−</m:t>
+                      </m:r>
+                      <m:f>
+                        <m:fPr>
+                          <m:type m:val="bar"/>
+                        </m:fPr>
+                        <m:num>
+                          <m:sSup>
+                            <m:e>
+                              <m:r>
+                                <m:t>x</m:t>
+                              </m:r>
+                            </m:e>
+                            <m:sup>
+                              <m:r>
+                                <m:t>3</m:t>
+                              </m:r>
+                            </m:sup>
+                          </m:sSup>
+                        </m:num>
+                        <m:den>
+                          <m:r>
+                            <m:t>3</m:t>
+                          </m:r>
+                        </m:den>
+                      </m:f>
+                      <m:r>
+                        <m:rPr>
+                          <m:sty m:val="p"/>
+                        </m:rPr>
+                        <m:t>+</m:t>
+                      </m:r>
+                      <m:r>
+                        <m:t>2</m:t>
+                      </m:r>
+                      <m:sSup>
+                        <m:e>
+                          <m:r>
+                            <m:t>x</m:t>
+                          </m:r>
+                        </m:e>
+                        <m:sup>
+                          <m:r>
+                            <m:t>2</m:t>
+                          </m:r>
+                        </m:sup>
+                      </m:sSup>
+                    </m:e>
+                  </m:d>
+                </m:e>
+                <m:sub>
+                  <m:r>
+                    <m:t>0</m:t>
+                  </m:r>
+                </m:sub>
+                <m:sup>
+                  <m:r>
+                    <m:t>4</m:t>
+                  </m:r>
+                </m:sup>
+              </m:sSubSup>
+              <m:r>
+                <m:rPr>
+                  <m:sty m:val="p"/>
+                </m:rPr>
+                <m:t>=</m:t>
+              </m:r>
+              <m:r>
+                <m:rPr>
+                  <m:sty m:val="p"/>
+                </m:rPr>
+                <m:t>−</m:t>
+              </m:r>
+              <m:f>
+                <m:fPr>
+                  <m:type m:val="bar"/>
+                </m:fPr>
+                <m:num>
+                  <m:r>
+                    <m:t>64</m:t>
+                  </m:r>
+                </m:num>
+                <m:den>
+                  <m:r>
+                    <m:t>3</m:t>
+                  </m:r>
+                </m:den>
+              </m:f>
+              <m:r>
+                <m:rPr>
+                  <m:sty m:val="p"/>
+                </m:rPr>
+                <m:t>+</m:t>
+              </m:r>
+              <m:r>
+                <m:t>32</m:t>
+              </m:r>
+              <m:r>
+                <m:rPr>
+                  <m:sty m:val="p"/>
+                </m:rPr>
+                <m:t>=</m:t>
+              </m:r>
+              <m:f>
+                <m:fPr>
+                  <m:type m:val="bar"/>
+                </m:fPr>
+                <m:num>
+                  <m:r>
+                    <m:t>32</m:t>
+                  </m:r>
+                </m:num>
+                <m:den>
+                  <m:r>
+                    <m:t>3</m:t>
+                  </m:r>
+                </m:den>
+              </m:f>
+              <m:r>
+                <m:t> </m:t>
+              </m:r>
+              <m:r>
+                <m:rPr>
+                  <m:nor/>
+                  <m:sty m:val="p"/>
+                </m:rPr>
+                <m:t>u.a</m:t>
+              </m:r>
+            </m:oMath>
             <w:r>
               <w:rPr>
                 <w:rtl/>
@@ -15708,7 +19421,7 @@
     <w:tbl>
       <w:tblPr>
         <w:tblStyle w:val="Table"/>
-        <w:tblW w:w="7681" w:type="dxa"/>
+        <w:tblW w:w="9864" w:type="dxa"/>
         <w:jc w:val="center"/>
         <w:tblBorders>
           <w:top w:val="single" w:sz="4" w:space="0" w:color="000000"/>
@@ -15721,10 +19434,10 @@
         <w:tblLook w:firstRow="0" w:lastRow="0" w:firstColumn="0" w:lastColumn="0" w:noHBand="0" w:noVBand="0" w:val="0000"/>
       </w:tblPr>
       <w:tblGrid>
-        <w:gridCol w:w="1188"/>
-        <w:gridCol w:w="712"/>
-        <w:gridCol w:w="4593"/>
-        <w:gridCol w:w="1188"/>
+        <w:gridCol w:w="1084"/>
+        <w:gridCol w:w="591"/>
+        <w:gridCol w:w="7004"/>
+        <w:gridCol w:w="1183"/>
       </w:tblGrid>
       <w:tr>
         <w:tc>
@@ -16496,12 +20209,20 @@
               </w:rPr>
               <w:t xml:space="preserve"> </w:t>
             </w:r>
-            <w:r>
-              <w:rPr>
-                <w:rtl/>
-              </w:rPr>
-              <w:t xml:space="preserve">‎$\RR{x=0}$</w:t>
-            </w:r>
+            <m:oMath>
+              <m:r>
+                <m:t>x</m:t>
+              </m:r>
+              <m:r>
+                <m:rPr>
+                  <m:sty m:val="p"/>
+                </m:rPr>
+                <m:t>=</m:t>
+              </m:r>
+              <m:r>
+                <m:t>0</m:t>
+              </m:r>
+            </m:oMath>
             <w:r>
               <w:rPr>
                 <w:rtl/>
@@ -16520,12 +20241,20 @@
               </w:rPr>
               <w:t xml:space="preserve"> </w:t>
             </w:r>
-            <w:r>
-              <w:rPr>
-                <w:rtl/>
-              </w:rPr>
-              <w:t xml:space="preserve">‎$\RR{x=3}$</w:t>
-            </w:r>
+            <m:oMath>
+              <m:r>
+                <m:t>x</m:t>
+              </m:r>
+              <m:r>
+                <m:rPr>
+                  <m:sty m:val="p"/>
+                </m:rPr>
+                <m:t>=</m:t>
+              </m:r>
+              <m:r>
+                <m:t>3</m:t>
+              </m:r>
+            </m:oMath>
             <w:r>
               <w:rPr>
                 <w:rtl/>
@@ -16716,6 +20445,18 @@
               </w:rPr>
               <w:t xml:space="preserve"> </w:t>
             </w:r>
+            <w:r>
+              <w:rPr>
+                <w:rtl/>
+              </w:rPr>
+              <w:t xml:space="preserve">فوق</w:t>
+            </w:r>
+            <w:r>
+              <w:rPr>
+                <w:rtl/>
+              </w:rPr>
+              <w:t xml:space="preserve"> </w:t>
+            </w:r>
             <m:oMath>
               <m:d>
                 <m:dPr>
@@ -16896,12 +20637,98 @@
               </w:rPr>
               <w:t xml:space="preserve"> </w:t>
             </w:r>
-            <w:r>
-              <w:rPr>
-                <w:rtl/>
-              </w:rPr>
-              <w:t xml:space="preserve">‎$\RR{\mathcal A=\displaystyle\int_{a}^{b}\big(f(x)-g(x)\big)\,dx}$</w:t>
-            </w:r>
+            <m:oMath>
+              <m:r>
+                <m:rPr>
+                  <m:sty m:val="p"/>
+                  <m:scr m:val="script"/>
+                </m:rPr>
+                <m:t>A</m:t>
+              </m:r>
+              <m:r>
+                <m:rPr>
+                  <m:sty m:val="p"/>
+                </m:rPr>
+                <m:t>=</m:t>
+              </m:r>
+              <m:nary>
+                <m:naryPr>
+                  <m:chr m:val="∫"/>
+                  <m:limLoc m:val="subSup"/>
+                  <m:subHide m:val="off"/>
+                  <m:supHide m:val="off"/>
+                </m:naryPr>
+                <m:sub>
+                  <m:r>
+                    <m:t>a</m:t>
+                  </m:r>
+                </m:sub>
+                <m:sup>
+                  <m:r>
+                    <m:t>b</m:t>
+                  </m:r>
+                </m:sup>
+                <m:e>
+                  <m:d>
+                    <m:dPr>
+                      <m:begChr m:val="("/>
+                      <m:endChr m:val=")"/>
+                      <m:sepChr m:val=""/>
+                      <m:grow/>
+                    </m:dPr>
+                    <m:e>
+                      <m:r>
+                        <m:t>f</m:t>
+                      </m:r>
+                      <m:d>
+                        <m:dPr>
+                          <m:begChr m:val="("/>
+                          <m:endChr m:val=")"/>
+                          <m:sepChr m:val=""/>
+                          <m:grow/>
+                        </m:dPr>
+                        <m:e>
+                          <m:r>
+                            <m:t>x</m:t>
+                          </m:r>
+                        </m:e>
+                      </m:d>
+                      <m:r>
+                        <m:rPr>
+                          <m:sty m:val="p"/>
+                        </m:rPr>
+                        <m:t>−</m:t>
+                      </m:r>
+                      <m:r>
+                        <m:t>g</m:t>
+                      </m:r>
+                      <m:d>
+                        <m:dPr>
+                          <m:begChr m:val="("/>
+                          <m:endChr m:val=")"/>
+                          <m:sepChr m:val=""/>
+                          <m:grow/>
+                        </m:dPr>
+                        <m:e>
+                          <m:r>
+                            <m:t>x</m:t>
+                          </m:r>
+                        </m:e>
+                      </m:d>
+                    </m:e>
+                  </m:d>
+                </m:e>
+              </m:nary>
+              <m:r>
+                <m:t> </m:t>
+              </m:r>
+              <m:r>
+                <m:t>d</m:t>
+              </m:r>
+              <m:r>
+                <m:t>x</m:t>
+              </m:r>
+            </m:oMath>
             <w:r>
               <w:rPr>
                 <w:rtl/>
@@ -17081,7 +20908,7 @@
               </w:rPr>
               <w:drawing>
                 <wp:inline>
-                  <wp:extent cx="2772554" cy="291957"/>
+                  <wp:extent cx="3426604" cy="343635"/>
                   <wp:docPr id="8" name="Picture 8"/>
                   <wp:cNvGraphicFramePr>
                     <a:graphicFrameLocks noChangeAspect="1"/>
@@ -17090,7 +20917,7 @@
                     <a:graphicData uri="http://schemas.openxmlformats.org/drawingml/2006/picture">
                       <pic:pic>
                         <pic:nvPicPr>
-                          <pic:cNvPr id="0" name="7950f343e5375f42.png"/>
+                          <pic:cNvPr id="0" name="554696730c317217.png"/>
                           <pic:cNvPicPr/>
                         </pic:nvPicPr>
                         <pic:blipFill>
@@ -17102,7 +20929,7 @@
                         <pic:spPr>
                           <a:xfrm>
                             <a:off x="0" y="0"/>
-                            <a:ext cx="2772554" cy="291957"/>
+                            <a:ext cx="3426604" cy="343635"/>
                           </a:xfrm>
                           <a:prstGeom prst="rect"/>
                         </pic:spPr>
@@ -17124,7 +20951,7 @@
               </w:rPr>
               <w:drawing>
                 <wp:inline>
-                  <wp:extent cx="2075688" cy="1207008"/>
+                  <wp:extent cx="2071116" cy="1207008"/>
                   <wp:docPr id="9" name="Picture 9"/>
                   <wp:cNvGraphicFramePr>
                     <a:graphicFrameLocks noChangeAspect="1"/>
@@ -17133,7 +20960,7 @@
                     <a:graphicData uri="http://schemas.openxmlformats.org/drawingml/2006/picture">
                       <pic:pic>
                         <pic:nvPicPr>
-                          <pic:cNvPr id="0" name="bc7cc3be65e29fe0.png"/>
+                          <pic:cNvPr id="0" name="1d456b2d3495197d.png"/>
                           <pic:cNvPicPr/>
                         </pic:nvPicPr>
                         <pic:blipFill>
@@ -17145,7 +20972,7 @@
                         <pic:spPr>
                           <a:xfrm>
                             <a:off x="0" y="0"/>
-                            <a:ext cx="2075688" cy="1207008"/>
+                            <a:ext cx="2071116" cy="1207008"/>
                           </a:xfrm>
                           <a:prstGeom prst="rect"/>
                         </pic:spPr>
@@ -17161,12 +20988,250 @@
               <w:bidi/>
               <w:jc w:val="left"/>
             </w:pPr>
-            <w:r>
-              <w:rPr>
-                <w:rtl/>
-              </w:rPr>
-              <w:t xml:space="preserve">‎$\mathcal A=\displaystyle\int_{0}^{3}(-x^2+3x)\,dx=\left[-\dfrac{x^3}3+\dfrac32x^2\right]_0^3=-9+\dfrac{27}2=\RR{\dfrac92\ \text{u.a}}$</w:t>
-            </w:r>
+            <m:oMath>
+              <m:r>
+                <m:rPr>
+                  <m:sty m:val="p"/>
+                  <m:scr m:val="script"/>
+                </m:rPr>
+                <m:t>A</m:t>
+              </m:r>
+              <m:r>
+                <m:rPr>
+                  <m:sty m:val="p"/>
+                </m:rPr>
+                <m:t>=</m:t>
+              </m:r>
+              <m:nary>
+                <m:naryPr>
+                  <m:chr m:val="∫"/>
+                  <m:limLoc m:val="subSup"/>
+                  <m:subHide m:val="off"/>
+                  <m:supHide m:val="off"/>
+                </m:naryPr>
+                <m:sub>
+                  <m:r>
+                    <m:t>0</m:t>
+                  </m:r>
+                </m:sub>
+                <m:sup>
+                  <m:r>
+                    <m:t>3</m:t>
+                  </m:r>
+                </m:sup>
+                <m:e>
+                  <m:d>
+                    <m:dPr>
+                      <m:begChr m:val="("/>
+                      <m:endChr m:val=")"/>
+                      <m:sepChr m:val=""/>
+                      <m:grow/>
+                    </m:dPr>
+                    <m:e>
+                      <m:r>
+                        <m:rPr>
+                          <m:sty m:val="p"/>
+                        </m:rPr>
+                        <m:t>−</m:t>
+                      </m:r>
+                      <m:sSup>
+                        <m:e>
+                          <m:r>
+                            <m:t>x</m:t>
+                          </m:r>
+                        </m:e>
+                        <m:sup>
+                          <m:r>
+                            <m:t>2</m:t>
+                          </m:r>
+                        </m:sup>
+                      </m:sSup>
+                      <m:r>
+                        <m:rPr>
+                          <m:sty m:val="p"/>
+                        </m:rPr>
+                        <m:t>+</m:t>
+                      </m:r>
+                      <m:r>
+                        <m:t>3</m:t>
+                      </m:r>
+                      <m:r>
+                        <m:t>x</m:t>
+                      </m:r>
+                    </m:e>
+                  </m:d>
+                </m:e>
+              </m:nary>
+              <m:r>
+                <m:t> </m:t>
+              </m:r>
+              <m:r>
+                <m:t>d</m:t>
+              </m:r>
+              <m:r>
+                <m:t>x</m:t>
+              </m:r>
+              <m:r>
+                <m:rPr>
+                  <m:sty m:val="p"/>
+                </m:rPr>
+                <m:t>=</m:t>
+              </m:r>
+              <m:sSubSup>
+                <m:e>
+                  <m:d>
+                    <m:dPr>
+                      <m:begChr m:val="["/>
+                      <m:endChr m:val="]"/>
+                      <m:sepChr m:val=""/>
+                      <m:grow/>
+                    </m:dPr>
+                    <m:e>
+                      <m:r>
+                        <m:rPr>
+                          <m:sty m:val="p"/>
+                        </m:rPr>
+                        <m:t>−</m:t>
+                      </m:r>
+                      <m:f>
+                        <m:fPr>
+                          <m:type m:val="bar"/>
+                        </m:fPr>
+                        <m:num>
+                          <m:sSup>
+                            <m:e>
+                              <m:r>
+                                <m:t>x</m:t>
+                              </m:r>
+                            </m:e>
+                            <m:sup>
+                              <m:r>
+                                <m:t>3</m:t>
+                              </m:r>
+                            </m:sup>
+                          </m:sSup>
+                        </m:num>
+                        <m:den>
+                          <m:r>
+                            <m:t>3</m:t>
+                          </m:r>
+                        </m:den>
+                      </m:f>
+                      <m:r>
+                        <m:rPr>
+                          <m:sty m:val="p"/>
+                        </m:rPr>
+                        <m:t>+</m:t>
+                      </m:r>
+                      <m:f>
+                        <m:fPr>
+                          <m:type m:val="bar"/>
+                        </m:fPr>
+                        <m:num>
+                          <m:r>
+                            <m:t>3</m:t>
+                          </m:r>
+                        </m:num>
+                        <m:den>
+                          <m:r>
+                            <m:t>2</m:t>
+                          </m:r>
+                        </m:den>
+                      </m:f>
+                      <m:sSup>
+                        <m:e>
+                          <m:r>
+                            <m:t>x</m:t>
+                          </m:r>
+                        </m:e>
+                        <m:sup>
+                          <m:r>
+                            <m:t>2</m:t>
+                          </m:r>
+                        </m:sup>
+                      </m:sSup>
+                    </m:e>
+                  </m:d>
+                </m:e>
+                <m:sub>
+                  <m:r>
+                    <m:t>0</m:t>
+                  </m:r>
+                </m:sub>
+                <m:sup>
+                  <m:r>
+                    <m:t>3</m:t>
+                  </m:r>
+                </m:sup>
+              </m:sSubSup>
+              <m:r>
+                <m:rPr>
+                  <m:sty m:val="p"/>
+                </m:rPr>
+                <m:t>=</m:t>
+              </m:r>
+              <m:r>
+                <m:rPr>
+                  <m:sty m:val="p"/>
+                </m:rPr>
+                <m:t>−</m:t>
+              </m:r>
+              <m:r>
+                <m:t>9</m:t>
+              </m:r>
+              <m:r>
+                <m:rPr>
+                  <m:sty m:val="p"/>
+                </m:rPr>
+                <m:t>+</m:t>
+              </m:r>
+              <m:f>
+                <m:fPr>
+                  <m:type m:val="bar"/>
+                </m:fPr>
+                <m:num>
+                  <m:r>
+                    <m:t>27</m:t>
+                  </m:r>
+                </m:num>
+                <m:den>
+                  <m:r>
+                    <m:t>2</m:t>
+                  </m:r>
+                </m:den>
+              </m:f>
+              <m:r>
+                <m:rPr>
+                  <m:sty m:val="p"/>
+                </m:rPr>
+                <m:t>=</m:t>
+              </m:r>
+              <m:f>
+                <m:fPr>
+                  <m:type m:val="bar"/>
+                </m:fPr>
+                <m:num>
+                  <m:r>
+                    <m:t>9</m:t>
+                  </m:r>
+                </m:num>
+                <m:den>
+                  <m:r>
+                    <m:t>2</m:t>
+                  </m:r>
+                </m:den>
+              </m:f>
+              <m:r>
+                <m:t> </m:t>
+              </m:r>
+              <m:r>
+                <m:rPr>
+                  <m:nor/>
+                  <m:sty m:val="p"/>
+                </m:rPr>
+                <m:t>u.a</m:t>
+              </m:r>
+            </m:oMath>
             <w:r>
               <w:rPr>
                 <w:rtl/>
@@ -17577,12 +21642,20 @@
               </w:rPr>
               <w:t xml:space="preserve"> </w:t>
             </w:r>
-            <w:r>
-              <w:rPr>
-                <w:rtl/>
-              </w:rPr>
-              <w:t xml:space="preserve">‎$\RR{x=0}$</w:t>
-            </w:r>
+            <m:oMath>
+              <m:r>
+                <m:t>x</m:t>
+              </m:r>
+              <m:r>
+                <m:rPr>
+                  <m:sty m:val="p"/>
+                </m:rPr>
+                <m:t>=</m:t>
+              </m:r>
+              <m:r>
+                <m:t>0</m:t>
+              </m:r>
+            </m:oMath>
             <w:r>
               <w:rPr>
                 <w:rtl/>
@@ -17601,12 +21674,20 @@
               </w:rPr>
               <w:t xml:space="preserve"> </w:t>
             </w:r>
-            <w:r>
-              <w:rPr>
-                <w:rtl/>
-              </w:rPr>
-              <w:t xml:space="preserve">‎$\RR{x=2}$</w:t>
-            </w:r>
+            <m:oMath>
+              <m:r>
+                <m:t>x</m:t>
+              </m:r>
+              <m:r>
+                <m:rPr>
+                  <m:sty m:val="p"/>
+                </m:rPr>
+                <m:t>=</m:t>
+              </m:r>
+              <m:r>
+                <m:t>2</m:t>
+              </m:r>
+            </m:oMath>
             <w:r>
               <w:rPr>
                 <w:rtl/>
@@ -17651,7 +21732,7 @@
               </w:rPr>
               <w:drawing>
                 <wp:inline>
-                  <wp:extent cx="2772554" cy="291957"/>
+                  <wp:extent cx="3426604" cy="343635"/>
                   <wp:docPr id="10" name="Picture 10"/>
                   <wp:cNvGraphicFramePr>
                     <a:graphicFrameLocks noChangeAspect="1"/>
@@ -17660,7 +21741,7 @@
                     <a:graphicData uri="http://schemas.openxmlformats.org/drawingml/2006/picture">
                       <pic:pic>
                         <pic:nvPicPr>
-                          <pic:cNvPr id="0" name="2b58b269f7a754a4.png"/>
+                          <pic:cNvPr id="0" name="eaee60c858588ed0.png"/>
                           <pic:cNvPicPr/>
                         </pic:nvPicPr>
                         <pic:blipFill>
@@ -17672,7 +21753,7 @@
                         <pic:spPr>
                           <a:xfrm>
                             <a:off x="0" y="0"/>
-                            <a:ext cx="2772554" cy="291957"/>
+                            <a:ext cx="3426604" cy="343635"/>
                           </a:xfrm>
                           <a:prstGeom prst="rect"/>
                         </pic:spPr>
@@ -17703,7 +21784,7 @@
                     <a:graphicData uri="http://schemas.openxmlformats.org/drawingml/2006/picture">
                       <pic:pic>
                         <pic:nvPicPr>
-                          <pic:cNvPr id="0" name="f661d5c79bd6013f.png"/>
+                          <pic:cNvPr id="0" name="168137401e6a1a47.png"/>
                           <pic:cNvPicPr/>
                         </pic:nvPicPr>
                         <pic:blipFill>
@@ -17745,12 +21826,217 @@
               </w:rPr>
               <w:t xml:space="preserve"> </w:t>
             </w:r>
-            <w:r>
-              <w:rPr>
-                <w:rtl/>
-              </w:rPr>
-              <w:t xml:space="preserve">‎$\mathcal A=\displaystyle\int_{0}^{2}(2x-x^2)\,dx=\left[x^2-\dfrac{x^3}3\right]_0^2=4-\dfrac83=\RR{\dfrac43\ \text{u.a}}$</w:t>
-            </w:r>
+            <m:oMath>
+              <m:r>
+                <m:rPr>
+                  <m:sty m:val="p"/>
+                  <m:scr m:val="script"/>
+                </m:rPr>
+                <m:t>A</m:t>
+              </m:r>
+              <m:r>
+                <m:rPr>
+                  <m:sty m:val="p"/>
+                </m:rPr>
+                <m:t>=</m:t>
+              </m:r>
+              <m:nary>
+                <m:naryPr>
+                  <m:chr m:val="∫"/>
+                  <m:limLoc m:val="subSup"/>
+                  <m:subHide m:val="off"/>
+                  <m:supHide m:val="off"/>
+                </m:naryPr>
+                <m:sub>
+                  <m:r>
+                    <m:t>0</m:t>
+                  </m:r>
+                </m:sub>
+                <m:sup>
+                  <m:r>
+                    <m:t>2</m:t>
+                  </m:r>
+                </m:sup>
+                <m:e>
+                  <m:d>
+                    <m:dPr>
+                      <m:begChr m:val="("/>
+                      <m:endChr m:val=")"/>
+                      <m:sepChr m:val=""/>
+                      <m:grow/>
+                    </m:dPr>
+                    <m:e>
+                      <m:r>
+                        <m:t>2</m:t>
+                      </m:r>
+                      <m:r>
+                        <m:t>x</m:t>
+                      </m:r>
+                      <m:r>
+                        <m:rPr>
+                          <m:sty m:val="p"/>
+                        </m:rPr>
+                        <m:t>−</m:t>
+                      </m:r>
+                      <m:sSup>
+                        <m:e>
+                          <m:r>
+                            <m:t>x</m:t>
+                          </m:r>
+                        </m:e>
+                        <m:sup>
+                          <m:r>
+                            <m:t>2</m:t>
+                          </m:r>
+                        </m:sup>
+                      </m:sSup>
+                    </m:e>
+                  </m:d>
+                </m:e>
+              </m:nary>
+              <m:r>
+                <m:t> </m:t>
+              </m:r>
+              <m:r>
+                <m:t>d</m:t>
+              </m:r>
+              <m:r>
+                <m:t>x</m:t>
+              </m:r>
+              <m:r>
+                <m:rPr>
+                  <m:sty m:val="p"/>
+                </m:rPr>
+                <m:t>=</m:t>
+              </m:r>
+              <m:sSubSup>
+                <m:e>
+                  <m:d>
+                    <m:dPr>
+                      <m:begChr m:val="["/>
+                      <m:endChr m:val="]"/>
+                      <m:sepChr m:val=""/>
+                      <m:grow/>
+                    </m:dPr>
+                    <m:e>
+                      <m:sSup>
+                        <m:e>
+                          <m:r>
+                            <m:t>x</m:t>
+                          </m:r>
+                        </m:e>
+                        <m:sup>
+                          <m:r>
+                            <m:t>2</m:t>
+                          </m:r>
+                        </m:sup>
+                      </m:sSup>
+                      <m:r>
+                        <m:rPr>
+                          <m:sty m:val="p"/>
+                        </m:rPr>
+                        <m:t>−</m:t>
+                      </m:r>
+                      <m:f>
+                        <m:fPr>
+                          <m:type m:val="bar"/>
+                        </m:fPr>
+                        <m:num>
+                          <m:sSup>
+                            <m:e>
+                              <m:r>
+                                <m:t>x</m:t>
+                              </m:r>
+                            </m:e>
+                            <m:sup>
+                              <m:r>
+                                <m:t>3</m:t>
+                              </m:r>
+                            </m:sup>
+                          </m:sSup>
+                        </m:num>
+                        <m:den>
+                          <m:r>
+                            <m:t>3</m:t>
+                          </m:r>
+                        </m:den>
+                      </m:f>
+                    </m:e>
+                  </m:d>
+                </m:e>
+                <m:sub>
+                  <m:r>
+                    <m:t>0</m:t>
+                  </m:r>
+                </m:sub>
+                <m:sup>
+                  <m:r>
+                    <m:t>2</m:t>
+                  </m:r>
+                </m:sup>
+              </m:sSubSup>
+              <m:r>
+                <m:rPr>
+                  <m:sty m:val="p"/>
+                </m:rPr>
+                <m:t>=</m:t>
+              </m:r>
+              <m:r>
+                <m:t>4</m:t>
+              </m:r>
+              <m:r>
+                <m:rPr>
+                  <m:sty m:val="p"/>
+                </m:rPr>
+                <m:t>−</m:t>
+              </m:r>
+              <m:f>
+                <m:fPr>
+                  <m:type m:val="bar"/>
+                </m:fPr>
+                <m:num>
+                  <m:r>
+                    <m:t>8</m:t>
+                  </m:r>
+                </m:num>
+                <m:den>
+                  <m:r>
+                    <m:t>3</m:t>
+                  </m:r>
+                </m:den>
+              </m:f>
+              <m:r>
+                <m:rPr>
+                  <m:sty m:val="p"/>
+                </m:rPr>
+                <m:t>=</m:t>
+              </m:r>
+              <m:f>
+                <m:fPr>
+                  <m:type m:val="bar"/>
+                </m:fPr>
+                <m:num>
+                  <m:r>
+                    <m:t>4</m:t>
+                  </m:r>
+                </m:num>
+                <m:den>
+                  <m:r>
+                    <m:t>3</m:t>
+                  </m:r>
+                </m:den>
+              </m:f>
+              <m:r>
+                <m:t> </m:t>
+              </m:r>
+              <m:r>
+                <m:rPr>
+                  <m:nor/>
+                  <m:sty m:val="p"/>
+                </m:rPr>
+                <m:t>u.a</m:t>
+              </m:r>
+            </m:oMath>
             <w:r>
               <w:rPr>
                 <w:rtl/>

--- a/documents/3as_ge/modhakirat/modhakira_wahda4_3as_ge.docx
+++ b/documents/3as_ge/modhakirat/modhakira_wahda4_3as_ge.docx
@@ -247,6 +247,7 @@
               <w:rPr>
                 <w:b/>
                 <w:bCs/>
+                <w:color w:val="1F4E9C"/>
                 <w:rtl/>
               </w:rPr>
               <w:t xml:space="preserve">العناوين</w:t>
@@ -265,6 +266,7 @@
             </w:r>
             <w:r>
               <w:rPr>
+                <w:color w:val="B3261E"/>
                 <w:rtl/>
               </w:rPr>
               <w:t xml:space="preserve">النتائج</w:t>
@@ -273,13 +275,7 @@
               <w:rPr>
                 <w:rtl/>
               </w:rPr>
-              <w:t xml:space="preserve"> </w:t>
-            </w:r>
-            <w:r>
-              <w:rPr>
-                <w:rtl/>
-              </w:rPr>
-              <w:t xml:space="preserve">بلون مختلف ، وكل سؤال في سطر.</w:t>
+              <w:t xml:space="preserve"> بلون مختلف ، وكل سؤال في سطر.</w:t>
             </w:r>
           </w:p>
         </w:tc>
@@ -786,10 +782,10 @@
         <w:tblLook w:firstRow="0" w:lastRow="0" w:firstColumn="0" w:lastColumn="0" w:noHBand="0" w:noVBand="0" w:val="0000"/>
       </w:tblPr>
       <w:tblGrid>
-        <w:gridCol w:w="1084"/>
-        <w:gridCol w:w="591"/>
-        <w:gridCol w:w="7004"/>
-        <w:gridCol w:w="1183"/>
+        <w:gridCol w:w="1281"/>
+        <w:gridCol w:w="690"/>
+        <w:gridCol w:w="6511"/>
+        <w:gridCol w:w="1380"/>
       </w:tblGrid>
       <w:tr>
         <w:tc>
@@ -1039,9 +1035,11 @@
               <w:rPr>
                 <w:b/>
                 <w:bCs/>
-                <w:rtl/>
-              </w:rPr>
-              <w:t xml:space="preserve">[نشاط 01]</w:t>
+                <w:color w:val="FFFFFF"/>
+                <w:shd w:val="clear" w:color="auto" w:fill="C76B00"/>
+                <w:rtl/>
+              </w:rPr>
+              <w:t xml:space="preserve"> نشاط 01 </w:t>
             </w:r>
           </w:p>
           <w:p>
@@ -1264,9 +1262,11 @@
               <w:rPr>
                 <w:b/>
                 <w:bCs/>
-                <w:rtl/>
-              </w:rPr>
-              <w:t xml:space="preserve">[مناقشة النشاط]</w:t>
+                <w:color w:val="FFFFFF"/>
+                <w:shd w:val="clear" w:color="auto" w:fill="1F4E9C"/>
+                <w:rtl/>
+              </w:rPr>
+              <w:t xml:space="preserve"> مناقشة النشاط </w:t>
             </w:r>
           </w:p>
           <w:p>
@@ -1428,9 +1428,15 @@
                 <m:t>=</m:t>
               </m:r>
               <m:r>
+                <w:rPr>
+                  <w:color w:val="B3261E"/>
+                </w:rPr>
                 <m:t>2</m:t>
               </m:r>
               <m:r>
+                <w:rPr>
+                  <w:color w:val="B3261E"/>
+                </w:rPr>
                 <m:t>x</m:t>
               </m:r>
             </m:oMath>
@@ -1490,16 +1496,11 @@
               <w:rPr>
                 <w:rtl/>
               </w:rPr>
-              <w:t xml:space="preserve">، والفرق بين اثنتين منها</w:t>
-            </w:r>
-            <w:r>
-              <w:rPr>
-                <w:rtl/>
-              </w:rPr>
-              <w:t xml:space="preserve"> </w:t>
-            </w:r>
-            <w:r>
-              <w:rPr>
+              <w:t xml:space="preserve">، والفرق بين اثنتين منها </w:t>
+            </w:r>
+            <w:r>
+              <w:rPr>
+                <w:color w:val="B3261E"/>
                 <w:rtl/>
               </w:rPr>
               <w:t xml:space="preserve">عدد ثابت</w:t>
@@ -1576,9 +1577,11 @@
               <w:rPr>
                 <w:b/>
                 <w:bCs/>
-                <w:rtl/>
-              </w:rPr>
-              <w:t xml:space="preserve">[تعريف]</w:t>
+                <w:color w:val="FFFFFF"/>
+                <w:shd w:val="clear" w:color="auto" w:fill="1F4E9C"/>
+                <w:rtl/>
+              </w:rPr>
+              <w:t xml:space="preserve"> تعريف </w:t>
             </w:r>
             <w:r>
               <w:rPr>
@@ -1719,6 +1722,9 @@
               <m:sSup>
                 <m:e>
                   <m:r>
+                    <w:rPr>
+                      <w:color w:val="B3261E"/>
+                    </w:rPr>
                     <m:t>F</m:t>
                   </m:r>
                 </m:e>
@@ -1727,6 +1733,9 @@
                     <m:rPr>
                       <m:sty m:val="p"/>
                     </m:rPr>
+                    <w:rPr>
+                      <w:color w:val="B3261E"/>
+                    </w:rPr>
                     <m:t>′</m:t>
                   </m:r>
                 </m:sup>
@@ -1740,6 +1749,9 @@
                 </m:dPr>
                 <m:e>
                   <m:r>
+                    <w:rPr>
+                      <w:color w:val="B3261E"/>
+                    </w:rPr>
                     <m:t>x</m:t>
                   </m:r>
                 </m:e>
@@ -1748,9 +1760,15 @@
                 <m:rPr>
                   <m:sty m:val="p"/>
                 </m:rPr>
+                <w:rPr>
+                  <w:color w:val="B3261E"/>
+                </w:rPr>
                 <m:t>=</m:t>
               </m:r>
               <m:r>
+                <w:rPr>
+                  <w:color w:val="B3261E"/>
+                </w:rPr>
                 <m:t>f</m:t>
               </m:r>
               <m:d>
@@ -1762,6 +1780,9 @@
                 </m:dPr>
                 <m:e>
                   <m:r>
+                    <w:rPr>
+                      <w:color w:val="B3261E"/>
+                    </w:rPr>
                     <m:t>x</m:t>
                   </m:r>
                 </m:e>
@@ -1834,9 +1855,11 @@
               <w:rPr>
                 <w:b/>
                 <w:bCs/>
-                <w:rtl/>
-              </w:rPr>
-              <w:t xml:space="preserve">[خاصية]</w:t>
+                <w:color w:val="FFFFFF"/>
+                <w:shd w:val="clear" w:color="auto" w:fill="B3261E"/>
+                <w:rtl/>
+              </w:rPr>
+              <w:t xml:space="preserve"> خاصية </w:t>
             </w:r>
           </w:p>
           <w:p>
@@ -1967,15 +1990,24 @@
             </w:r>
             <m:oMath>
               <m:r>
+                <w:rPr>
+                  <w:color w:val="B3261E"/>
+                </w:rPr>
                 <m:t>F</m:t>
               </m:r>
               <m:r>
                 <m:rPr>
                   <m:sty m:val="p"/>
                 </m:rPr>
+                <w:rPr>
+                  <w:color w:val="B3261E"/>
+                </w:rPr>
                 <m:t>+</m:t>
               </m:r>
               <m:r>
+                <w:rPr>
+                  <w:color w:val="B3261E"/>
+                </w:rPr>
                 <m:t>c</m:t>
               </m:r>
             </m:oMath>
@@ -2197,9 +2229,11 @@
               <w:rPr>
                 <w:b/>
                 <w:bCs/>
-                <w:rtl/>
-              </w:rPr>
-              <w:t xml:space="preserve">[جدول الدوال الأصلية]</w:t>
+                <w:color w:val="FFFFFF"/>
+                <w:shd w:val="clear" w:color="auto" w:fill="B3261E"/>
+                <w:rtl/>
+              </w:rPr>
+              <w:t xml:space="preserve"> جدول الدوال الأصلية </w:t>
             </w:r>
           </w:p>
           <w:p>
@@ -2213,7 +2247,7 @@
               </w:rPr>
               <w:drawing>
                 <wp:inline>
-                  <wp:extent cx="1865376" cy="1783080"/>
+                  <wp:extent cx="3243834" cy="3216402"/>
                   <wp:docPr id="1" name="Picture 1"/>
                   <wp:cNvGraphicFramePr>
                     <a:graphicFrameLocks noChangeAspect="1"/>
@@ -2222,7 +2256,7 @@
                     <a:graphicData uri="http://schemas.openxmlformats.org/drawingml/2006/picture">
                       <pic:pic>
                         <pic:nvPicPr>
-                          <pic:cNvPr id="0" name="fcff89df658e2411.png"/>
+                          <pic:cNvPr id="0" name="0918241d5d165a6c.png"/>
                           <pic:cNvPicPr/>
                         </pic:nvPicPr>
                         <pic:blipFill>
@@ -2234,7 +2268,7 @@
                         <pic:spPr>
                           <a:xfrm>
                             <a:off x="0" y="0"/>
-                            <a:ext cx="1865376" cy="1783080"/>
+                            <a:ext cx="3243834" cy="3216402"/>
                           </a:xfrm>
                           <a:prstGeom prst="rect"/>
                         </pic:spPr>
@@ -2298,9 +2332,11 @@
               <w:rPr>
                 <w:b/>
                 <w:bCs/>
-                <w:rtl/>
-              </w:rPr>
-              <w:t xml:space="preserve">[مثال 1]</w:t>
+                <w:color w:val="FFFFFF"/>
+                <w:shd w:val="clear" w:color="auto" w:fill="C76B00"/>
+                <w:rtl/>
+              </w:rPr>
+              <w:t xml:space="preserve"> مثال 1 </w:t>
             </w:r>
             <w:r>
               <w:rPr>
@@ -2496,11 +2532,17 @@
               <m:sSup>
                 <m:e>
                   <m:r>
+                    <w:rPr>
+                      <w:color w:val="B3261E"/>
+                    </w:rPr>
                     <m:t>x</m:t>
                   </m:r>
                 </m:e>
                 <m:sup>
                   <m:r>
+                    <w:rPr>
+                      <w:color w:val="B3261E"/>
+                    </w:rPr>
                     <m:t>4</m:t>
                   </m:r>
                 </m:sup>
@@ -2509,19 +2551,31 @@
                 <m:rPr>
                   <m:sty m:val="p"/>
                 </m:rPr>
+                <w:rPr>
+                  <w:color w:val="B3261E"/>
+                </w:rPr>
                 <m:t>−</m:t>
               </m:r>
               <m:r>
+                <w:rPr>
+                  <w:color w:val="B3261E"/>
+                </w:rPr>
                 <m:t>3</m:t>
               </m:r>
               <m:sSup>
                 <m:e>
                   <m:r>
+                    <w:rPr>
+                      <w:color w:val="B3261E"/>
+                    </w:rPr>
                     <m:t>x</m:t>
                   </m:r>
                 </m:e>
                 <m:sup>
                   <m:r>
+                    <w:rPr>
+                      <w:color w:val="B3261E"/>
+                    </w:rPr>
                     <m:t>2</m:t>
                   </m:r>
                 </m:sup>
@@ -2530,12 +2584,21 @@
                 <m:rPr>
                   <m:sty m:val="p"/>
                 </m:rPr>
+                <w:rPr>
+                  <w:color w:val="B3261E"/>
+                </w:rPr>
                 <m:t>+</m:t>
               </m:r>
               <m:r>
+                <w:rPr>
+                  <w:color w:val="B3261E"/>
+                </w:rPr>
                 <m:t>5</m:t>
               </m:r>
               <m:r>
+                <w:rPr>
+                  <w:color w:val="B3261E"/>
+                </w:rPr>
                 <m:t>x</m:t>
               </m:r>
             </m:oMath>
@@ -2599,9 +2662,11 @@
               <w:rPr>
                 <w:b/>
                 <w:bCs/>
-                <w:rtl/>
-              </w:rPr>
-              <w:t xml:space="preserve">[مثال 2]</w:t>
+                <w:color w:val="FFFFFF"/>
+                <w:shd w:val="clear" w:color="auto" w:fill="C76B00"/>
+                <w:rtl/>
+              </w:rPr>
+              <w:t xml:space="preserve"> مثال 2 </w:t>
             </w:r>
             <w:r>
               <w:rPr>
@@ -2933,11 +2998,17 @@
                           <m:sSup>
                             <m:e>
                               <m:r>
+                                <w:rPr>
+                                  <w:color w:val="B3261E"/>
+                                </w:rPr>
                                 <m:t>x</m:t>
                               </m:r>
                             </m:e>
                             <m:sup>
                               <m:r>
+                                <w:rPr>
+                                  <w:color w:val="B3261E"/>
+                                </w:rPr>
                                 <m:t>2</m:t>
                               </m:r>
                             </m:sup>
@@ -2946,9 +3017,15 @@
                             <m:rPr>
                               <m:sty m:val="p"/>
                             </m:rPr>
+                            <w:rPr>
+                              <w:color w:val="B3261E"/>
+                            </w:rPr>
                             <m:t>+</m:t>
                           </m:r>
                           <m:r>
+                            <w:rPr>
+                              <w:color w:val="B3261E"/>
+                            </w:rPr>
                             <m:t>x</m:t>
                           </m:r>
                         </m:e>
@@ -2956,6 +3033,9 @@
                     </m:e>
                     <m:sup>
                       <m:r>
+                        <w:rPr>
+                          <w:color w:val="B3261E"/>
+                        </w:rPr>
                         <m:t>3</m:t>
                       </m:r>
                     </m:sup>
@@ -2963,6 +3043,9 @@
                 </m:num>
                 <m:den>
                   <m:r>
+                    <w:rPr>
+                      <w:color w:val="B3261E"/>
+                    </w:rPr>
                     <m:t>3</m:t>
                   </m:r>
                 </m:den>
@@ -3028,9 +3111,11 @@
               <w:rPr>
                 <w:b/>
                 <w:bCs/>
-                <w:rtl/>
-              </w:rPr>
-              <w:t xml:space="preserve">[حذار]</w:t>
+                <w:color w:val="FFFFFF"/>
+                <w:shd w:val="clear" w:color="auto" w:fill="B3261E"/>
+                <w:rtl/>
+              </w:rPr>
+              <w:t xml:space="preserve"> حذار </w:t>
             </w:r>
             <w:r>
               <w:rPr>
@@ -3141,9 +3226,11 @@
               <w:rPr>
                 <w:b/>
                 <w:bCs/>
-                <w:rtl/>
-              </w:rPr>
-              <w:t xml:space="preserve">[تمرين تطبيقي]</w:t>
+                <w:color w:val="FFFFFF"/>
+                <w:shd w:val="clear" w:color="auto" w:fill="6A1B9A"/>
+                <w:rtl/>
+              </w:rPr>
+              <w:t xml:space="preserve"> تمرين تطبيقي </w:t>
             </w:r>
           </w:p>
           <w:p>
@@ -3611,9 +3698,11 @@
               <w:rPr>
                 <w:b/>
                 <w:bCs/>
-                <w:rtl/>
-              </w:rPr>
-              <w:t xml:space="preserve">[حل التمرين التطبيقي]</w:t>
+                <w:color w:val="FFFFFF"/>
+                <w:shd w:val="clear" w:color="auto" w:fill="C76B00"/>
+                <w:rtl/>
+              </w:rPr>
+              <w:t xml:space="preserve"> حل التمرين التطبيقي </w:t>
             </w:r>
           </w:p>
           <w:p>
@@ -3747,11 +3836,17 @@
                   <m:sSup>
                     <m:e>
                       <m:r>
+                        <w:rPr>
+                          <w:color w:val="B3261E"/>
+                        </w:rPr>
                         <m:t>x</m:t>
                       </m:r>
                     </m:e>
                     <m:sup>
                       <m:r>
+                        <w:rPr>
+                          <w:color w:val="B3261E"/>
+                        </w:rPr>
                         <m:t>3</m:t>
                       </m:r>
                     </m:sup>
@@ -3759,6 +3854,9 @@
                 </m:num>
                 <m:den>
                   <m:r>
+                    <w:rPr>
+                      <w:color w:val="B3261E"/>
+                    </w:rPr>
                     <m:t>3</m:t>
                   </m:r>
                 </m:den>
@@ -3767,16 +3865,25 @@
                 <m:rPr>
                   <m:sty m:val="p"/>
                 </m:rPr>
+                <w:rPr>
+                  <w:color w:val="B3261E"/>
+                </w:rPr>
                 <m:t>−</m:t>
               </m:r>
               <m:sSup>
                 <m:e>
                   <m:r>
+                    <w:rPr>
+                      <w:color w:val="B3261E"/>
+                    </w:rPr>
                     <m:t>x</m:t>
                   </m:r>
                 </m:e>
                 <m:sup>
                   <m:r>
+                    <w:rPr>
+                      <w:color w:val="B3261E"/>
+                    </w:rPr>
                     <m:t>2</m:t>
                   </m:r>
                 </m:sup>
@@ -3785,12 +3892,21 @@
                 <m:rPr>
                   <m:sty m:val="p"/>
                 </m:rPr>
+                <w:rPr>
+                  <w:color w:val="B3261E"/>
+                </w:rPr>
                 <m:t>+</m:t>
               </m:r>
               <m:r>
+                <w:rPr>
+                  <w:color w:val="B3261E"/>
+                </w:rPr>
                 <m:t>3</m:t>
               </m:r>
               <m:r>
+                <w:rPr>
+                  <w:color w:val="B3261E"/>
+                </w:rPr>
                 <m:t>x</m:t>
               </m:r>
             </m:oMath>
@@ -3968,6 +4084,9 @@
                 <m:rPr>
                   <m:sty m:val="p"/>
                 </m:rPr>
+                <w:rPr>
+                  <w:color w:val="B3261E"/>
+                </w:rPr>
                 <m:t>−</m:t>
               </m:r>
               <m:f>
@@ -3976,11 +4095,17 @@
                 </m:fPr>
                 <m:num>
                   <m:r>
+                    <w:rPr>
+                      <w:color w:val="B3261E"/>
+                    </w:rPr>
                     <m:t>2</m:t>
                   </m:r>
                 </m:num>
                 <m:den>
                   <m:r>
+                    <w:rPr>
+                      <w:color w:val="B3261E"/>
+                    </w:rPr>
                     <m:t>x</m:t>
                   </m:r>
                 </m:den>
@@ -4212,6 +4337,9 @@
                 <m:rPr>
                   <m:sty m:val="p"/>
                 </m:rPr>
+                <w:rPr>
+                  <w:color w:val="B3261E"/>
+                </w:rPr>
                 <m:t>−</m:t>
               </m:r>
               <m:f>
@@ -4220,23 +4348,38 @@
                 </m:fPr>
                 <m:num>
                   <m:r>
+                    <w:rPr>
+                      <w:color w:val="B3261E"/>
+                    </w:rPr>
                     <m:t>1</m:t>
                   </m:r>
                 </m:num>
                 <m:den>
                   <m:r>
+                    <w:rPr>
+                      <w:color w:val="B3261E"/>
+                    </w:rPr>
                     <m:t>3</m:t>
                   </m:r>
                   <m:r>
+                    <w:rPr>
+                      <w:color w:val="B3261E"/>
+                    </w:rPr>
                     <m:t>x</m:t>
                   </m:r>
                   <m:r>
                     <m:rPr>
                       <m:sty m:val="p"/>
                     </m:rPr>
+                    <w:rPr>
+                      <w:color w:val="B3261E"/>
+                    </w:rPr>
                     <m:t>−</m:t>
                   </m:r>
                   <m:r>
+                    <w:rPr>
+                      <w:color w:val="B3261E"/>
+                    </w:rPr>
                     <m:t>1</m:t>
                   </m:r>
                 </m:den>
@@ -4818,10 +4961,10 @@
         <w:tblLook w:firstRow="0" w:lastRow="0" w:firstColumn="0" w:lastColumn="0" w:noHBand="0" w:noVBand="0" w:val="0000"/>
       </w:tblPr>
       <w:tblGrid>
-        <w:gridCol w:w="1084"/>
-        <w:gridCol w:w="591"/>
-        <w:gridCol w:w="7004"/>
-        <w:gridCol w:w="1183"/>
+        <w:gridCol w:w="1281"/>
+        <w:gridCol w:w="690"/>
+        <w:gridCol w:w="6511"/>
+        <w:gridCol w:w="1380"/>
       </w:tblGrid>
       <w:tr>
         <w:tc>
@@ -5045,9 +5188,11 @@
               <w:rPr>
                 <w:b/>
                 <w:bCs/>
-                <w:rtl/>
-              </w:rPr>
-              <w:t xml:space="preserve">[نشاط 02]</w:t>
+                <w:color w:val="FFFFFF"/>
+                <w:shd w:val="clear" w:color="auto" w:fill="C76B00"/>
+                <w:rtl/>
+              </w:rPr>
+              <w:t xml:space="preserve"> نشاط 02 </w:t>
             </w:r>
             <w:r>
               <w:rPr>
@@ -5313,9 +5458,11 @@
               <w:rPr>
                 <w:b/>
                 <w:bCs/>
-                <w:rtl/>
-              </w:rPr>
-              <w:t xml:space="preserve">[مناقشة النشاط]</w:t>
+                <w:color w:val="FFFFFF"/>
+                <w:shd w:val="clear" w:color="auto" w:fill="1F4E9C"/>
+                <w:rtl/>
+              </w:rPr>
+              <w:t xml:space="preserve"> مناقشة النشاط </w:t>
             </w:r>
           </w:p>
           <w:p>
@@ -5621,6 +5768,9 @@
             </w:r>
             <m:oMath>
               <m:r>
+                <w:rPr>
+                  <w:color w:val="B3261E"/>
+                </w:rPr>
                 <m:t>F</m:t>
               </m:r>
               <m:d>
@@ -5632,6 +5782,9 @@
                 </m:dPr>
                 <m:e>
                   <m:r>
+                    <w:rPr>
+                      <w:color w:val="B3261E"/>
+                    </w:rPr>
                     <m:t>x</m:t>
                   </m:r>
                 </m:e>
@@ -5640,16 +5793,25 @@
                 <m:rPr>
                   <m:sty m:val="p"/>
                 </m:rPr>
+                <w:rPr>
+                  <w:color w:val="B3261E"/>
+                </w:rPr>
                 <m:t>=</m:t>
               </m:r>
               <m:sSup>
                 <m:e>
                   <m:r>
+                    <w:rPr>
+                      <w:color w:val="B3261E"/>
+                    </w:rPr>
                     <m:t>x</m:t>
                   </m:r>
                 </m:e>
                 <m:sup>
                   <m:r>
+                    <w:rPr>
+                      <w:color w:val="B3261E"/>
+                    </w:rPr>
                     <m:t>3</m:t>
                   </m:r>
                 </m:sup>
@@ -5658,16 +5820,25 @@
                 <m:rPr>
                   <m:sty m:val="p"/>
                 </m:rPr>
+                <w:rPr>
+                  <w:color w:val="B3261E"/>
+                </w:rPr>
                 <m:t>−</m:t>
               </m:r>
               <m:sSup>
                 <m:e>
                   <m:r>
+                    <w:rPr>
+                      <w:color w:val="B3261E"/>
+                    </w:rPr>
                     <m:t>x</m:t>
                   </m:r>
                 </m:e>
                 <m:sup>
                   <m:r>
+                    <w:rPr>
+                      <w:color w:val="B3261E"/>
+                    </w:rPr>
                     <m:t>2</m:t>
                   </m:r>
                 </m:sup>
@@ -5676,18 +5847,30 @@
                 <m:rPr>
                   <m:sty m:val="p"/>
                 </m:rPr>
+                <w:rPr>
+                  <w:color w:val="B3261E"/>
+                </w:rPr>
                 <m:t>+</m:t>
               </m:r>
               <m:r>
+                <w:rPr>
+                  <w:color w:val="B3261E"/>
+                </w:rPr>
                 <m:t>x</m:t>
               </m:r>
               <m:r>
                 <m:rPr>
                   <m:sty m:val="p"/>
                 </m:rPr>
+                <w:rPr>
+                  <w:color w:val="B3261E"/>
+                </w:rPr>
                 <m:t>+</m:t>
               </m:r>
               <m:r>
+                <w:rPr>
+                  <w:color w:val="B3261E"/>
+                </w:rPr>
                 <m:t>3</m:t>
               </m:r>
             </m:oMath>
@@ -5701,16 +5884,11 @@
               <w:rPr>
                 <w:rtl/>
               </w:rPr>
-              <w:t xml:space="preserve">، وهي</w:t>
-            </w:r>
-            <w:r>
-              <w:rPr>
-                <w:rtl/>
-              </w:rPr>
-              <w:t xml:space="preserve"> </w:t>
-            </w:r>
-            <w:r>
-              <w:rPr>
+              <w:t xml:space="preserve">، وهي </w:t>
+            </w:r>
+            <w:r>
+              <w:rPr>
+                <w:color w:val="B3261E"/>
                 <w:rtl/>
               </w:rPr>
               <w:t xml:space="preserve">وحيدة</w:t>
@@ -5787,9 +5965,11 @@
               <w:rPr>
                 <w:b/>
                 <w:bCs/>
-                <w:rtl/>
-              </w:rPr>
-              <w:t xml:space="preserve">[خاصية]</w:t>
+                <w:color w:val="FFFFFF"/>
+                <w:shd w:val="clear" w:color="auto" w:fill="B3261E"/>
+                <w:rtl/>
+              </w:rPr>
+              <w:t xml:space="preserve"> خاصية </w:t>
             </w:r>
             <w:r>
               <w:rPr>
@@ -5975,6 +6155,9 @@
             </w:r>
             <m:oMath>
               <m:r>
+                <w:rPr>
+                  <w:color w:val="B3261E"/>
+                </w:rPr>
                 <m:t>F</m:t>
               </m:r>
               <m:d>
@@ -5988,11 +6171,17 @@
                   <m:sSub>
                     <m:e>
                       <m:r>
+                        <w:rPr>
+                          <w:color w:val="B3261E"/>
+                        </w:rPr>
                         <m:t>x</m:t>
                       </m:r>
                     </m:e>
                     <m:sub>
                       <m:r>
+                        <w:rPr>
+                          <w:color w:val="B3261E"/>
+                        </w:rPr>
                         <m:t>0</m:t>
                       </m:r>
                     </m:sub>
@@ -6003,16 +6192,25 @@
                 <m:rPr>
                   <m:sty m:val="p"/>
                 </m:rPr>
+                <w:rPr>
+                  <w:color w:val="B3261E"/>
+                </w:rPr>
                 <m:t>=</m:t>
               </m:r>
               <m:sSub>
                 <m:e>
                   <m:r>
+                    <w:rPr>
+                      <w:color w:val="B3261E"/>
+                    </w:rPr>
                     <m:t>y</m:t>
                   </m:r>
                 </m:e>
                 <m:sub>
                   <m:r>
+                    <w:rPr>
+                      <w:color w:val="B3261E"/>
+                    </w:rPr>
                     <m:t>0</m:t>
                   </m:r>
                 </m:sub>
@@ -6086,9 +6284,11 @@
               <w:rPr>
                 <w:b/>
                 <w:bCs/>
-                <w:rtl/>
-              </w:rPr>
-              <w:t xml:space="preserve">[تطبيق اقتصادي]</w:t>
+                <w:color w:val="FFFFFF"/>
+                <w:shd w:val="clear" w:color="auto" w:fill="B3261E"/>
+                <w:rtl/>
+              </w:rPr>
+              <w:t xml:space="preserve"> تطبيق اقتصادي </w:t>
             </w:r>
             <w:r>
               <w:rPr>
@@ -6167,16 +6367,11 @@
               <w:rPr>
                 <w:rtl/>
               </w:rPr>
-              <w:t xml:space="preserve">، إذن</w:t>
-            </w:r>
-            <w:r>
-              <w:rPr>
-                <w:rtl/>
-              </w:rPr>
-              <w:t xml:space="preserve"> </w:t>
-            </w:r>
-            <w:r>
-              <w:rPr>
+              <w:t xml:space="preserve">، إذن </w:t>
+            </w:r>
+            <w:r>
+              <w:rPr>
+                <w:color w:val="B3261E"/>
                 <w:rtl/>
               </w:rPr>
               <w:t xml:space="preserve">الكلفة الإجمالية دالة أصلية للكلفة الهامشية</w:t>
@@ -6185,13 +6380,7 @@
               <w:rPr>
                 <w:rtl/>
               </w:rPr>
-              <w:t xml:space="preserve"> </w:t>
-            </w:r>
-            <w:r>
-              <w:rPr>
-                <w:rtl/>
-              </w:rPr>
-              <w:t xml:space="preserve">، والكلفة الثابتة</w:t>
+              <w:t xml:space="preserve"> ، والكلفة الثابتة</w:t>
             </w:r>
             <w:r>
               <w:rPr>
@@ -6282,9 +6471,11 @@
               <w:rPr>
                 <w:b/>
                 <w:bCs/>
-                <w:rtl/>
-              </w:rPr>
-              <w:t xml:space="preserve">[مثال]</w:t>
+                <w:color w:val="FFFFFF"/>
+                <w:shd w:val="clear" w:color="auto" w:fill="C76B00"/>
+                <w:rtl/>
+              </w:rPr>
+              <w:t xml:space="preserve"> مثال </w:t>
             </w:r>
             <w:r>
               <w:rPr>
@@ -6570,6 +6761,9 @@
             </w:r>
             <m:oMath>
               <m:r>
+                <w:rPr>
+                  <w:color w:val="B3261E"/>
+                </w:rPr>
                 <m:t>C</m:t>
               </m:r>
               <m:d>
@@ -6581,6 +6775,9 @@
                 </m:dPr>
                 <m:e>
                   <m:r>
+                    <w:rPr>
+                      <w:color w:val="B3261E"/>
+                    </w:rPr>
                     <m:t>q</m:t>
                   </m:r>
                 </m:e>
@@ -6589,16 +6786,25 @@
                 <m:rPr>
                   <m:sty m:val="p"/>
                 </m:rPr>
+                <w:rPr>
+                  <w:color w:val="B3261E"/>
+                </w:rPr>
                 <m:t>=</m:t>
               </m:r>
               <m:sSup>
                 <m:e>
                   <m:r>
+                    <w:rPr>
+                      <w:color w:val="B3261E"/>
+                    </w:rPr>
                     <m:t>q</m:t>
                   </m:r>
                 </m:e>
                 <m:sup>
                   <m:r>
+                    <w:rPr>
+                      <w:color w:val="B3261E"/>
+                    </w:rPr>
                     <m:t>3</m:t>
                   </m:r>
                 </m:sup>
@@ -6607,19 +6813,31 @@
                 <m:rPr>
                   <m:sty m:val="p"/>
                 </m:rPr>
+                <w:rPr>
+                  <w:color w:val="B3261E"/>
+                </w:rPr>
                 <m:t>−</m:t>
               </m:r>
               <m:r>
+                <w:rPr>
+                  <w:color w:val="B3261E"/>
+                </w:rPr>
                 <m:t>6</m:t>
               </m:r>
               <m:sSup>
                 <m:e>
                   <m:r>
+                    <w:rPr>
+                      <w:color w:val="B3261E"/>
+                    </w:rPr>
                     <m:t>q</m:t>
                   </m:r>
                 </m:e>
                 <m:sup>
                   <m:r>
+                    <w:rPr>
+                      <w:color w:val="B3261E"/>
+                    </w:rPr>
                     <m:t>2</m:t>
                   </m:r>
                 </m:sup>
@@ -6628,21 +6846,36 @@
                 <m:rPr>
                   <m:sty m:val="p"/>
                 </m:rPr>
+                <w:rPr>
+                  <w:color w:val="B3261E"/>
+                </w:rPr>
                 <m:t>+</m:t>
               </m:r>
               <m:r>
+                <w:rPr>
+                  <w:color w:val="B3261E"/>
+                </w:rPr>
                 <m:t>20</m:t>
               </m:r>
               <m:r>
+                <w:rPr>
+                  <w:color w:val="B3261E"/>
+                </w:rPr>
                 <m:t>q</m:t>
               </m:r>
               <m:r>
                 <m:rPr>
                   <m:sty m:val="p"/>
                 </m:rPr>
+                <w:rPr>
+                  <w:color w:val="B3261E"/>
+                </w:rPr>
                 <m:t>+</m:t>
               </m:r>
               <m:r>
+                <w:rPr>
+                  <w:color w:val="B3261E"/>
+                </w:rPr>
                 <m:t>100</m:t>
               </m:r>
             </m:oMath>
@@ -6706,9 +6939,11 @@
               <w:rPr>
                 <w:b/>
                 <w:bCs/>
-                <w:rtl/>
-              </w:rPr>
-              <w:t xml:space="preserve">[حذار]</w:t>
+                <w:color w:val="FFFFFF"/>
+                <w:shd w:val="clear" w:color="auto" w:fill="B3261E"/>
+                <w:rtl/>
+              </w:rPr>
+              <w:t xml:space="preserve"> حذار </w:t>
             </w:r>
             <w:r>
               <w:rPr>
@@ -6804,9 +7039,11 @@
               <w:rPr>
                 <w:b/>
                 <w:bCs/>
-                <w:rtl/>
-              </w:rPr>
-              <w:t xml:space="preserve">[تمرين تطبيقي]</w:t>
+                <w:color w:val="FFFFFF"/>
+                <w:shd w:val="clear" w:color="auto" w:fill="6A1B9A"/>
+                <w:rtl/>
+              </w:rPr>
+              <w:t xml:space="preserve"> تمرين تطبيقي </w:t>
             </w:r>
           </w:p>
           <w:p>
@@ -7111,9 +7348,11 @@
               <w:rPr>
                 <w:b/>
                 <w:bCs/>
-                <w:rtl/>
-              </w:rPr>
-              <w:t xml:space="preserve">[حل التمرين التطبيقي]</w:t>
+                <w:color w:val="FFFFFF"/>
+                <w:shd w:val="clear" w:color="auto" w:fill="C76B00"/>
+                <w:rtl/>
+              </w:rPr>
+              <w:t xml:space="preserve"> حل التمرين التطبيقي </w:t>
             </w:r>
           </w:p>
           <w:p>
@@ -7293,6 +7532,9 @@
             </w:r>
             <m:oMath>
               <m:r>
+                <w:rPr>
+                  <w:color w:val="B3261E"/>
+                </w:rPr>
                 <m:t>C</m:t>
               </m:r>
               <m:d>
@@ -7304,6 +7546,9 @@
                 </m:dPr>
                 <m:e>
                   <m:r>
+                    <w:rPr>
+                      <w:color w:val="B3261E"/>
+                    </w:rPr>
                     <m:t>q</m:t>
                   </m:r>
                 </m:e>
@@ -7312,6 +7557,9 @@
                 <m:rPr>
                   <m:sty m:val="p"/>
                 </m:rPr>
+                <w:rPr>
+                  <w:color w:val="B3261E"/>
+                </w:rPr>
                 <m:t>=</m:t>
               </m:r>
               <m:f>
@@ -7322,11 +7570,17 @@
                   <m:sSup>
                     <m:e>
                       <m:r>
+                        <w:rPr>
+                          <w:color w:val="B3261E"/>
+                        </w:rPr>
                         <m:t>q</m:t>
                       </m:r>
                     </m:e>
                     <m:sup>
                       <m:r>
+                        <w:rPr>
+                          <w:color w:val="B3261E"/>
+                        </w:rPr>
                         <m:t>3</m:t>
                       </m:r>
                     </m:sup>
@@ -7334,6 +7588,9 @@
                 </m:num>
                 <m:den>
                   <m:r>
+                    <w:rPr>
+                      <w:color w:val="B3261E"/>
+                    </w:rPr>
                     <m:t>3</m:t>
                   </m:r>
                 </m:den>
@@ -7342,19 +7599,31 @@
                 <m:rPr>
                   <m:sty m:val="p"/>
                 </m:rPr>
+                <w:rPr>
+                  <w:color w:val="B3261E"/>
+                </w:rPr>
                 <m:t>−</m:t>
               </m:r>
               <m:r>
+                <w:rPr>
+                  <w:color w:val="B3261E"/>
+                </w:rPr>
                 <m:t>4</m:t>
               </m:r>
               <m:sSup>
                 <m:e>
                   <m:r>
+                    <w:rPr>
+                      <w:color w:val="B3261E"/>
+                    </w:rPr>
                     <m:t>q</m:t>
                   </m:r>
                 </m:e>
                 <m:sup>
                   <m:r>
+                    <w:rPr>
+                      <w:color w:val="B3261E"/>
+                    </w:rPr>
                     <m:t>2</m:t>
                   </m:r>
                 </m:sup>
@@ -7363,21 +7632,36 @@
                 <m:rPr>
                   <m:sty m:val="p"/>
                 </m:rPr>
+                <w:rPr>
+                  <w:color w:val="B3261E"/>
+                </w:rPr>
                 <m:t>+</m:t>
               </m:r>
               <m:r>
+                <w:rPr>
+                  <w:color w:val="B3261E"/>
+                </w:rPr>
                 <m:t>20</m:t>
               </m:r>
               <m:r>
+                <w:rPr>
+                  <w:color w:val="B3261E"/>
+                </w:rPr>
                 <m:t>q</m:t>
               </m:r>
               <m:r>
                 <m:rPr>
                   <m:sty m:val="p"/>
                 </m:rPr>
+                <w:rPr>
+                  <w:color w:val="B3261E"/>
+                </w:rPr>
                 <m:t>+</m:t>
               </m:r>
               <m:r>
+                <w:rPr>
+                  <w:color w:val="B3261E"/>
+                </w:rPr>
                 <m:t>50</m:t>
               </m:r>
             </m:oMath>
@@ -7468,6 +7752,9 @@
                 <m:rPr>
                   <m:sty m:val="p"/>
                 </m:rPr>
+                <w:rPr>
+                  <w:color w:val="B3261E"/>
+                </w:rPr>
                 <m:t>−</m:t>
               </m:r>
               <m:f>
@@ -7478,11 +7765,17 @@
                   <m:sSup>
                     <m:e>
                       <m:r>
+                        <w:rPr>
+                          <w:color w:val="B3261E"/>
+                        </w:rPr>
                         <m:t>q</m:t>
                       </m:r>
                     </m:e>
                     <m:sup>
                       <m:r>
+                        <w:rPr>
+                          <w:color w:val="B3261E"/>
+                        </w:rPr>
                         <m:t>3</m:t>
                       </m:r>
                     </m:sup>
@@ -7490,6 +7783,9 @@
                 </m:num>
                 <m:den>
                   <m:r>
+                    <w:rPr>
+                      <w:color w:val="B3261E"/>
+                    </w:rPr>
                     <m:t>3</m:t>
                   </m:r>
                 </m:den>
@@ -7498,19 +7794,31 @@
                 <m:rPr>
                   <m:sty m:val="p"/>
                 </m:rPr>
+                <w:rPr>
+                  <w:color w:val="B3261E"/>
+                </w:rPr>
                 <m:t>+</m:t>
               </m:r>
               <m:r>
+                <w:rPr>
+                  <w:color w:val="B3261E"/>
+                </w:rPr>
                 <m:t>4</m:t>
               </m:r>
               <m:sSup>
                 <m:e>
                   <m:r>
+                    <w:rPr>
+                      <w:color w:val="B3261E"/>
+                    </w:rPr>
                     <m:t>q</m:t>
                   </m:r>
                 </m:e>
                 <m:sup>
                   <m:r>
+                    <w:rPr>
+                      <w:color w:val="B3261E"/>
+                    </w:rPr>
                     <m:t>2</m:t>
                   </m:r>
                 </m:sup>
@@ -7519,21 +7827,36 @@
                 <m:rPr>
                   <m:sty m:val="p"/>
                 </m:rPr>
+                <w:rPr>
+                  <w:color w:val="B3261E"/>
+                </w:rPr>
                 <m:t>+</m:t>
               </m:r>
               <m:r>
+                <w:rPr>
+                  <w:color w:val="B3261E"/>
+                </w:rPr>
                 <m:t>48</m:t>
               </m:r>
               <m:r>
+                <w:rPr>
+                  <w:color w:val="B3261E"/>
+                </w:rPr>
                 <m:t>q</m:t>
               </m:r>
               <m:r>
                 <m:rPr>
                   <m:sty m:val="p"/>
                 </m:rPr>
+                <w:rPr>
+                  <w:color w:val="B3261E"/>
+                </w:rPr>
                 <m:t>−</m:t>
               </m:r>
               <m:r>
+                <w:rPr>
+                  <w:color w:val="B3261E"/>
+                </w:rPr>
                 <m:t>50</m:t>
               </m:r>
             </m:oMath>
@@ -8231,10 +8554,10 @@
         <w:tblLook w:firstRow="0" w:lastRow="0" w:firstColumn="0" w:lastColumn="0" w:noHBand="0" w:noVBand="0" w:val="0000"/>
       </w:tblPr>
       <w:tblGrid>
-        <w:gridCol w:w="1084"/>
-        <w:gridCol w:w="591"/>
-        <w:gridCol w:w="7004"/>
-        <w:gridCol w:w="1183"/>
+        <w:gridCol w:w="1281"/>
+        <w:gridCol w:w="690"/>
+        <w:gridCol w:w="6511"/>
+        <w:gridCol w:w="1380"/>
       </w:tblGrid>
       <w:tr>
         <w:tc>
@@ -8458,9 +8781,11 @@
               <w:rPr>
                 <w:b/>
                 <w:bCs/>
-                <w:rtl/>
-              </w:rPr>
-              <w:t xml:space="preserve">[نشاط 03]</w:t>
+                <w:color w:val="FFFFFF"/>
+                <w:shd w:val="clear" w:color="auto" w:fill="C76B00"/>
+                <w:rtl/>
+              </w:rPr>
+              <w:t xml:space="preserve"> نشاط 03 </w:t>
             </w:r>
             <w:r>
               <w:rPr>
@@ -8831,9 +9156,11 @@
               <w:rPr>
                 <w:b/>
                 <w:bCs/>
-                <w:rtl/>
-              </w:rPr>
-              <w:t xml:space="preserve">[مناقشة النشاط]</w:t>
+                <w:color w:val="FFFFFF"/>
+                <w:shd w:val="clear" w:color="auto" w:fill="1F4E9C"/>
+                <w:rtl/>
+              </w:rPr>
+              <w:t xml:space="preserve"> مناقشة النشاط </w:t>
             </w:r>
           </w:p>
           <w:p>
@@ -9038,6 +9365,9 @@
                 <m:t>=</m:t>
               </m:r>
               <m:r>
+                <w:rPr>
+                  <w:color w:val="B3261E"/>
+                </w:rPr>
                 <m:t>10</m:t>
               </m:r>
             </m:oMath>
@@ -9222,6 +9552,9 @@
                 <m:t>=</m:t>
               </m:r>
               <m:r>
+                <w:rPr>
+                  <w:color w:val="B3261E"/>
+                </w:rPr>
                 <m:t>10</m:t>
               </m:r>
             </m:oMath>
@@ -9297,9 +9630,11 @@
               <w:rPr>
                 <w:b/>
                 <w:bCs/>
-                <w:rtl/>
-              </w:rPr>
-              <w:t xml:space="preserve">[تعريف]</w:t>
+                <w:color w:val="FFFFFF"/>
+                <w:shd w:val="clear" w:color="auto" w:fill="1F4E9C"/>
+                <w:rtl/>
+              </w:rPr>
+              <w:t xml:space="preserve"> تعريف </w:t>
             </w:r>
             <w:r>
               <w:rPr>
@@ -9386,16 +9721,25 @@
                 </m:naryPr>
                 <m:sub>
                   <m:r>
+                    <w:rPr>
+                      <w:color w:val="B3261E"/>
+                    </w:rPr>
                     <m:t>a</m:t>
                   </m:r>
                 </m:sub>
                 <m:sup>
                   <m:r>
+                    <w:rPr>
+                      <w:color w:val="B3261E"/>
+                    </w:rPr>
                     <m:t>b</m:t>
                   </m:r>
                 </m:sup>
                 <m:e>
                   <m:r>
+                    <w:rPr>
+                      <w:color w:val="B3261E"/>
+                    </w:rPr>
                     <m:t>f</m:t>
                   </m:r>
                 </m:e>
@@ -9409,32 +9753,53 @@
                 </m:dPr>
                 <m:e>
                   <m:r>
+                    <w:rPr>
+                      <w:color w:val="B3261E"/>
+                    </w:rPr>
                     <m:t>t</m:t>
                   </m:r>
                 </m:e>
               </m:d>
               <m:r>
+                <w:rPr>
+                  <w:color w:val="B3261E"/>
+                </w:rPr>
                 <m:t> </m:t>
               </m:r>
               <m:r>
+                <w:rPr>
+                  <w:color w:val="B3261E"/>
+                </w:rPr>
                 <m:t>d</m:t>
               </m:r>
               <m:r>
+                <w:rPr>
+                  <w:color w:val="B3261E"/>
+                </w:rPr>
                 <m:t>t</m:t>
               </m:r>
               <m:r>
                 <m:rPr>
                   <m:sty m:val="p"/>
                 </m:rPr>
+                <w:rPr>
+                  <w:color w:val="B3261E"/>
+                </w:rPr>
                 <m:t>=</m:t>
               </m:r>
               <m:r>
                 <m:rPr>
                   <m:sty m:val="p"/>
                 </m:rPr>
+                <w:rPr>
+                  <w:color w:val="B3261E"/>
+                </w:rPr>
                 <m:t>[</m:t>
               </m:r>
               <m:r>
+                <w:rPr>
+                  <w:color w:val="B3261E"/>
+                </w:rPr>
                 <m:t>F</m:t>
               </m:r>
               <m:d>
@@ -9446,6 +9811,9 @@
                 </m:dPr>
                 <m:e>
                   <m:r>
+                    <w:rPr>
+                      <w:color w:val="B3261E"/>
+                    </w:rPr>
                     <m:t>t</m:t>
                   </m:r>
                 </m:e>
@@ -9456,16 +9824,25 @@
                     <m:rPr>
                       <m:sty m:val="p"/>
                     </m:rPr>
+                    <w:rPr>
+                      <w:color w:val="B3261E"/>
+                    </w:rPr>
                     <m:t>]</m:t>
                   </m:r>
                 </m:e>
                 <m:sub>
                   <m:r>
+                    <w:rPr>
+                      <w:color w:val="B3261E"/>
+                    </w:rPr>
                     <m:t>a</m:t>
                   </m:r>
                 </m:sub>
                 <m:sup>
                   <m:r>
+                    <w:rPr>
+                      <w:color w:val="B3261E"/>
+                    </w:rPr>
                     <m:t>b</m:t>
                   </m:r>
                 </m:sup>
@@ -9474,9 +9851,15 @@
                 <m:rPr>
                   <m:sty m:val="p"/>
                 </m:rPr>
+                <w:rPr>
+                  <w:color w:val="B3261E"/>
+                </w:rPr>
                 <m:t>=</m:t>
               </m:r>
               <m:r>
+                <w:rPr>
+                  <w:color w:val="B3261E"/>
+                </w:rPr>
                 <m:t>F</m:t>
               </m:r>
               <m:d>
@@ -9488,6 +9871,9 @@
                 </m:dPr>
                 <m:e>
                   <m:r>
+                    <w:rPr>
+                      <w:color w:val="B3261E"/>
+                    </w:rPr>
                     <m:t>b</m:t>
                   </m:r>
                 </m:e>
@@ -9496,9 +9882,15 @@
                 <m:rPr>
                   <m:sty m:val="p"/>
                 </m:rPr>
+                <w:rPr>
+                  <w:color w:val="B3261E"/>
+                </w:rPr>
                 <m:t>−</m:t>
               </m:r>
               <m:r>
+                <w:rPr>
+                  <w:color w:val="B3261E"/>
+                </w:rPr>
                 <m:t>F</m:t>
               </m:r>
               <m:d>
@@ -9510,6 +9902,9 @@
                 </m:dPr>
                 <m:e>
                   <m:r>
+                    <w:rPr>
+                      <w:color w:val="B3261E"/>
+                    </w:rPr>
                     <m:t>a</m:t>
                   </m:r>
                 </m:e>
@@ -9583,9 +9978,11 @@
               <w:rPr>
                 <w:b/>
                 <w:bCs/>
-                <w:rtl/>
-              </w:rPr>
-              <w:t xml:space="preserve">[التفسير البياني]</w:t>
+                <w:color w:val="FFFFFF"/>
+                <w:shd w:val="clear" w:color="auto" w:fill="B3261E"/>
+                <w:rtl/>
+              </w:rPr>
+              <w:t xml:space="preserve"> التفسير البياني </w:t>
             </w:r>
             <w:r>
               <w:rPr>
@@ -9876,9 +10273,11 @@
               <w:rPr>
                 <w:b/>
                 <w:bCs/>
-                <w:rtl/>
-              </w:rPr>
-              <w:t xml:space="preserve">[مثال]</w:t>
+                <w:color w:val="FFFFFF"/>
+                <w:shd w:val="clear" w:color="auto" w:fill="C76B00"/>
+                <w:rtl/>
+              </w:rPr>
+              <w:t xml:space="preserve"> مثال </w:t>
             </w:r>
             <w:r>
               <w:rPr>
@@ -10024,11 +10423,17 @@
                 </m:fPr>
                 <m:num>
                   <m:r>
+                    <w:rPr>
+                      <w:color w:val="B3261E"/>
+                    </w:rPr>
                     <m:t>8</m:t>
                   </m:r>
                 </m:num>
                 <m:den>
                   <m:r>
+                    <w:rPr>
+                      <w:color w:val="B3261E"/>
+                    </w:rPr>
                     <m:t>3</m:t>
                   </m:r>
                 </m:den>
@@ -10137,9 +10542,11 @@
               <w:rPr>
                 <w:b/>
                 <w:bCs/>
-                <w:rtl/>
-              </w:rPr>
-              <w:t xml:space="preserve">[ملاحظات]</w:t>
+                <w:color w:val="FFFFFF"/>
+                <w:shd w:val="clear" w:color="auto" w:fill="2E7D32"/>
+                <w:rtl/>
+              </w:rPr>
+              <w:t xml:space="preserve"> ملاحظات </w:t>
             </w:r>
             <w:r>
               <w:rPr>
@@ -10345,9 +10752,11 @@
               <w:rPr>
                 <w:b/>
                 <w:bCs/>
-                <w:rtl/>
-              </w:rPr>
-              <w:t xml:space="preserve">[تمرين تطبيقي]</w:t>
+                <w:color w:val="FFFFFF"/>
+                <w:shd w:val="clear" w:color="auto" w:fill="6A1B9A"/>
+                <w:rtl/>
+              </w:rPr>
+              <w:t xml:space="preserve"> تمرين تطبيقي </w:t>
             </w:r>
           </w:p>
           <w:p>
@@ -10782,9 +11191,11 @@
               <w:rPr>
                 <w:b/>
                 <w:bCs/>
-                <w:rtl/>
-              </w:rPr>
-              <w:t xml:space="preserve">[حل التمرين التطبيقي]</w:t>
+                <w:color w:val="FFFFFF"/>
+                <w:shd w:val="clear" w:color="auto" w:fill="C76B00"/>
+                <w:rtl/>
+              </w:rPr>
+              <w:t xml:space="preserve"> حل التمرين التطبيقي </w:t>
             </w:r>
           </w:p>
           <w:p>
@@ -10917,6 +11328,9 @@
                 <m:t>=</m:t>
               </m:r>
               <m:r>
+                <w:rPr>
+                  <w:color w:val="B3261E"/>
+                </w:rPr>
                 <m:t>6</m:t>
               </m:r>
             </m:oMath>
@@ -11106,6 +11520,9 @@
                 <m:t>=</m:t>
               </m:r>
               <m:r>
+                <w:rPr>
+                  <w:color w:val="B3261E"/>
+                </w:rPr>
                 <m:t>0</m:t>
               </m:r>
             </m:oMath>
@@ -11211,6 +11628,9 @@
                 <m:t>=</m:t>
               </m:r>
               <m:r>
+                <w:rPr>
+                  <w:color w:val="B3261E"/>
+                </w:rPr>
                 <m:t>200</m:t>
               </m:r>
             </m:oMath>
@@ -11871,10 +12291,10 @@
         <w:tblLook w:firstRow="0" w:lastRow="0" w:firstColumn="0" w:lastColumn="0" w:noHBand="0" w:noVBand="0" w:val="0000"/>
       </w:tblPr>
       <w:tblGrid>
-        <w:gridCol w:w="1084"/>
-        <w:gridCol w:w="591"/>
-        <w:gridCol w:w="7004"/>
-        <w:gridCol w:w="1183"/>
+        <w:gridCol w:w="1281"/>
+        <w:gridCol w:w="690"/>
+        <w:gridCol w:w="6511"/>
+        <w:gridCol w:w="1380"/>
       </w:tblGrid>
       <w:tr>
         <w:tc>
@@ -12162,9 +12582,11 @@
               <w:rPr>
                 <w:b/>
                 <w:bCs/>
-                <w:rtl/>
-              </w:rPr>
-              <w:t xml:space="preserve">[نشاط 04]</w:t>
+                <w:color w:val="FFFFFF"/>
+                <w:shd w:val="clear" w:color="auto" w:fill="C76B00"/>
+                <w:rtl/>
+              </w:rPr>
+              <w:t xml:space="preserve"> نشاط 04 </w:t>
             </w:r>
           </w:p>
           <w:p>
@@ -12557,9 +12979,11 @@
               <w:rPr>
                 <w:b/>
                 <w:bCs/>
-                <w:rtl/>
-              </w:rPr>
-              <w:t xml:space="preserve">[مناقشة النشاط]</w:t>
+                <w:color w:val="FFFFFF"/>
+                <w:shd w:val="clear" w:color="auto" w:fill="1F4E9C"/>
+                <w:rtl/>
+              </w:rPr>
+              <w:t xml:space="preserve"> مناقشة النشاط </w:t>
             </w:r>
           </w:p>
           <w:p>
@@ -12680,11 +13104,17 @@
                 </m:fPr>
                 <m:num>
                   <m:r>
+                    <w:rPr>
+                      <w:color w:val="B3261E"/>
+                    </w:rPr>
                     <m:t>1</m:t>
                   </m:r>
                 </m:num>
                 <m:den>
                   <m:r>
+                    <w:rPr>
+                      <w:color w:val="B3261E"/>
+                    </w:rPr>
                     <m:t>2</m:t>
                   </m:r>
                 </m:den>
@@ -12762,11 +13192,17 @@
                 </m:fPr>
                 <m:num>
                   <m:r>
+                    <w:rPr>
+                      <w:color w:val="B3261E"/>
+                    </w:rPr>
                     <m:t>1</m:t>
                   </m:r>
                 </m:num>
                 <m:den>
                   <m:r>
+                    <w:rPr>
+                      <w:color w:val="B3261E"/>
+                    </w:rPr>
                     <m:t>3</m:t>
                   </m:r>
                 </m:den>
@@ -13209,11 +13645,17 @@
                 </m:fPr>
                 <m:num>
                   <m:r>
+                    <w:rPr>
+                      <w:color w:val="B3261E"/>
+                    </w:rPr>
                     <m:t>5</m:t>
                   </m:r>
                 </m:num>
                 <m:den>
                   <m:r>
+                    <w:rPr>
+                      <w:color w:val="B3261E"/>
+                    </w:rPr>
                     <m:t>2</m:t>
                   </m:r>
                 </m:den>
@@ -13290,9 +13732,11 @@
               <w:rPr>
                 <w:b/>
                 <w:bCs/>
-                <w:rtl/>
-              </w:rPr>
-              <w:t xml:space="preserve">[خاصية]</w:t>
+                <w:color w:val="FFFFFF"/>
+                <w:shd w:val="clear" w:color="auto" w:fill="B3261E"/>
+                <w:rtl/>
+              </w:rPr>
+              <w:t xml:space="preserve"> خاصية </w:t>
             </w:r>
           </w:p>
           <w:p>
@@ -13482,11 +13926,17 @@
                 </m:naryPr>
                 <m:sub>
                   <m:r>
+                    <w:rPr>
+                      <w:color w:val="B3261E"/>
+                    </w:rPr>
                     <m:t>a</m:t>
                   </m:r>
                 </m:sub>
                 <m:sup>
                   <m:r>
+                    <w:rPr>
+                      <w:color w:val="B3261E"/>
+                    </w:rPr>
                     <m:t>b</m:t>
                   </m:r>
                 </m:sup>
@@ -13500,21 +13950,36 @@
                     </m:dPr>
                     <m:e>
                       <m:r>
+                        <w:rPr>
+                          <w:color w:val="B3261E"/>
+                        </w:rPr>
                         <m:t>α</m:t>
                       </m:r>
                       <m:r>
+                        <w:rPr>
+                          <w:color w:val="B3261E"/>
+                        </w:rPr>
                         <m:t>f</m:t>
                       </m:r>
                       <m:r>
                         <m:rPr>
                           <m:sty m:val="p"/>
                         </m:rPr>
+                        <w:rPr>
+                          <w:color w:val="B3261E"/>
+                        </w:rPr>
                         <m:t>+</m:t>
                       </m:r>
                       <m:r>
+                        <w:rPr>
+                          <w:color w:val="B3261E"/>
+                        </w:rPr>
                         <m:t>β</m:t>
                       </m:r>
                       <m:r>
+                        <w:rPr>
+                          <w:color w:val="B3261E"/>
+                        </w:rPr>
                         <m:t>g</m:t>
                       </m:r>
                     </m:e>
@@ -13525,9 +13990,15 @@
                 <m:rPr>
                   <m:sty m:val="p"/>
                 </m:rPr>
+                <w:rPr>
+                  <w:color w:val="B3261E"/>
+                </w:rPr>
                 <m:t>=</m:t>
               </m:r>
               <m:r>
+                <w:rPr>
+                  <w:color w:val="B3261E"/>
+                </w:rPr>
                 <m:t>α</m:t>
               </m:r>
               <m:nary>
@@ -13539,16 +14010,25 @@
                 </m:naryPr>
                 <m:sub>
                   <m:r>
+                    <w:rPr>
+                      <w:color w:val="B3261E"/>
+                    </w:rPr>
                     <m:t>a</m:t>
                   </m:r>
                 </m:sub>
                 <m:sup>
                   <m:r>
+                    <w:rPr>
+                      <w:color w:val="B3261E"/>
+                    </w:rPr>
                     <m:t>b</m:t>
                   </m:r>
                 </m:sup>
                 <m:e>
                   <m:r>
+                    <w:rPr>
+                      <w:color w:val="B3261E"/>
+                    </w:rPr>
                     <m:t>f</m:t>
                   </m:r>
                 </m:e>
@@ -13557,9 +14037,15 @@
                 <m:rPr>
                   <m:sty m:val="p"/>
                 </m:rPr>
+                <w:rPr>
+                  <w:color w:val="B3261E"/>
+                </w:rPr>
                 <m:t>+</m:t>
               </m:r>
               <m:r>
+                <w:rPr>
+                  <w:color w:val="B3261E"/>
+                </w:rPr>
                 <m:t>β</m:t>
               </m:r>
               <m:nary>
@@ -13571,16 +14057,25 @@
                 </m:naryPr>
                 <m:sub>
                   <m:r>
+                    <w:rPr>
+                      <w:color w:val="B3261E"/>
+                    </w:rPr>
                     <m:t>a</m:t>
                   </m:r>
                 </m:sub>
                 <m:sup>
                   <m:r>
+                    <w:rPr>
+                      <w:color w:val="B3261E"/>
+                    </w:rPr>
                     <m:t>b</m:t>
                   </m:r>
                 </m:sup>
                 <m:e>
                   <m:r>
+                    <w:rPr>
+                      <w:color w:val="B3261E"/>
+                    </w:rPr>
                     <m:t>g</m:t>
                   </m:r>
                 </m:e>
@@ -13642,16 +14137,25 @@
                 </m:naryPr>
                 <m:sub>
                   <m:r>
+                    <w:rPr>
+                      <w:color w:val="B3261E"/>
+                    </w:rPr>
                     <m:t>a</m:t>
                   </m:r>
                 </m:sub>
                 <m:sup>
                   <m:r>
+                    <w:rPr>
+                      <w:color w:val="B3261E"/>
+                    </w:rPr>
                     <m:t>c</m:t>
                   </m:r>
                 </m:sup>
                 <m:e>
                   <m:r>
+                    <w:rPr>
+                      <w:color w:val="B3261E"/>
+                    </w:rPr>
                     <m:t>f</m:t>
                   </m:r>
                 </m:e>
@@ -13660,6 +14164,9 @@
                 <m:rPr>
                   <m:sty m:val="p"/>
                 </m:rPr>
+                <w:rPr>
+                  <w:color w:val="B3261E"/>
+                </w:rPr>
                 <m:t>=</m:t>
               </m:r>
               <m:nary>
@@ -13671,16 +14178,25 @@
                 </m:naryPr>
                 <m:sub>
                   <m:r>
+                    <w:rPr>
+                      <w:color w:val="B3261E"/>
+                    </w:rPr>
                     <m:t>a</m:t>
                   </m:r>
                 </m:sub>
                 <m:sup>
                   <m:r>
+                    <w:rPr>
+                      <w:color w:val="B3261E"/>
+                    </w:rPr>
                     <m:t>b</m:t>
                   </m:r>
                 </m:sup>
                 <m:e>
                   <m:r>
+                    <w:rPr>
+                      <w:color w:val="B3261E"/>
+                    </w:rPr>
                     <m:t>f</m:t>
                   </m:r>
                 </m:e>
@@ -13689,6 +14205,9 @@
                 <m:rPr>
                   <m:sty m:val="p"/>
                 </m:rPr>
+                <w:rPr>
+                  <w:color w:val="B3261E"/>
+                </w:rPr>
                 <m:t>+</m:t>
               </m:r>
               <m:nary>
@@ -13700,16 +14219,25 @@
                 </m:naryPr>
                 <m:sub>
                   <m:r>
+                    <w:rPr>
+                      <w:color w:val="B3261E"/>
+                    </w:rPr>
                     <m:t>b</m:t>
                   </m:r>
                 </m:sub>
                 <m:sup>
                   <m:r>
+                    <w:rPr>
+                      <w:color w:val="B3261E"/>
+                    </w:rPr>
                     <m:t>c</m:t>
                   </m:r>
                 </m:sup>
                 <m:e>
                   <m:r>
+                    <w:rPr>
+                      <w:color w:val="B3261E"/>
+                    </w:rPr>
                     <m:t>f</m:t>
                   </m:r>
                 </m:e>
@@ -13989,9 +14517,11 @@
               <w:rPr>
                 <w:b/>
                 <w:bCs/>
-                <w:rtl/>
-              </w:rPr>
-              <w:t xml:space="preserve">[القيمة المتوسطة]</w:t>
+                <w:color w:val="FFFFFF"/>
+                <w:shd w:val="clear" w:color="auto" w:fill="1F4E9C"/>
+                <w:rtl/>
+              </w:rPr>
+              <w:t xml:space="preserve"> القيمة المتوسطة </w:t>
             </w:r>
             <w:r>
               <w:rPr>
@@ -14001,12 +14531,18 @@
             </w:r>
             <m:oMath>
               <m:r>
+                <w:rPr>
+                  <w:color w:val="B3261E"/>
+                </w:rPr>
                 <m:t>μ</m:t>
               </m:r>
               <m:r>
                 <m:rPr>
                   <m:sty m:val="p"/>
                 </m:rPr>
+                <w:rPr>
+                  <w:color w:val="B3261E"/>
+                </w:rPr>
                 <m:t>=</m:t>
               </m:r>
               <m:f>
@@ -14015,20 +14551,32 @@
                 </m:fPr>
                 <m:num>
                   <m:r>
+                    <w:rPr>
+                      <w:color w:val="B3261E"/>
+                    </w:rPr>
                     <m:t>1</m:t>
                   </m:r>
                 </m:num>
                 <m:den>
                   <m:r>
+                    <w:rPr>
+                      <w:color w:val="B3261E"/>
+                    </w:rPr>
                     <m:t>b</m:t>
                   </m:r>
                   <m:r>
                     <m:rPr>
                       <m:sty m:val="p"/>
                     </m:rPr>
+                    <w:rPr>
+                      <w:color w:val="B3261E"/>
+                    </w:rPr>
                     <m:t>−</m:t>
                   </m:r>
                   <m:r>
+                    <w:rPr>
+                      <w:color w:val="B3261E"/>
+                    </w:rPr>
                     <m:t>a</m:t>
                   </m:r>
                 </m:den>
@@ -14042,16 +14590,25 @@
                 </m:naryPr>
                 <m:sub>
                   <m:r>
+                    <w:rPr>
+                      <w:color w:val="B3261E"/>
+                    </w:rPr>
                     <m:t>a</m:t>
                   </m:r>
                 </m:sub>
                 <m:sup>
                   <m:r>
+                    <w:rPr>
+                      <w:color w:val="B3261E"/>
+                    </w:rPr>
                     <m:t>b</m:t>
                   </m:r>
                 </m:sup>
                 <m:e>
                   <m:r>
+                    <w:rPr>
+                      <w:color w:val="B3261E"/>
+                    </w:rPr>
                     <m:t>f</m:t>
                   </m:r>
                 </m:e>
@@ -14065,17 +14622,29 @@
                 </m:dPr>
                 <m:e>
                   <m:r>
+                    <w:rPr>
+                      <w:color w:val="B3261E"/>
+                    </w:rPr>
                     <m:t>x</m:t>
                   </m:r>
                 </m:e>
               </m:d>
               <m:r>
+                <w:rPr>
+                  <w:color w:val="B3261E"/>
+                </w:rPr>
                 <m:t> </m:t>
               </m:r>
               <m:r>
+                <w:rPr>
+                  <w:color w:val="B3261E"/>
+                </w:rPr>
                 <m:t>d</m:t>
               </m:r>
               <m:r>
+                <w:rPr>
+                  <w:color w:val="B3261E"/>
+                </w:rPr>
                 <m:t>x</m:t>
               </m:r>
             </m:oMath>
@@ -14139,9 +14708,11 @@
               <w:rPr>
                 <w:b/>
                 <w:bCs/>
-                <w:rtl/>
-              </w:rPr>
-              <w:t xml:space="preserve">[مثال]</w:t>
+                <w:color w:val="FFFFFF"/>
+                <w:shd w:val="clear" w:color="auto" w:fill="C76B00"/>
+                <w:rtl/>
+              </w:rPr>
+              <w:t xml:space="preserve"> مثال </w:t>
             </w:r>
             <w:r>
               <w:rPr>
@@ -14363,6 +14934,9 @@
                 <m:t>=</m:t>
               </m:r>
               <m:r>
+                <w:rPr>
+                  <w:color w:val="B3261E"/>
+                </w:rPr>
                 <m:t>40</m:t>
               </m:r>
             </m:oMath>
@@ -14426,9 +15000,11 @@
               <w:rPr>
                 <w:b/>
                 <w:bCs/>
-                <w:rtl/>
-              </w:rPr>
-              <w:t xml:space="preserve">[حذار]</w:t>
+                <w:color w:val="FFFFFF"/>
+                <w:shd w:val="clear" w:color="auto" w:fill="B3261E"/>
+                <w:rtl/>
+              </w:rPr>
+              <w:t xml:space="preserve"> حذار </w:t>
             </w:r>
             <w:r>
               <w:rPr>
@@ -14527,9 +15103,11 @@
               <w:rPr>
                 <w:b/>
                 <w:bCs/>
-                <w:rtl/>
-              </w:rPr>
-              <w:t xml:space="preserve">[تمرين تطبيقي]</w:t>
+                <w:color w:val="FFFFFF"/>
+                <w:shd w:val="clear" w:color="auto" w:fill="6A1B9A"/>
+                <w:rtl/>
+              </w:rPr>
+              <w:t xml:space="preserve"> تمرين تطبيقي </w:t>
             </w:r>
           </w:p>
           <w:p>
@@ -14834,9 +15412,11 @@
               <w:rPr>
                 <w:b/>
                 <w:bCs/>
-                <w:rtl/>
-              </w:rPr>
-              <w:t xml:space="preserve">[حل التمرين التطبيقي]</w:t>
+                <w:color w:val="FFFFFF"/>
+                <w:shd w:val="clear" w:color="auto" w:fill="C76B00"/>
+                <w:rtl/>
+              </w:rPr>
+              <w:t xml:space="preserve"> حل التمرين التطبيقي </w:t>
             </w:r>
           </w:p>
           <w:p>
@@ -14980,6 +15560,9 @@
                 <m:t>=</m:t>
               </m:r>
               <m:r>
+                <w:rPr>
+                  <w:color w:val="B3261E"/>
+                </w:rPr>
                 <m:t>2</m:t>
               </m:r>
             </m:oMath>
@@ -15059,6 +15642,9 @@
                 <m:t>=</m:t>
               </m:r>
               <m:r>
+                <w:rPr>
+                  <w:color w:val="B3261E"/>
+                </w:rPr>
                 <m:t>1</m:t>
               </m:r>
             </m:oMath>
@@ -15622,10 +16208,10 @@
         <w:tblLook w:firstRow="0" w:lastRow="0" w:firstColumn="0" w:lastColumn="0" w:noHBand="0" w:noVBand="0" w:val="0000"/>
       </w:tblPr>
       <w:tblGrid>
-        <w:gridCol w:w="1084"/>
-        <w:gridCol w:w="591"/>
-        <w:gridCol w:w="7004"/>
-        <w:gridCol w:w="1183"/>
+        <w:gridCol w:w="1281"/>
+        <w:gridCol w:w="690"/>
+        <w:gridCol w:w="6511"/>
+        <w:gridCol w:w="1380"/>
       </w:tblGrid>
       <w:tr>
         <w:tc>
@@ -15929,9 +16515,11 @@
               <w:rPr>
                 <w:b/>
                 <w:bCs/>
-                <w:rtl/>
-              </w:rPr>
-              <w:t xml:space="preserve">[نشاط 05]</w:t>
+                <w:color w:val="FFFFFF"/>
+                <w:shd w:val="clear" w:color="auto" w:fill="C76B00"/>
+                <w:rtl/>
+              </w:rPr>
+              <w:t xml:space="preserve"> نشاط 05 </w:t>
             </w:r>
             <w:r>
               <w:rPr>
@@ -16276,9 +16864,11 @@
               <w:rPr>
                 <w:b/>
                 <w:bCs/>
-                <w:rtl/>
-              </w:rPr>
-              <w:t xml:space="preserve">[مناقشة النشاط]</w:t>
+                <w:color w:val="FFFFFF"/>
+                <w:shd w:val="clear" w:color="auto" w:fill="1F4E9C"/>
+                <w:rtl/>
+              </w:rPr>
+              <w:t xml:space="preserve"> مناقشة النشاط </w:t>
             </w:r>
           </w:p>
           <w:p>
@@ -16400,11 +16990,17 @@
                 </m:fPr>
                 <m:num>
                   <m:r>
+                    <w:rPr>
+                      <w:color w:val="B3261E"/>
+                    </w:rPr>
                     <m:t>2</m:t>
                   </m:r>
                 </m:num>
                 <m:den>
                   <m:r>
+                    <w:rPr>
+                      <w:color w:val="B3261E"/>
+                    </w:rPr>
                     <m:t>3</m:t>
                   </m:r>
                 </m:den>
@@ -16596,16 +17192,11 @@
               <w:rPr>
                 <w:rtl/>
               </w:rPr>
-              <w:t xml:space="preserve">: الجزء تحت محور الفواصل «يُطرح» ، فالتكامل</w:t>
-            </w:r>
-            <w:r>
-              <w:rPr>
-                <w:rtl/>
-              </w:rPr>
-              <w:t xml:space="preserve"> </w:t>
-            </w:r>
-            <w:r>
-              <w:rPr>
+              <w:t xml:space="preserve">: الجزء تحت محور الفواصل «يُطرح» ، فالتكامل </w:t>
+            </w:r>
+            <w:r>
+              <w:rPr>
+                <w:color w:val="B3261E"/>
                 <w:rtl/>
               </w:rPr>
               <w:t xml:space="preserve">ليس</w:t>
@@ -16614,13 +17205,7 @@
               <w:rPr>
                 <w:rtl/>
               </w:rPr>
-              <w:t xml:space="preserve"> </w:t>
-            </w:r>
-            <w:r>
-              <w:rPr>
-                <w:rtl/>
-              </w:rPr>
-              <w:t xml:space="preserve">المساحة.</w:t>
+              <w:t xml:space="preserve"> المساحة.</w:t>
             </w:r>
           </w:p>
         </w:tc>
@@ -16687,9 +17272,11 @@
               <w:rPr>
                 <w:b/>
                 <w:bCs/>
-                <w:rtl/>
-              </w:rPr>
-              <w:t xml:space="preserve">[خاصية]</w:t>
+                <w:color w:val="FFFFFF"/>
+                <w:shd w:val="clear" w:color="auto" w:fill="B3261E"/>
+                <w:rtl/>
+              </w:rPr>
+              <w:t xml:space="preserve"> خاصية </w:t>
             </w:r>
           </w:p>
           <w:p>
@@ -16797,12 +17384,18 @@
                   <m:sty m:val="p"/>
                   <m:scr m:val="script"/>
                 </m:rPr>
+                <w:rPr>
+                  <w:color w:val="B3261E"/>
+                </w:rPr>
                 <m:t>A</m:t>
               </m:r>
               <m:r>
                 <m:rPr>
                   <m:sty m:val="p"/>
                 </m:rPr>
+                <w:rPr>
+                  <w:color w:val="B3261E"/>
+                </w:rPr>
                 <m:t>=</m:t>
               </m:r>
               <m:nary>
@@ -16814,16 +17407,25 @@
                 </m:naryPr>
                 <m:sub>
                   <m:r>
+                    <w:rPr>
+                      <w:color w:val="B3261E"/>
+                    </w:rPr>
                     <m:t>a</m:t>
                   </m:r>
                 </m:sub>
                 <m:sup>
                   <m:r>
+                    <w:rPr>
+                      <w:color w:val="B3261E"/>
+                    </w:rPr>
                     <m:t>b</m:t>
                   </m:r>
                 </m:sup>
                 <m:e>
                   <m:r>
+                    <w:rPr>
+                      <w:color w:val="B3261E"/>
+                    </w:rPr>
                     <m:t>f</m:t>
                   </m:r>
                 </m:e>
@@ -16837,17 +17439,29 @@
                 </m:dPr>
                 <m:e>
                   <m:r>
+                    <w:rPr>
+                      <w:color w:val="B3261E"/>
+                    </w:rPr>
                     <m:t>x</m:t>
                   </m:r>
                 </m:e>
               </m:d>
               <m:r>
+                <w:rPr>
+                  <w:color w:val="B3261E"/>
+                </w:rPr>
                 <m:t> </m:t>
               </m:r>
               <m:r>
+                <w:rPr>
+                  <w:color w:val="B3261E"/>
+                </w:rPr>
                 <m:t>d</m:t>
               </m:r>
               <m:r>
+                <w:rPr>
+                  <w:color w:val="B3261E"/>
+                </w:rPr>
                 <m:t>x</m:t>
               </m:r>
             </m:oMath>
@@ -16921,18 +17535,27 @@
                   <m:sty m:val="p"/>
                   <m:scr m:val="script"/>
                 </m:rPr>
+                <w:rPr>
+                  <w:color w:val="B3261E"/>
+                </w:rPr>
                 <m:t>A</m:t>
               </m:r>
               <m:r>
                 <m:rPr>
                   <m:sty m:val="p"/>
                 </m:rPr>
+                <w:rPr>
+                  <w:color w:val="B3261E"/>
+                </w:rPr>
                 <m:t>=</m:t>
               </m:r>
               <m:r>
                 <m:rPr>
                   <m:sty m:val="p"/>
                 </m:rPr>
+                <w:rPr>
+                  <w:color w:val="B3261E"/>
+                </w:rPr>
                 <m:t>−</m:t>
               </m:r>
               <m:nary>
@@ -16944,16 +17567,25 @@
                 </m:naryPr>
                 <m:sub>
                   <m:r>
+                    <w:rPr>
+                      <w:color w:val="B3261E"/>
+                    </w:rPr>
                     <m:t>a</m:t>
                   </m:r>
                 </m:sub>
                 <m:sup>
                   <m:r>
+                    <w:rPr>
+                      <w:color w:val="B3261E"/>
+                    </w:rPr>
                     <m:t>b</m:t>
                   </m:r>
                 </m:sup>
                 <m:e>
                   <m:r>
+                    <w:rPr>
+                      <w:color w:val="B3261E"/>
+                    </w:rPr>
                     <m:t>f</m:t>
                   </m:r>
                 </m:e>
@@ -16967,17 +17599,29 @@
                 </m:dPr>
                 <m:e>
                   <m:r>
+                    <w:rPr>
+                      <w:color w:val="B3261E"/>
+                    </w:rPr>
                     <m:t>x</m:t>
                   </m:r>
                 </m:e>
               </m:d>
               <m:r>
+                <w:rPr>
+                  <w:color w:val="B3261E"/>
+                </w:rPr>
                 <m:t> </m:t>
               </m:r>
               <m:r>
+                <w:rPr>
+                  <w:color w:val="B3261E"/>
+                </w:rPr>
                 <m:t>d</m:t>
               </m:r>
               <m:r>
+                <w:rPr>
+                  <w:color w:val="B3261E"/>
+                </w:rPr>
                 <m:t>x</m:t>
               </m:r>
             </m:oMath>
@@ -17075,9 +17719,11 @@
               <w:rPr>
                 <w:b/>
                 <w:bCs/>
-                <w:rtl/>
-              </w:rPr>
-              <w:t xml:space="preserve">[طريقة]</w:t>
+                <w:color w:val="FFFFFF"/>
+                <w:shd w:val="clear" w:color="auto" w:fill="6A1B9A"/>
+                <w:rtl/>
+              </w:rPr>
+              <w:t xml:space="preserve"> طريقة </w:t>
             </w:r>
             <w:r>
               <w:rPr>
@@ -17182,9 +17828,11 @@
               <w:rPr>
                 <w:b/>
                 <w:bCs/>
-                <w:rtl/>
-              </w:rPr>
-              <w:t xml:space="preserve">[مثال]</w:t>
+                <w:color w:val="FFFFFF"/>
+                <w:shd w:val="clear" w:color="auto" w:fill="C76B00"/>
+                <w:rtl/>
+              </w:rPr>
+              <w:t xml:space="preserve"> مثال </w:t>
             </w:r>
             <w:r>
               <w:rPr>
@@ -17297,7 +17945,7 @@
               </w:rPr>
               <w:drawing>
                 <wp:inline>
-                  <wp:extent cx="3426604" cy="401900"/>
+                  <wp:extent cx="4038656" cy="1006771"/>
                   <wp:docPr id="4" name="Picture 4"/>
                   <wp:cNvGraphicFramePr>
                     <a:graphicFrameLocks noChangeAspect="1"/>
@@ -17306,7 +17954,7 @@
                     <a:graphicData uri="http://schemas.openxmlformats.org/drawingml/2006/picture">
                       <pic:pic>
                         <pic:nvPicPr>
-                          <pic:cNvPr id="0" name="032f148129854928.png"/>
+                          <pic:cNvPr id="0" name="5a40ed90495f6c48.png"/>
                           <pic:cNvPicPr/>
                         </pic:nvPicPr>
                         <pic:blipFill>
@@ -17318,7 +17966,7 @@
                         <pic:spPr>
                           <a:xfrm>
                             <a:off x="0" y="0"/>
-                            <a:ext cx="3426604" cy="401900"/>
+                            <a:ext cx="4038656" cy="1006771"/>
                           </a:xfrm>
                           <a:prstGeom prst="rect"/>
                         </pic:spPr>
@@ -17607,11 +18255,17 @@
                 </m:fPr>
                 <m:num>
                   <m:r>
+                    <w:rPr>
+                      <w:color w:val="B3261E"/>
+                    </w:rPr>
                     <m:t>2</m:t>
                   </m:r>
                 </m:num>
                 <m:den>
                   <m:r>
+                    <w:rPr>
+                      <w:color w:val="B3261E"/>
+                    </w:rPr>
                     <m:t>3</m:t>
                   </m:r>
                 </m:den>
@@ -17818,11 +18472,17 @@
                 </m:fPr>
                 <m:num>
                   <m:r>
+                    <w:rPr>
+                      <w:color w:val="B3261E"/>
+                    </w:rPr>
                     <m:t>4</m:t>
                   </m:r>
                 </m:num>
                 <m:den>
                   <m:r>
+                    <w:rPr>
+                      <w:color w:val="B3261E"/>
+                    </w:rPr>
                     <m:t>3</m:t>
                   </m:r>
                 </m:den>
@@ -17913,9 +18573,15 @@
                 <m:t>=</m:t>
               </m:r>
               <m:r>
+                <w:rPr>
+                  <w:color w:val="B3261E"/>
+                </w:rPr>
                 <m:t>2</m:t>
               </m:r>
               <m:r>
+                <w:rPr>
+                  <w:color w:val="B3261E"/>
+                </w:rPr>
                 <m:t> </m:t>
               </m:r>
               <m:r>
@@ -17923,6 +18589,9 @@
                   <m:nor/>
                   <m:sty m:val="p"/>
                 </m:rPr>
+                <w:rPr>
+                  <w:color w:val="B3261E"/>
+                </w:rPr>
                 <m:t>u.a</m:t>
               </m:r>
             </m:oMath>
@@ -17986,9 +18655,11 @@
               <w:rPr>
                 <w:b/>
                 <w:bCs/>
-                <w:rtl/>
-              </w:rPr>
-              <w:t xml:space="preserve">[حذار]</w:t>
+                <w:color w:val="FFFFFF"/>
+                <w:shd w:val="clear" w:color="auto" w:fill="B3261E"/>
+                <w:rtl/>
+              </w:rPr>
+              <w:t xml:space="preserve"> حذار </w:t>
             </w:r>
             <w:r>
               <w:rPr>
@@ -18238,9 +18909,11 @@
               <w:rPr>
                 <w:b/>
                 <w:bCs/>
-                <w:rtl/>
-              </w:rPr>
-              <w:t xml:space="preserve">[تمرين تطبيقي]</w:t>
+                <w:color w:val="FFFFFF"/>
+                <w:shd w:val="clear" w:color="auto" w:fill="6A1B9A"/>
+                <w:rtl/>
+              </w:rPr>
+              <w:t xml:space="preserve"> تمرين تطبيقي </w:t>
             </w:r>
           </w:p>
           <w:p>
@@ -18445,9 +19118,11 @@
               <w:rPr>
                 <w:b/>
                 <w:bCs/>
-                <w:rtl/>
-              </w:rPr>
-              <w:t xml:space="preserve">[حل التمرين التطبيقي]</w:t>
+                <w:color w:val="FFFFFF"/>
+                <w:shd w:val="clear" w:color="auto" w:fill="C76B00"/>
+                <w:rtl/>
+              </w:rPr>
+              <w:t xml:space="preserve"> حل التمرين التطبيقي </w:t>
             </w:r>
           </w:p>
           <w:p>
@@ -18548,7 +19223,7 @@
               </w:rPr>
               <w:drawing>
                 <wp:inline>
-                  <wp:extent cx="3426604" cy="343635"/>
+                  <wp:extent cx="4038656" cy="1077801"/>
                   <wp:docPr id="6" name="Picture 6"/>
                   <wp:cNvGraphicFramePr>
                     <a:graphicFrameLocks noChangeAspect="1"/>
@@ -18557,7 +19232,7 @@
                     <a:graphicData uri="http://schemas.openxmlformats.org/drawingml/2006/picture">
                       <pic:pic>
                         <pic:nvPicPr>
-                          <pic:cNvPr id="0" name="ed1ef9c48498a50c.png"/>
+                          <pic:cNvPr id="0" name="22dcea62b7f641b8.png"/>
                           <pic:cNvPicPr/>
                         </pic:nvPicPr>
                         <pic:blipFill>
@@ -18569,7 +19244,7 @@
                         <pic:spPr>
                           <a:xfrm>
                             <a:off x="0" y="0"/>
-                            <a:ext cx="3426604" cy="343635"/>
+                            <a:ext cx="4038656" cy="1077801"/>
                           </a:xfrm>
                           <a:prstGeom prst="rect"/>
                         </pic:spPr>
@@ -18854,16 +19529,25 @@
                 </m:fPr>
                 <m:num>
                   <m:r>
+                    <w:rPr>
+                      <w:color w:val="B3261E"/>
+                    </w:rPr>
                     <m:t>32</m:t>
                   </m:r>
                 </m:num>
                 <m:den>
                   <m:r>
+                    <w:rPr>
+                      <w:color w:val="B3261E"/>
+                    </w:rPr>
                     <m:t>3</m:t>
                   </m:r>
                 </m:den>
               </m:f>
               <m:r>
+                <w:rPr>
+                  <w:color w:val="B3261E"/>
+                </w:rPr>
                 <m:t> </m:t>
               </m:r>
               <m:r>
@@ -18871,6 +19555,9 @@
                   <m:nor/>
                   <m:sty m:val="p"/>
                 </m:rPr>
+                <w:rPr>
+                  <w:color w:val="B3261E"/>
+                </w:rPr>
                 <m:t>u.a</m:t>
               </m:r>
             </m:oMath>
@@ -19434,10 +20121,10 @@
         <w:tblLook w:firstRow="0" w:lastRow="0" w:firstColumn="0" w:lastColumn="0" w:noHBand="0" w:noVBand="0" w:val="0000"/>
       </w:tblPr>
       <w:tblGrid>
-        <w:gridCol w:w="1084"/>
-        <w:gridCol w:w="591"/>
-        <w:gridCol w:w="7004"/>
-        <w:gridCol w:w="1183"/>
+        <w:gridCol w:w="1281"/>
+        <w:gridCol w:w="690"/>
+        <w:gridCol w:w="6511"/>
+        <w:gridCol w:w="1380"/>
       </w:tblGrid>
       <w:tr>
         <w:tc>
@@ -19661,9 +20348,11 @@
               <w:rPr>
                 <w:b/>
                 <w:bCs/>
-                <w:rtl/>
-              </w:rPr>
-              <w:t xml:space="preserve">[نشاط 06]</w:t>
+                <w:color w:val="FFFFFF"/>
+                <w:shd w:val="clear" w:color="auto" w:fill="C76B00"/>
+                <w:rtl/>
+              </w:rPr>
+              <w:t xml:space="preserve"> نشاط 06 </w:t>
             </w:r>
             <w:r>
               <w:rPr>
@@ -20019,9 +20708,11 @@
               <w:rPr>
                 <w:b/>
                 <w:bCs/>
-                <w:rtl/>
-              </w:rPr>
-              <w:t xml:space="preserve">[مناقشة النشاط]</w:t>
+                <w:color w:val="FFFFFF"/>
+                <w:shd w:val="clear" w:color="auto" w:fill="1F4E9C"/>
+                <w:rtl/>
+              </w:rPr>
+              <w:t xml:space="preserve"> مناقشة النشاط </w:t>
             </w:r>
           </w:p>
           <w:p>
@@ -20211,15 +20902,24 @@
             </w:r>
             <m:oMath>
               <m:r>
+                <w:rPr>
+                  <w:color w:val="B3261E"/>
+                </w:rPr>
                 <m:t>x</m:t>
               </m:r>
               <m:r>
                 <m:rPr>
                   <m:sty m:val="p"/>
                 </m:rPr>
+                <w:rPr>
+                  <w:color w:val="B3261E"/>
+                </w:rPr>
                 <m:t>=</m:t>
               </m:r>
               <m:r>
+                <w:rPr>
+                  <w:color w:val="B3261E"/>
+                </w:rPr>
                 <m:t>0</m:t>
               </m:r>
             </m:oMath>
@@ -20243,15 +20943,24 @@
             </w:r>
             <m:oMath>
               <m:r>
+                <w:rPr>
+                  <w:color w:val="B3261E"/>
+                </w:rPr>
                 <m:t>x</m:t>
               </m:r>
               <m:r>
                 <m:rPr>
                   <m:sty m:val="p"/>
                 </m:rPr>
+                <w:rPr>
+                  <w:color w:val="B3261E"/>
+                </w:rPr>
                 <m:t>=</m:t>
               </m:r>
               <m:r>
+                <w:rPr>
+                  <w:color w:val="B3261E"/>
+                </w:rPr>
                 <m:t>3</m:t>
               </m:r>
             </m:oMath>
@@ -20447,6 +21156,7 @@
             </w:r>
             <w:r>
               <w:rPr>
+                <w:color w:val="B3261E"/>
                 <w:rtl/>
               </w:rPr>
               <w:t xml:space="preserve">فوق</w:t>
@@ -20553,9 +21263,11 @@
               <w:rPr>
                 <w:b/>
                 <w:bCs/>
-                <w:rtl/>
-              </w:rPr>
-              <w:t xml:space="preserve">[خاصية]</w:t>
+                <w:color w:val="FFFFFF"/>
+                <w:shd w:val="clear" w:color="auto" w:fill="B3261E"/>
+                <w:rtl/>
+              </w:rPr>
+              <w:t xml:space="preserve"> خاصية </w:t>
             </w:r>
             <w:r>
               <w:rPr>
@@ -20643,12 +21355,18 @@
                   <m:sty m:val="p"/>
                   <m:scr m:val="script"/>
                 </m:rPr>
+                <w:rPr>
+                  <w:color w:val="B3261E"/>
+                </w:rPr>
                 <m:t>A</m:t>
               </m:r>
               <m:r>
                 <m:rPr>
                   <m:sty m:val="p"/>
                 </m:rPr>
+                <w:rPr>
+                  <w:color w:val="B3261E"/>
+                </w:rPr>
                 <m:t>=</m:t>
               </m:r>
               <m:nary>
@@ -20660,11 +21378,17 @@
                 </m:naryPr>
                 <m:sub>
                   <m:r>
+                    <w:rPr>
+                      <w:color w:val="B3261E"/>
+                    </w:rPr>
                     <m:t>a</m:t>
                   </m:r>
                 </m:sub>
                 <m:sup>
                   <m:r>
+                    <w:rPr>
+                      <w:color w:val="B3261E"/>
+                    </w:rPr>
                     <m:t>b</m:t>
                   </m:r>
                 </m:sup>
@@ -20678,6 +21402,9 @@
                     </m:dPr>
                     <m:e>
                       <m:r>
+                        <w:rPr>
+                          <w:color w:val="B3261E"/>
+                        </w:rPr>
                         <m:t>f</m:t>
                       </m:r>
                       <m:d>
@@ -20689,6 +21416,9 @@
                         </m:dPr>
                         <m:e>
                           <m:r>
+                            <w:rPr>
+                              <w:color w:val="B3261E"/>
+                            </w:rPr>
                             <m:t>x</m:t>
                           </m:r>
                         </m:e>
@@ -20697,9 +21427,15 @@
                         <m:rPr>
                           <m:sty m:val="p"/>
                         </m:rPr>
+                        <w:rPr>
+                          <w:color w:val="B3261E"/>
+                        </w:rPr>
                         <m:t>−</m:t>
                       </m:r>
                       <m:r>
+                        <w:rPr>
+                          <w:color w:val="B3261E"/>
+                        </w:rPr>
                         <m:t>g</m:t>
                       </m:r>
                       <m:d>
@@ -20711,6 +21447,9 @@
                         </m:dPr>
                         <m:e>
                           <m:r>
+                            <w:rPr>
+                              <w:color w:val="B3261E"/>
+                            </w:rPr>
                             <m:t>x</m:t>
                           </m:r>
                         </m:e>
@@ -20720,12 +21459,21 @@
                 </m:e>
               </m:nary>
               <m:r>
+                <w:rPr>
+                  <w:color w:val="B3261E"/>
+                </w:rPr>
                 <m:t> </m:t>
               </m:r>
               <m:r>
+                <w:rPr>
+                  <w:color w:val="B3261E"/>
+                </w:rPr>
                 <m:t>d</m:t>
               </m:r>
               <m:r>
+                <w:rPr>
+                  <w:color w:val="B3261E"/>
+                </w:rPr>
                 <m:t>x</m:t>
               </m:r>
             </m:oMath>
@@ -20797,9 +21545,11 @@
               <w:rPr>
                 <w:b/>
                 <w:bCs/>
-                <w:rtl/>
-              </w:rPr>
-              <w:t xml:space="preserve">[طريقة]</w:t>
+                <w:color w:val="FFFFFF"/>
+                <w:shd w:val="clear" w:color="auto" w:fill="6A1B9A"/>
+                <w:rtl/>
+              </w:rPr>
+              <w:t xml:space="preserve"> طريقة </w:t>
             </w:r>
             <w:r>
               <w:rPr>
@@ -20892,9 +21642,11 @@
               <w:rPr>
                 <w:b/>
                 <w:bCs/>
-                <w:rtl/>
-              </w:rPr>
-              <w:t xml:space="preserve">[مثال]</w:t>
+                <w:color w:val="FFFFFF"/>
+                <w:shd w:val="clear" w:color="auto" w:fill="C76B00"/>
+                <w:rtl/>
+              </w:rPr>
+              <w:t xml:space="preserve"> مثال </w:t>
             </w:r>
           </w:p>
           <w:p>
@@ -20908,7 +21660,7 @@
               </w:rPr>
               <w:drawing>
                 <wp:inline>
-                  <wp:extent cx="3426604" cy="343635"/>
+                  <wp:extent cx="4038656" cy="912621"/>
                   <wp:docPr id="8" name="Picture 8"/>
                   <wp:cNvGraphicFramePr>
                     <a:graphicFrameLocks noChangeAspect="1"/>
@@ -20917,7 +21669,7 @@
                     <a:graphicData uri="http://schemas.openxmlformats.org/drawingml/2006/picture">
                       <pic:pic>
                         <pic:nvPicPr>
-                          <pic:cNvPr id="0" name="554696730c317217.png"/>
+                          <pic:cNvPr id="0" name="856149f0080230b8.png"/>
                           <pic:cNvPicPr/>
                         </pic:nvPicPr>
                         <pic:blipFill>
@@ -20929,7 +21681,7 @@
                         <pic:spPr>
                           <a:xfrm>
                             <a:off x="0" y="0"/>
-                            <a:ext cx="3426604" cy="343635"/>
+                            <a:ext cx="4038656" cy="912621"/>
                           </a:xfrm>
                           <a:prstGeom prst="rect"/>
                         </pic:spPr>
@@ -21212,16 +21964,25 @@
                 </m:fPr>
                 <m:num>
                   <m:r>
+                    <w:rPr>
+                      <w:color w:val="B3261E"/>
+                    </w:rPr>
                     <m:t>9</m:t>
                   </m:r>
                 </m:num>
                 <m:den>
                   <m:r>
+                    <w:rPr>
+                      <w:color w:val="B3261E"/>
+                    </w:rPr>
                     <m:t>2</m:t>
                   </m:r>
                 </m:den>
               </m:f>
               <m:r>
+                <w:rPr>
+                  <w:color w:val="B3261E"/>
+                </w:rPr>
                 <m:t> </m:t>
               </m:r>
               <m:r>
@@ -21229,6 +21990,9 @@
                   <m:nor/>
                   <m:sty m:val="p"/>
                 </m:rPr>
+                <w:rPr>
+                  <w:color w:val="B3261E"/>
+                </w:rPr>
                 <m:t>u.a</m:t>
               </m:r>
             </m:oMath>
@@ -21292,9 +22056,11 @@
               <w:rPr>
                 <w:b/>
                 <w:bCs/>
-                <w:rtl/>
-              </w:rPr>
-              <w:t xml:space="preserve">[حذار]</w:t>
+                <w:color w:val="FFFFFF"/>
+                <w:shd w:val="clear" w:color="auto" w:fill="B3261E"/>
+                <w:rtl/>
+              </w:rPr>
+              <w:t xml:space="preserve"> حذار </w:t>
             </w:r>
             <w:r>
               <w:rPr>
@@ -21367,9 +22133,11 @@
               <w:rPr>
                 <w:b/>
                 <w:bCs/>
-                <w:rtl/>
-              </w:rPr>
-              <w:t xml:space="preserve">[تمرين تطبيقي]</w:t>
+                <w:color w:val="FFFFFF"/>
+                <w:shd w:val="clear" w:color="auto" w:fill="6A1B9A"/>
+                <w:rtl/>
+              </w:rPr>
+              <w:t xml:space="preserve"> تمرين تطبيقي </w:t>
             </w:r>
           </w:p>
           <w:p>
@@ -21514,9 +22282,11 @@
               <w:rPr>
                 <w:b/>
                 <w:bCs/>
-                <w:rtl/>
-              </w:rPr>
-              <w:t xml:space="preserve">[حل التمرين التطبيقي]</w:t>
+                <w:color w:val="FFFFFF"/>
+                <w:shd w:val="clear" w:color="auto" w:fill="C76B00"/>
+                <w:rtl/>
+              </w:rPr>
+              <w:t xml:space="preserve"> حل التمرين التطبيقي </w:t>
             </w:r>
           </w:p>
           <w:p>
@@ -21644,15 +22414,24 @@
             </w:r>
             <m:oMath>
               <m:r>
+                <w:rPr>
+                  <w:color w:val="B3261E"/>
+                </w:rPr>
                 <m:t>x</m:t>
               </m:r>
               <m:r>
                 <m:rPr>
                   <m:sty m:val="p"/>
                 </m:rPr>
+                <w:rPr>
+                  <w:color w:val="B3261E"/>
+                </w:rPr>
                 <m:t>=</m:t>
               </m:r>
               <m:r>
+                <w:rPr>
+                  <w:color w:val="B3261E"/>
+                </w:rPr>
                 <m:t>0</m:t>
               </m:r>
             </m:oMath>
@@ -21676,15 +22455,24 @@
             </w:r>
             <m:oMath>
               <m:r>
+                <w:rPr>
+                  <w:color w:val="B3261E"/>
+                </w:rPr>
                 <m:t>x</m:t>
               </m:r>
               <m:r>
                 <m:rPr>
                   <m:sty m:val="p"/>
                 </m:rPr>
+                <w:rPr>
+                  <w:color w:val="B3261E"/>
+                </w:rPr>
                 <m:t>=</m:t>
               </m:r>
               <m:r>
+                <w:rPr>
+                  <w:color w:val="B3261E"/>
+                </w:rPr>
                 <m:t>2</m:t>
               </m:r>
             </m:oMath>
@@ -21732,7 +22520,7 @@
               </w:rPr>
               <w:drawing>
                 <wp:inline>
-                  <wp:extent cx="3426604" cy="343635"/>
+                  <wp:extent cx="4038656" cy="871326"/>
                   <wp:docPr id="10" name="Picture 10"/>
                   <wp:cNvGraphicFramePr>
                     <a:graphicFrameLocks noChangeAspect="1"/>
@@ -21741,7 +22529,7 @@
                     <a:graphicData uri="http://schemas.openxmlformats.org/drawingml/2006/picture">
                       <pic:pic>
                         <pic:nvPicPr>
-                          <pic:cNvPr id="0" name="eaee60c858588ed0.png"/>
+                          <pic:cNvPr id="0" name="487db140260e4d2b.png"/>
                           <pic:cNvPicPr/>
                         </pic:nvPicPr>
                         <pic:blipFill>
@@ -21753,7 +22541,7 @@
                         <pic:spPr>
                           <a:xfrm>
                             <a:off x="0" y="0"/>
-                            <a:ext cx="3426604" cy="343635"/>
+                            <a:ext cx="4038656" cy="871326"/>
                           </a:xfrm>
                           <a:prstGeom prst="rect"/>
                         </pic:spPr>
@@ -22017,16 +22805,25 @@
                 </m:fPr>
                 <m:num>
                   <m:r>
+                    <w:rPr>
+                      <w:color w:val="B3261E"/>
+                    </w:rPr>
                     <m:t>4</m:t>
                   </m:r>
                 </m:num>
                 <m:den>
                   <m:r>
+                    <w:rPr>
+                      <w:color w:val="B3261E"/>
+                    </w:rPr>
                     <m:t>3</m:t>
                   </m:r>
                 </m:den>
               </m:f>
               <m:r>
+                <w:rPr>
+                  <w:color w:val="B3261E"/>
+                </w:rPr>
                 <m:t> </m:t>
               </m:r>
               <m:r>
@@ -22034,6 +22831,9 @@
                   <m:nor/>
                   <m:sty m:val="p"/>
                 </m:rPr>
+                <w:rPr>
+                  <w:color w:val="B3261E"/>
+                </w:rPr>
                 <m:t>u.a</m:t>
               </m:r>
             </m:oMath>
@@ -22601,8 +23401,8 @@
     </w:pPr>
     <w:rPr>
       <w:rFonts w:ascii="Amiri" w:cs="Amiri" w:eastAsia="Amiri" w:hAnsi="Amiri"/>
-      <w:sz w:val="26"/>
-      <w:szCs w:val="26"/>
+      <w:sz w:val="28"/>
+      <w:szCs w:val="28"/>
       <w:lang w:bidi="ar-DZ" w:val="fr-FR"/>
     </w:rPr>
   </w:style>

--- a/documents/3as_ge/modhakirat/modhakira_wahda4_3as_ge.docx
+++ b/documents/3as_ge/modhakirat/modhakira_wahda4_3as_ge.docx
@@ -17945,7 +17945,7 @@
               </w:rPr>
               <w:drawing>
                 <wp:inline>
-                  <wp:extent cx="4038656" cy="1006771"/>
+                  <wp:extent cx="4038656" cy="1511449"/>
                   <wp:docPr id="4" name="Picture 4"/>
                   <wp:cNvGraphicFramePr>
                     <a:graphicFrameLocks noChangeAspect="1"/>
@@ -17954,7 +17954,7 @@
                     <a:graphicData uri="http://schemas.openxmlformats.org/drawingml/2006/picture">
                       <pic:pic>
                         <pic:nvPicPr>
-                          <pic:cNvPr id="0" name="5a40ed90495f6c48.png"/>
+                          <pic:cNvPr id="0" name="5f1f291988b60ae1.png"/>
                           <pic:cNvPicPr/>
                         </pic:nvPicPr>
                         <pic:blipFill>
@@ -17966,7 +17966,7 @@
                         <pic:spPr>
                           <a:xfrm>
                             <a:off x="0" y="0"/>
-                            <a:ext cx="4038656" cy="1006771"/>
+                            <a:ext cx="4038656" cy="1511449"/>
                           </a:xfrm>
                           <a:prstGeom prst="rect"/>
                         </pic:spPr>
@@ -19223,7 +19223,7 @@
               </w:rPr>
               <w:drawing>
                 <wp:inline>
-                  <wp:extent cx="4038656" cy="1077801"/>
+                  <wp:extent cx="4038656" cy="1509930"/>
                   <wp:docPr id="6" name="Picture 6"/>
                   <wp:cNvGraphicFramePr>
                     <a:graphicFrameLocks noChangeAspect="1"/>
@@ -19232,7 +19232,7 @@
                     <a:graphicData uri="http://schemas.openxmlformats.org/drawingml/2006/picture">
                       <pic:pic>
                         <pic:nvPicPr>
-                          <pic:cNvPr id="0" name="22dcea62b7f641b8.png"/>
+                          <pic:cNvPr id="0" name="e05832ad8fa737b6.png"/>
                           <pic:cNvPicPr/>
                         </pic:nvPicPr>
                         <pic:blipFill>
@@ -19244,7 +19244,7 @@
                         <pic:spPr>
                           <a:xfrm>
                             <a:off x="0" y="0"/>
-                            <a:ext cx="4038656" cy="1077801"/>
+                            <a:ext cx="4038656" cy="1509930"/>
                           </a:xfrm>
                           <a:prstGeom prst="rect"/>
                         </pic:spPr>
@@ -21660,7 +21660,7 @@
               </w:rPr>
               <w:drawing>
                 <wp:inline>
-                  <wp:extent cx="4038656" cy="912621"/>
+                  <wp:extent cx="4038656" cy="1509930"/>
                   <wp:docPr id="8" name="Picture 8"/>
                   <wp:cNvGraphicFramePr>
                     <a:graphicFrameLocks noChangeAspect="1"/>
@@ -21669,7 +21669,7 @@
                     <a:graphicData uri="http://schemas.openxmlformats.org/drawingml/2006/picture">
                       <pic:pic>
                         <pic:nvPicPr>
-                          <pic:cNvPr id="0" name="856149f0080230b8.png"/>
+                          <pic:cNvPr id="0" name="741db45c6b9da2d5.png"/>
                           <pic:cNvPicPr/>
                         </pic:nvPicPr>
                         <pic:blipFill>
@@ -21681,7 +21681,7 @@
                         <pic:spPr>
                           <a:xfrm>
                             <a:off x="0" y="0"/>
-                            <a:ext cx="4038656" cy="912621"/>
+                            <a:ext cx="4038656" cy="1509930"/>
                           </a:xfrm>
                           <a:prstGeom prst="rect"/>
                         </pic:spPr>
@@ -22506,7 +22506,137 @@
               <w:rPr>
                 <w:rtl/>
               </w:rPr>
-              <w:t xml:space="preserve">الوضع النسبي:</w:t>
+              <w:t xml:space="preserve">الوضع النسبي:نسمي</w:t>
+            </w:r>
+            <w:r>
+              <w:rPr>
+                <w:rtl/>
+              </w:rPr>
+              <w:t xml:space="preserve"> </w:t>
+            </w:r>
+            <m:oMath>
+              <m:d>
+                <m:dPr>
+                  <m:begChr m:val="("/>
+                  <m:endChr m:val=")"/>
+                  <m:sepChr m:val=""/>
+                  <m:grow/>
+                </m:dPr>
+                <m:e>
+                  <m:r>
+                    <m:t>Δ</m:t>
+                  </m:r>
+                </m:e>
+              </m:d>
+            </m:oMath>
+            <w:r>
+              <w:rPr>
+                <w:rtl/>
+              </w:rPr>
+              <w:t xml:space="preserve"> </w:t>
+            </w:r>
+            <w:r>
+              <w:rPr>
+                <w:rtl/>
+              </w:rPr>
+              <w:t xml:space="preserve">المستقيم</w:t>
+            </w:r>
+            <w:r>
+              <w:rPr>
+                <w:rtl/>
+              </w:rPr>
+              <w:t xml:space="preserve"> </w:t>
+            </w:r>
+            <m:oMath>
+              <m:r>
+                <m:t>y</m:t>
+              </m:r>
+              <m:r>
+                <m:rPr>
+                  <m:sty m:val="p"/>
+                </m:rPr>
+                <m:t>=</m:t>
+              </m:r>
+              <m:r>
+                <m:t>2</m:t>
+              </m:r>
+              <m:r>
+                <m:t>x</m:t>
+              </m:r>
+            </m:oMath>
+            <w:r>
+              <w:rPr>
+                <w:rtl/>
+              </w:rPr>
+              <w:t xml:space="preserve"> </w:t>
+            </w:r>
+            <w:r>
+              <w:rPr>
+                <w:rtl/>
+              </w:rPr>
+              <w:t xml:space="preserve">و</w:t>
+            </w:r>
+            <m:oMath>
+              <m:d>
+                <m:dPr>
+                  <m:begChr m:val="("/>
+                  <m:endChr m:val=")"/>
+                  <m:sepChr m:val=""/>
+                  <m:grow/>
+                </m:dPr>
+                <m:e>
+                  <m:r>
+                    <m:t>C</m:t>
+                  </m:r>
+                </m:e>
+              </m:d>
+            </m:oMath>
+            <w:r>
+              <w:rPr>
+                <w:rtl/>
+              </w:rPr>
+              <w:t xml:space="preserve"> </w:t>
+            </w:r>
+            <w:r>
+              <w:rPr>
+                <w:rtl/>
+              </w:rPr>
+              <w:t xml:space="preserve">المنحنى</w:t>
+            </w:r>
+            <w:r>
+              <w:rPr>
+                <w:rtl/>
+              </w:rPr>
+              <w:t xml:space="preserve"> </w:t>
+            </w:r>
+            <m:oMath>
+              <m:r>
+                <m:t>y</m:t>
+              </m:r>
+              <m:r>
+                <m:rPr>
+                  <m:sty m:val="p"/>
+                </m:rPr>
+                <m:t>=</m:t>
+              </m:r>
+              <m:sSup>
+                <m:e>
+                  <m:r>
+                    <m:t>x</m:t>
+                  </m:r>
+                </m:e>
+                <m:sup>
+                  <m:r>
+                    <m:t>2</m:t>
+                  </m:r>
+                </m:sup>
+              </m:sSup>
+            </m:oMath>
+            <w:r>
+              <w:rPr>
+                <w:rtl/>
+              </w:rPr>
+              <w:t xml:space="preserve">:</w:t>
             </w:r>
           </w:p>
           <w:p>
@@ -22520,7 +22650,7 @@
               </w:rPr>
               <w:drawing>
                 <wp:inline>
-                  <wp:extent cx="4038656" cy="871326"/>
+                  <wp:extent cx="4038656" cy="1509930"/>
                   <wp:docPr id="10" name="Picture 10"/>
                   <wp:cNvGraphicFramePr>
                     <a:graphicFrameLocks noChangeAspect="1"/>
@@ -22529,7 +22659,7 @@
                     <a:graphicData uri="http://schemas.openxmlformats.org/drawingml/2006/picture">
                       <pic:pic>
                         <pic:nvPicPr>
-                          <pic:cNvPr id="0" name="487db140260e4d2b.png"/>
+                          <pic:cNvPr id="0" name="91a07fbc861ddf6e.png"/>
                           <pic:cNvPicPr/>
                         </pic:nvPicPr>
                         <pic:blipFill>
@@ -22541,7 +22671,7 @@
                         <pic:spPr>
                           <a:xfrm>
                             <a:off x="0" y="0"/>
-                            <a:ext cx="4038656" cy="871326"/>
+                            <a:ext cx="4038656" cy="1509930"/>
                           </a:xfrm>
                           <a:prstGeom prst="rect"/>
                         </pic:spPr>
@@ -22563,7 +22693,7 @@
               </w:rPr>
               <w:drawing>
                 <wp:inline>
-                  <wp:extent cx="1705356" cy="1348740"/>
+                  <wp:extent cx="1842516" cy="1348740"/>
                   <wp:docPr id="11" name="Picture 11"/>
                   <wp:cNvGraphicFramePr>
                     <a:graphicFrameLocks noChangeAspect="1"/>
@@ -22572,7 +22702,7 @@
                     <a:graphicData uri="http://schemas.openxmlformats.org/drawingml/2006/picture">
                       <pic:pic>
                         <pic:nvPicPr>
-                          <pic:cNvPr id="0" name="168137401e6a1a47.png"/>
+                          <pic:cNvPr id="0" name="199847bc651e37de.png"/>
                           <pic:cNvPicPr/>
                         </pic:nvPicPr>
                         <pic:blipFill>
@@ -22584,7 +22714,7 @@
                         <pic:spPr>
                           <a:xfrm>
                             <a:off x="0" y="0"/>
-                            <a:ext cx="1705356" cy="1348740"/>
+                            <a:ext cx="1842516" cy="1348740"/>
                           </a:xfrm>
                           <a:prstGeom prst="rect"/>
                         </pic:spPr>
